--- a/docs/event-support-wording-and-logic.docx
+++ b/docs/event-support-wording-and-logic.docx
@@ -119,7 +119,7 @@
                 <w:sz w:val="17"/>
                 <w:szCs w:val="17"/>
               </w:rPr>
-              <w:t xml:space="preserve">2026-09-27.2 (MedTech Europe Code, September 2024)</w:t>
+              <w:t xml:space="preserve">2026-09-29.1 (MedTech Europe Code, September 2024)</w:t>
             </w:r>
           </w:p>
         </w:tc>
@@ -181,7 +181,7 @@
                 <w:sz w:val="17"/>
                 <w:szCs w:val="17"/>
               </w:rPr>
-              <w:t xml:space="preserve">27 September 2026, from branch claude/omnichecker-logic-export-j06d7e, commit 32066f70</w:t>
+              <w:t xml:space="preserve">29 September 2026, from branch claude/relaxed-bohr-k4agec</w:t>
             </w:r>
           </w:p>
         </w:tc>
@@ -487,7 +487,7 @@
         <w:spacing w:after="60" w:line="264"/>
       </w:pPr>
       <w:r>
-        <w:t xml:space="preserve">Comments in the margin point out 4 points to decide, found while preparing this copy. They are also listed in Appendix B.</w:t>
+        <w:t xml:space="preserve">Comments in the margin point out 3 points to decide, found while preparing this copy. They are also listed in Appendix B.</w:t>
       </w:r>
     </w:p>
     <w:p>
@@ -2683,6 +2683,19 @@
         <w:spacing w:after="60" w:line="264"/>
       </w:pPr>
       <w:r>
+        <w:t xml:space="preserve">A requirement the Code words with “should” is treated as not allowed in principle: a condition based on it is one that must be met. Only a requirement the Code itself calls a recommendation (such as training Third Party Intermediaries) allows for judgement.</w:t>
+      </w:r>
+    </w:p>
+    <w:p>
+      <w:pPr>
+        <w:pStyle w:val="ListParagraph"/>
+        <w:numPr>
+          <w:ilvl w:val="0"/>
+          <w:numId w:val="2"/>
+        </w:numPr>
+        <w:spacing w:after="60" w:line="264"/>
+      </w:pPr>
+      <w:r>
         <w:t xml:space="preserve">The facts about the Event are kept when the user switches to another activity; the answers that belong to one proposal are cleared (6.12).</w:t>
       </w:r>
     </w:p>
@@ -6361,7 +6374,7 @@
                 <w:sz w:val="17"/>
                 <w:szCs w:val="17"/>
               </w:rPr>
-              <w:t xml:space="preserve">Introduction, when Annex I does not classify the audience</w:t>
+              <w:t xml:space="preserve">Introduction, when facts that decide the need are still unknown</w:t>
             </w:r>
           </w:p>
         </w:tc>
@@ -6422,7 +6435,7 @@
                 <w:sz w:val="17"/>
                 <w:szCs w:val="17"/>
               </w:rPr>
-              <w:t xml:space="preserve">Introduction, for a national Event</w:t>
+              <w:t xml:space="preserve">Introduction, for a national Event (local HCPs only, or with HCPs from outside the Area)</w:t>
             </w:r>
           </w:p>
         </w:tc>
@@ -12507,7 +12520,7 @@
           <w:sz w:val="18"/>
           <w:szCs w:val="18"/>
         </w:rPr>
-        <w:t xml:space="preserve">“Yes” adds the Third Party Intermediary condition (</w:t>
+        <w:t xml:space="preserve">“Yes” adds the three Third Party Intermediary conditions (</w:t>
       </w:r>
       <w:r>
         <w:rPr>
@@ -12516,7 +12529,41 @@
           <w:sz w:val="16"/>
           <w:szCs w:val="16"/>
         </w:rPr>
-        <w:t xml:space="preserve">intermediaryControls</w:t>
+        <w:t xml:space="preserve">intermediaryContract</w:t>
+      </w:r>
+      <w:r>
+        <w:rPr>
+          <w:color w:val="475569"/>
+          <w:sz w:val="18"/>
+          <w:szCs w:val="18"/>
+        </w:rPr>
+        <w:t xml:space="preserve">, </w:t>
+      </w:r>
+      <w:r>
+        <w:rPr>
+          <w:rFonts w:ascii="Consolas" w:cs="Consolas" w:eastAsia="Consolas" w:hAnsi="Consolas"/>
+          <w:color w:val="64748B"/>
+          <w:sz w:val="16"/>
+          <w:szCs w:val="16"/>
+        </w:rPr>
+        <w:t xml:space="preserve">intermediaryOversight</w:t>
+      </w:r>
+      <w:r>
+        <w:rPr>
+          <w:color w:val="475569"/>
+          <w:sz w:val="18"/>
+          <w:szCs w:val="18"/>
+        </w:rPr>
+        <w:t xml:space="preserve">, </w:t>
+      </w:r>
+      <w:r>
+        <w:rPr>
+          <w:rFonts w:ascii="Consolas" w:cs="Consolas" w:eastAsia="Consolas" w:hAnsi="Consolas"/>
+          <w:color w:val="64748B"/>
+          <w:sz w:val="16"/>
+          <w:szCs w:val="16"/>
+        </w:rPr>
+        <w:t xml:space="preserve">intermediaryTraining</w:t>
       </w:r>
       <w:r>
         <w:rPr>
@@ -13814,7 +13861,7 @@
           <w:sz w:val="18"/>
           <w:szCs w:val="18"/>
         </w:rPr>
-        <w:t xml:space="preserve">It picks the Annex I column (6.5). “Yes…” is an international Event. “No: local HCPs only…” is a national Event: if the Event turns out to be in CVS, the answer warns (6.7). “No: local HCPs, and HCPs from outside the Area” is not classified by Annex I (</w:t>
+        <w:t xml:space="preserve">It picks the Annex I column (6.5). “Yes…” is an international Event. “No: local HCPs only…” is a national Event: if the Event turns out to be in CVS, the answer warns (6.7). “No: local HCPs, and HCPs from outside the Area” is formally national (</w:t>
       </w:r>
       <w:r>
         <w:rPr>
@@ -13823,7 +13870,7 @@
           <w:sz w:val="16"/>
           <w:szCs w:val="16"/>
         </w:rPr>
-        <w:t xml:space="preserve">audienceUnclassified</w:t>
+        <w:t xml:space="preserve">audienceFormallyNational</w:t>
       </w:r>
       <w:r>
         <w:rPr>
@@ -13831,7 +13878,7 @@
           <w:sz w:val="18"/>
           <w:szCs w:val="18"/>
         </w:rPr>
-        <w:t xml:space="preserve">): Needs internal review, unless the Event’s CVS record shows a decision.</w:t>
+        <w:t xml:space="preserve">): column 1, with a suggestion to check with CVS, and the same warning if the Event is in CVS.</w:t>
       </w:r>
     </w:p>
     <w:p>
@@ -13873,7 +13920,7 @@
           <w:b/>
           <w:bCs/>
         </w:rPr>
-        <w:t xml:space="preserve">Will any </w:t>
+        <w:t xml:space="preserve">Will </w:t>
       </w:r>
       <w:r>
         <w:rPr>
@@ -13889,7 +13936,7 @@
           <w:b/>
           <w:bCs/>
         </w:rPr>
-        <w:t xml:space="preserve"> registered and practising in the MedTech Europe Geographic Area take part, as speakers or </w:t>
+        <w:t xml:space="preserve"> registered and practising in the MedTech Europe Geographic Area take part with the support of a </w:t>
       </w:r>
       <w:r>
         <w:rPr>
@@ -13898,14 +13945,14 @@
           <w:color w:val="60269E"/>
           <w:u w:val="dotted" w:color="60269E"/>
         </w:rPr>
-        <w:t xml:space="preserve">Delegates</w:t>
+        <w:t xml:space="preserve">Member Company</w:t>
       </w:r>
       <w:r>
         <w:rPr>
           <w:b/>
           <w:bCs/>
         </w:rPr>
-        <w:t xml:space="preserve">?</w:t>
+        <w:t xml:space="preserve">, for example funded by a grant, engaged as speakers or invited by the company?</w:t>
       </w:r>
     </w:p>
     <w:p>
@@ -13914,37 +13961,47 @@
         <w:keepNext/>
       </w:pPr>
       <w:r>
-        <w:t xml:space="preserve">The </w:t>
+        <w:t xml:space="preserve">For an </w:t>
       </w:r>
       <w:r>
         <w:rPr>
           <w:color w:val="60269E"/>
           <w:u w:val="dotted" w:color="60269E"/>
         </w:rPr>
-        <w:t xml:space="preserve">Code</w:t>
-      </w:r>
-      <w:r>
-        <w:t xml:space="preserve"> applies to interactions with HCPs from the Area wherever the </w:t>
+        <w:t xml:space="preserve">Event</w:t>
+      </w:r>
+      <w:r>
+        <w:t xml:space="preserve"> held outside the Area, </w:t>
+      </w:r>
+      <w:r>
+        <w:rPr>
+          <w:color w:val="007A86"/>
+          <w:u w:val="single" w:color="0099A7"/>
+        </w:rPr>
+        <w:t xml:space="preserve">Annex I</w:t>
+      </w:r>
+      <w:r>
+        <w:t xml:space="preserve"> asks whether Member Companies support the attendance of HCPs from the Area (</w:t>
+      </w:r>
+      <w:r>
+        <w:rPr>
+          <w:color w:val="007A86"/>
+          <w:u w:val="single" w:color="0099A7"/>
+        </w:rPr>
+        <w:t xml:space="preserve">Annex I</w:t>
+      </w:r>
+      <w:r>
+        <w:t xml:space="preserve">, footnote 3), not whether such HCPs attend at their own cost. The </w:t>
       </w:r>
       <w:r>
         <w:rPr>
           <w:color w:val="60269E"/>
           <w:u w:val="dotted" w:color="60269E"/>
         </w:rPr>
-        <w:t xml:space="preserve">Event</w:t>
-      </w:r>
-      <w:r>
-        <w:t xml:space="preserve"> takes place. </w:t>
-      </w:r>
-      <w:r>
-        <w:rPr>
-          <w:color w:val="007A86"/>
-          <w:u w:val="single" w:color="0099A7"/>
-        </w:rPr>
-        <w:t xml:space="preserve">Annex I</w:t>
-      </w:r>
-      <w:r>
-        <w:t xml:space="preserve"> treats Events held outside the Area differently depending on whether HCPs from the Area attend.</w:t>
+        <w:t xml:space="preserve">Code</w:t>
+      </w:r>
+      <w:r>
+        <w:t xml:space="preserve"> applies to interactions with HCPs from the Area wherever the Event takes place.</w:t>
       </w:r>
     </w:p>
     <w:p>
@@ -20232,24 +20289,7 @@
           <w:sz w:val="18"/>
           <w:szCs w:val="18"/>
         </w:rPr>
-        <w:t xml:space="preserve">). “A hospital or other Healthcare Organisation”: Needs internal review (</w:t>
-      </w:r>
-      <w:r>
-        <w:rPr>
-          <w:rFonts w:ascii="Consolas" w:cs="Consolas" w:eastAsia="Consolas" w:hAnsi="Consolas"/>
-          <w:color w:val="64748B"/>
-          <w:sz w:val="16"/>
-          <w:szCs w:val="16"/>
-        </w:rPr>
-        <w:t xml:space="preserve">donationHco</w:t>
-      </w:r>
-      <w:r>
-        <w:rPr>
-          <w:color w:val="475569"/>
-          <w:sz w:val="18"/>
-          <w:szCs w:val="18"/>
-        </w:rPr>
-        <w:t xml:space="preserve">).</w:t>
+        <w:t xml:space="preserve">). “A hospital or other Healthcare Organisation”: the next question asks how the donation is permitted.</w:t>
       </w:r>
     </w:p>
     <w:p>
@@ -20259,7 +20299,7 @@
         <w:keepLines/>
       </w:pPr>
       <w:r>
-        <w:t xml:space="preserve">questions.fundraiserHcps</w:t>
+        <w:t xml:space="preserve">questions.donationHcoBasis</w:t>
       </w:r>
       <w:r>
         <w:rPr>
@@ -20281,7 +20321,7 @@
           <w:b/>
           <w:bCs/>
         </w:rPr>
-        <w:t xml:space="preserve">Would the company invite </w:t>
+        <w:t xml:space="preserve">Is the </w:t>
       </w:r>
       <w:r>
         <w:rPr>
@@ -20290,13 +20330,284 @@
           <w:color w:val="60269E"/>
           <w:u w:val="dotted" w:color="60269E"/>
         </w:rPr>
-        <w:t xml:space="preserve">HCPs</w:t>
+        <w:t xml:space="preserve">Charitable Donation</w:t>
       </w:r>
       <w:r>
         <w:rPr>
           <w:b/>
           <w:bCs/>
         </w:rPr>
+        <w:t xml:space="preserve"> to the hospital or </w:t>
+      </w:r>
+      <w:r>
+        <w:rPr>
+          <w:b/>
+          <w:bCs/>
+          <w:color w:val="60269E"/>
+          <w:u w:val="dotted" w:color="60269E"/>
+        </w:rPr>
+        <w:t xml:space="preserve">Healthcare Organisation</w:t>
+      </w:r>
+      <w:r>
+        <w:rPr>
+          <w:b/>
+          <w:bCs/>
+        </w:rPr>
+        <w:t xml:space="preserve"> permitted in one of these ways?</w:t>
+      </w:r>
+    </w:p>
+    <w:p>
+      <w:pPr>
+        <w:pStyle w:val="CheckerText"/>
+        <w:keepNext/>
+      </w:pPr>
+      <w:r>
+        <w:rPr>
+          <w:color w:val="60269E"/>
+          <w:u w:val="dotted" w:color="60269E"/>
+        </w:rPr>
+        <w:t xml:space="preserve">Financial Hardship</w:t>
+      </w:r>
+      <w:r>
+        <w:t xml:space="preserve"> means extreme and unavoidable financial distress, outside the Healthcare Organisation’s control, where it cannot operate and patient care is jeopardised. It must be documented and objectively substantiated (Glossary).</w:t>
+      </w:r>
+    </w:p>
+    <w:p>
+      <w:pPr>
+        <w:pStyle w:val="CheckerText"/>
+        <w:keepNext/>
+      </w:pPr>
+      <w:r>
+        <w:rPr>
+          <w:color w:val="7654A1"/>
+        </w:rPr>
+        <w:t xml:space="preserve">○  </w:t>
+      </w:r>
+      <w:r>
+        <w:t xml:space="preserve">Demonstrated Financial Hardship, and the donation benefits patients or is limited to specific needs identified in advance</w:t>
+      </w:r>
+      <w:r>
+        <w:rPr>
+          <w:rFonts w:ascii="Consolas" w:cs="Consolas" w:eastAsia="Consolas" w:hAnsi="Consolas"/>
+          <w:color w:val="64748B"/>
+          <w:sz w:val="15"/>
+          <w:szCs w:val="15"/>
+        </w:rPr>
+        <w:t xml:space="preserve">   hardship</w:t>
+      </w:r>
+    </w:p>
+    <w:p>
+      <w:pPr>
+        <w:pStyle w:val="CheckerText"/>
+        <w:keepNext/>
+      </w:pPr>
+      <w:r>
+        <w:rPr>
+          <w:color w:val="7654A1"/>
+        </w:rPr>
+        <w:t xml:space="preserve">○  </w:t>
+      </w:r>
+      <w:r>
+        <w:t xml:space="preserve">The donation is explicitly permitted by applicable national law</w:t>
+      </w:r>
+      <w:r>
+        <w:rPr>
+          <w:rFonts w:ascii="Consolas" w:cs="Consolas" w:eastAsia="Consolas" w:hAnsi="Consolas"/>
+          <w:color w:val="64748B"/>
+          <w:sz w:val="15"/>
+          <w:szCs w:val="15"/>
+        </w:rPr>
+        <w:t xml:space="preserve">   law</w:t>
+      </w:r>
+    </w:p>
+    <w:p>
+      <w:pPr>
+        <w:pStyle w:val="CheckerText"/>
+        <w:keepNext/>
+      </w:pPr>
+      <w:r>
+        <w:rPr>
+          <w:color w:val="7654A1"/>
+        </w:rPr>
+        <w:t xml:space="preserve">○  </w:t>
+      </w:r>
+      <w:r>
+        <w:t xml:space="preserve">Neither: it would support the general running of the hospital</w:t>
+      </w:r>
+      <w:r>
+        <w:rPr>
+          <w:rFonts w:ascii="Consolas" w:cs="Consolas" w:eastAsia="Consolas" w:hAnsi="Consolas"/>
+          <w:color w:val="64748B"/>
+          <w:sz w:val="15"/>
+          <w:szCs w:val="15"/>
+        </w:rPr>
+        <w:t xml:space="preserve">   neither</w:t>
+      </w:r>
+    </w:p>
+    <w:p>
+      <w:pPr>
+        <w:pStyle w:val="CheckerText"/>
+        <w:keepNext/>
+      </w:pPr>
+      <w:r>
+        <w:rPr>
+          <w:color w:val="7654A1"/>
+        </w:rPr>
+        <w:t xml:space="preserve">○  </w:t>
+      </w:r>
+      <w:r>
+        <w:t xml:space="preserve">I don’t know</w:t>
+      </w:r>
+      <w:r>
+        <w:rPr>
+          <w:rFonts w:ascii="Consolas" w:cs="Consolas" w:eastAsia="Consolas" w:hAnsi="Consolas"/>
+          <w:color w:val="64748B"/>
+          <w:sz w:val="15"/>
+          <w:szCs w:val="15"/>
+        </w:rPr>
+        <w:t xml:space="preserve">   unknown</w:t>
+      </w:r>
+    </w:p>
+    <w:p>
+      <w:pPr>
+        <w:pStyle w:val="Note"/>
+        <w:keepNext/>
+      </w:pPr>
+      <w:r>
+        <w:rPr>
+          <w:b/>
+          <w:bCs/>
+          <w:color w:val="475569"/>
+        </w:rPr>
+        <w:t xml:space="preserve">Asked: </w:t>
+      </w:r>
+      <w:r>
+        <w:rPr>
+          <w:color w:val="475569"/>
+          <w:sz w:val="18"/>
+          <w:szCs w:val="18"/>
+        </w:rPr>
+        <w:t xml:space="preserve">For a donation to a hospital or other Healthcare Organisation, after the question on who receives it.</w:t>
+      </w:r>
+    </w:p>
+    <w:p>
+      <w:pPr>
+        <w:pStyle w:val="Note"/>
+        <w:keepNext w:val="false"/>
+      </w:pPr>
+      <w:r>
+        <w:rPr>
+          <w:b/>
+          <w:bCs/>
+          <w:color w:val="475569"/>
+        </w:rPr>
+        <w:t xml:space="preserve">Answers: </w:t>
+      </w:r>
+      <w:r>
+        <w:rPr>
+          <w:color w:val="475569"/>
+          <w:sz w:val="18"/>
+          <w:szCs w:val="18"/>
+        </w:rPr>
+        <w:t xml:space="preserve">“Demonstrated Financial Hardship…” or “The donation is explicitly permitted…”: </w:t>
+      </w:r>
+      <w:r>
+        <w:rPr>
+          <w:rFonts w:ascii="Consolas" w:cs="Consolas" w:eastAsia="Consolas" w:hAnsi="Consolas"/>
+          <w:color w:val="64748B"/>
+          <w:sz w:val="16"/>
+          <w:szCs w:val="16"/>
+        </w:rPr>
+        <w:t xml:space="preserve">donationHcoPermitted</w:t>
+      </w:r>
+      <w:r>
+        <w:rPr>
+          <w:color w:val="475569"/>
+          <w:sz w:val="18"/>
+          <w:szCs w:val="18"/>
+        </w:rPr>
+        <w:t xml:space="preserve">. “Neither…” ends the questions: Not permitted (</w:t>
+      </w:r>
+      <w:r>
+        <w:rPr>
+          <w:rFonts w:ascii="Consolas" w:cs="Consolas" w:eastAsia="Consolas" w:hAnsi="Consolas"/>
+          <w:color w:val="64748B"/>
+          <w:sz w:val="16"/>
+          <w:szCs w:val="16"/>
+        </w:rPr>
+        <w:t xml:space="preserve">donationHcoNotAllowed</w:t>
+      </w:r>
+      <w:r>
+        <w:rPr>
+          <w:color w:val="475569"/>
+          <w:sz w:val="18"/>
+          <w:szCs w:val="18"/>
+        </w:rPr>
+        <w:t xml:space="preserve">). “I don’t know” leaves it open: More information needed (</w:t>
+      </w:r>
+      <w:r>
+        <w:rPr>
+          <w:rFonts w:ascii="Consolas" w:cs="Consolas" w:eastAsia="Consolas" w:hAnsi="Consolas"/>
+          <w:color w:val="64748B"/>
+          <w:sz w:val="16"/>
+          <w:szCs w:val="16"/>
+        </w:rPr>
+        <w:t xml:space="preserve">donationHco</w:t>
+      </w:r>
+      <w:r>
+        <w:rPr>
+          <w:color w:val="475569"/>
+          <w:sz w:val="18"/>
+          <w:szCs w:val="18"/>
+        </w:rPr>
+        <w:t xml:space="preserve">).</w:t>
+      </w:r>
+    </w:p>
+    <w:p>
+      <w:pPr>
+        <w:pStyle w:val="TextId"/>
+        <w:keepNext/>
+        <w:keepLines/>
+      </w:pPr>
+      <w:r>
+        <w:t xml:space="preserve">questions.fundraiserHcps</w:t>
+      </w:r>
+      <w:r>
+        <w:rPr>
+          <w:rFonts w:ascii="Arial" w:cs="Arial" w:eastAsia="Arial" w:hAnsi="Arial"/>
+          <w:color w:val="64748B"/>
+          <w:sz w:val="15"/>
+          <w:szCs w:val="15"/>
+        </w:rPr>
+        <w:t xml:space="preserve">  ·  label, help, options · one answer</w:t>
+      </w:r>
+    </w:p>
+    <w:p>
+      <w:pPr>
+        <w:pStyle w:val="CheckerText"/>
+        <w:keepNext/>
+      </w:pPr>
+      <w:r>
+        <w:rPr>
+          <w:b/>
+          <w:bCs/>
+        </w:rPr>
+        <w:t xml:space="preserve">Would the company invite </w:t>
+      </w:r>
+      <w:r>
+        <w:rPr>
+          <w:b/>
+          <w:bCs/>
+          <w:color w:val="60269E"/>
+          <w:u w:val="dotted" w:color="60269E"/>
+        </w:rPr>
+        <w:t xml:space="preserve">HCPs</w:t>
+      </w:r>
+      <w:r>
+        <w:rPr>
+          <w:b/>
+          <w:bCs/>
+        </w:rPr>
         <w:t xml:space="preserve"> to a fundraising event at its expense, or suggest HCPs for the organiser to invite?</w:t>
       </w:r>
     </w:p>
@@ -20410,7 +20721,7 @@
           <w:sz w:val="18"/>
           <w:szCs w:val="18"/>
         </w:rPr>
-        <w:t xml:space="preserve">For a donation, unless it goes to a charity chosen by an HCP.</w:t>
+        <w:t xml:space="preserve">For a donation, unless it goes to a charity chosen by an HCP, or to a hospital for which neither permitted way applies.</w:t>
       </w:r>
     </w:p>
     <w:p>
@@ -20677,7 +20988,7 @@
           <w:b/>
           <w:bCs/>
         </w:rPr>
-        <w:t xml:space="preserve">HCPs from the Area taking part · Grant funds HCPs from the Area · Recipient located in the Area</w:t>
+        <w:t xml:space="preserve">HCPs from the Area supported by a Member Company · Grant funds HCPs from the Area · Recipient located in the Area</w:t>
       </w:r>
       <w:r>
         <w:rPr>
@@ -20697,7 +21008,7 @@
           <w:sz w:val="19"/>
           <w:szCs w:val="19"/>
         </w:rPr>
-        <w:t xml:space="preserve">Only if the Event is outside the Area or online. General running and Faculty: HCPs from the Area taking part; attendance grant: whether the grant funds HCPs from the Area. If not, the recipient’s location: “No” → Outside the Code’s scope.</w:t>
+        <w:t xml:space="preserve">Only if the Event is outside the Area or online. General running and Faculty: HCPs from the Area supported by a Member Company; attendance grant: whether the grant funds HCPs from the Area. If not, the recipient’s location: “No” → Outside the Code’s scope.</w:t>
       </w:r>
     </w:p>
     <w:p>
@@ -20991,7 +21302,7 @@
           <w:b/>
           <w:bCs/>
         </w:rPr>
-        <w:t xml:space="preserve">HCPs from the Area taking part</w:t>
+        <w:t xml:space="preserve">HCPs from the Area supported by a Member Company</w:t>
       </w:r>
       <w:r>
         <w:rPr>
@@ -22029,7 +22340,7 @@
           <w:b/>
           <w:bCs/>
         </w:rPr>
-        <w:t xml:space="preserve">HCPs from the Area taking part</w:t>
+        <w:t xml:space="preserve">HCPs from the Area supported by a Member Company</w:t>
       </w:r>
       <w:r>
         <w:rPr>
@@ -22674,7 +22985,7 @@
           <w:b/>
           <w:bCs/>
         </w:rPr>
-        <w:t xml:space="preserve">HCPs from the Area taking part</w:t>
+        <w:t xml:space="preserve">HCPs from the Area supported by a Member Company</w:t>
       </w:r>
       <w:r>
         <w:rPr>
@@ -23038,7 +23349,7 @@
           <w:b/>
           <w:bCs/>
         </w:rPr>
-        <w:t xml:space="preserve">HCPs from the Area taking part</w:t>
+        <w:t xml:space="preserve">HCPs from the Area supported by a Member Company</w:t>
       </w:r>
       <w:r>
         <w:rPr>
@@ -23858,6 +24169,43 @@
           <w:szCs w:val="19"/>
         </w:rPr>
         <w:t xml:space="preserve">“A charity chosen by an HCP” → Not permitted; the questions end.</w:t>
+      </w:r>
+    </w:p>
+    <w:p>
+      <w:pPr>
+        <w:pStyle w:val="ListParagraph"/>
+        <w:numPr>
+          <w:ilvl w:val="0"/>
+          <w:numId w:val="21"/>
+        </w:numPr>
+        <w:spacing w:after="70" w:line="264"/>
+      </w:pPr>
+      <w:r>
+        <w:rPr>
+          <w:b/>
+          <w:bCs/>
+        </w:rPr>
+        <w:t xml:space="preserve">How the donation to a hospital is permitted</w:t>
+      </w:r>
+      <w:r>
+        <w:rPr>
+          <w:rFonts w:ascii="Consolas" w:cs="Consolas" w:eastAsia="Consolas" w:hAnsi="Consolas"/>
+          <w:color w:val="64748B"/>
+          <w:sz w:val="15"/>
+          <w:szCs w:val="15"/>
+        </w:rPr>
+        <w:t xml:space="preserve">  donationHcoBasis</w:t>
+      </w:r>
+      <w:r>
+        <w:t xml:space="preserve">  </w:t>
+      </w:r>
+      <w:r>
+        <w:rPr>
+          <w:color w:val="475569"/>
+          <w:sz w:val="19"/>
+          <w:szCs w:val="19"/>
+        </w:rPr>
+        <w:t xml:space="preserve">Only for a hospital or other Healthcare Organisation. “Neither…” → Not permitted; the questions end.</w:t>
       </w:r>
     </w:p>
     <w:p>
@@ -25163,7 +25511,7 @@
                 <w:sz w:val="17"/>
                 <w:szCs w:val="17"/>
               </w:rPr>
-              <w:t xml:space="preserve">Something needs judgement: an internal review the Code requires, a judgement condition answered “No”, a national Event found in CVS, Delegates that Annex I does not classify, or an Event in a Mecomed country without a CVS decision.</w:t>
+              <w:t xml:space="preserve">Something needs judgement: an internal review the Code requires, a judgement condition answered “No”, a national Event found in CVS, or an Event in a Mecomed country without a CVS decision.</w:t>
             </w:r>
           </w:p>
         </w:tc>
@@ -25574,7 +25922,7 @@
         <w:spacing w:after="60" w:line="264"/>
       </w:pPr>
       <w:r>
-        <w:t xml:space="preserve">Company Event, or an Event organised by individual HCPs: no HCPs from the Area take part → Outside (</w:t>
+        <w:t xml:space="preserve">Company Event, or an Event organised by individual HCPs: no HCPs from the Area take part with a Member Company’s support → Outside (</w:t>
       </w:r>
       <w:r>
         <w:rPr>
@@ -25599,7 +25947,7 @@
         <w:spacing w:after="60" w:line="264"/>
       </w:pPr>
       <w:r>
-        <w:t xml:space="preserve">Grant: no HCPs from the Area attend (or, for an attendance grant, benefit) and the recipient is outside the Area → Outside (</w:t>
+        <w:t xml:space="preserve">Grant: no HCPs from the Area supported by a Member Company (or, for an attendance grant, funded by it) and the recipient is outside the Area → Outside (</w:t>
       </w:r>
       <w:r>
         <w:rPr>
@@ -25855,19 +26203,7 @@
         <w:t xml:space="preserve">mecomedCvs</w:t>
       </w:r>
       <w:r>
-        <w:t xml:space="preserve">). Delegates that Annex I does not classify: Needs internal review (</w:t>
-      </w:r>
-      <w:r>
-        <w:rPr>
-          <w:rFonts w:ascii="Consolas" w:cs="Consolas" w:eastAsia="Consolas" w:hAnsi="Consolas"/>
-          <w:color w:val="64748B"/>
-          <w:sz w:val="18"/>
-          <w:szCs w:val="18"/>
-        </w:rPr>
-        <w:t xml:space="preserve">audienceUnclassified</w:t>
-      </w:r>
-      <w:r>
-        <w:t xml:space="preserve">), until the Event’s CVS record shows a decision.</w:t>
+        <w:t xml:space="preserve">). Local HCPs plus HCPs from outside the Area: formally national, column 1 (audienceFormallyNational).</w:t>
       </w:r>
     </w:p>
     <w:p>
@@ -26516,7 +26852,7 @@
         <w:t xml:space="preserve">tpptCvs</w:t>
       </w:r>
       <w:r>
-        <w:t xml:space="preserve">); a national training → none (in a Mecomed country, Mecomed’s vetting); an unclassified audience → unknown.</w:t>
+        <w:t xml:space="preserve">); a national training → none (in a Mecomed country, Mecomed’s vetting), also when its other Delegates come from outside the Area.</w:t>
       </w:r>
     </w:p>
     <w:p>
@@ -26940,19 +27276,7 @@
         <w:t xml:space="preserve">donationAllowed</w:t>
       </w:r>
       <w:r>
-        <w:t xml:space="preserve">; to a hospital or other HCO → Needs internal review (</w:t>
-      </w:r>
-      <w:r>
-        <w:rPr>
-          <w:rFonts w:ascii="Consolas" w:cs="Consolas" w:eastAsia="Consolas" w:hAnsi="Consolas"/>
-          <w:color w:val="64748B"/>
-          <w:sz w:val="18"/>
-          <w:szCs w:val="18"/>
-        </w:rPr>
-        <w:t xml:space="preserve">donationHco</w:t>
-      </w:r>
-      <w:r>
-        <w:t xml:space="preserve">); to a charity chosen by an HCP → Not permitted (</w:t>
+        <w:t xml:space="preserve">; to a hospital or other HCO → donationHcoPermitted in a permitted way, Not permitted when neither applies (donationHcoNotAllowed), More information needed while not known (donationHco); to a charity chosen by an HCP → Not permitted (</w:t>
       </w:r>
       <w:r>
         <w:rPr>
@@ -29033,19 +29357,7 @@
         <w:spacing w:after="60" w:line="264"/>
       </w:pPr>
       <w:r>
-        <w:t xml:space="preserve">Event in the Area (including Mecomed countries): “No: local HCPs only…” → column 1; “Yes…” → column 2; “No: local HCPs, and HCPs from outside the Area” or unknown → no column (Needs internal review, </w:t>
-      </w:r>
-      <w:r>
-        <w:rPr>
-          <w:rFonts w:ascii="Consolas" w:cs="Consolas" w:eastAsia="Consolas" w:hAnsi="Consolas"/>
-          <w:color w:val="64748B"/>
-          <w:sz w:val="18"/>
-          <w:szCs w:val="18"/>
-        </w:rPr>
-        <w:t xml:space="preserve">audienceUnclassified</w:t>
-      </w:r>
-      <w:r>
-        <w:t xml:space="preserve">).</w:t>
+        <w:t xml:space="preserve">Event in the Area (including Mecomed countries): “No: local HCPs only…” → column 1; “No: local HCPs, and HCPs from outside the Area” → column 1 as well (audienceFormallyNational); “Yes…” → column 2; unknown → no column (the CVS position is not known yet).</w:t>
       </w:r>
     </w:p>
     <w:p>
@@ -29058,7 +29370,7 @@
         <w:spacing w:after="60" w:line="264"/>
       </w:pPr>
       <w:r>
-        <w:t xml:space="preserve">Event outside the Area, or online: HCPs from the Area involved → column 3; none → column 4. Which HCPs count depends on the support: HCPs taking part (booth, general running, Faculty grant, Company Events, individual HCPs’ Events), HCPs funded (attendance grant), or the HCP paid (payments to one HCP).</w:t>
+        <w:t xml:space="preserve">Event outside the Area, or online: HCPs from the Area involved → column 3; none → column 4. Which HCPs count depends on the support: HCPs from the Area supported by a Member Company (booth, general running, Faculty grant, Company Events, individual HCPs’ Events), HCPs funded (attendance grant), or the HCP paid (payments to one HCP).</w:t>
       </w:r>
     </w:p>
     <w:p>
@@ -30600,7 +30912,7 @@
                 <w:sz w:val="17"/>
                 <w:szCs w:val="17"/>
               </w:rPr>
-              <w:t xml:space="preserve">); an unclassified audience, or an Event in a Mecomed country, once CVS records a decision.</w:t>
+              <w:t xml:space="preserve">); or an Event in a Mecomed country, once CVS records a decision.</w:t>
             </w:r>
           </w:p>
         </w:tc>
@@ -30876,7 +31188,7 @@
                 <w:sz w:val="17"/>
                 <w:szCs w:val="17"/>
               </w:rPr>
-              <w:t xml:space="preserve">Delegates that Annex I does not classify, or facts still unknown.</w:t>
+              <w:t xml:space="preserve">Facts still unknown, such as where the Delegates come from.</w:t>
             </w:r>
           </w:p>
         </w:tc>
@@ -31278,7 +31590,7 @@
                 <w:sz w:val="17"/>
                 <w:szCs w:val="17"/>
               </w:rPr>
-              <w:t xml:space="preserve">). The conditions on the programme, the venue and Entertainment show “Covered by CVS”. An audience Annex I does not classify, and Mecomed’s vetting, are settled.</w:t>
+              <w:t xml:space="preserve">). The conditions on the programme, the venue and Entertainment show “Covered by CVS”. Mecomed’s vetting is settled.</w:t>
             </w:r>
           </w:p>
         </w:tc>
@@ -31380,7 +31692,7 @@
                 <w:sz w:val="17"/>
                 <w:szCs w:val="17"/>
               </w:rPr>
-              <w:t xml:space="preserve">If the support needs a CVS decision (or Mecomed’s vetting, or its audience is unclassified): Not permitted (</w:t>
+              <w:t xml:space="preserve">If the support needs a CVS decision (or Mecomed’s vetting): Not permitted (</w:t>
             </w:r>
             <w:r>
               <w:rPr>
@@ -32236,7 +32548,7 @@
         <w:spacing w:after="120" w:line="276"/>
       </w:pPr>
       <w:r>
-        <w:t xml:space="preserve">The national/international answer relies on the company’s own assessment of the audience; no evidence is needed. For a third-party Event held in person or hybrid, outside Mecomed countries, whose Delegates are “No: local HCPs only…” (a national Event):</w:t>
+        <w:t xml:space="preserve">The national/international answer relies on the company’s own assessment of the audience; no evidence is needed. For a third-party Event held in person or hybrid, outside Mecomed countries, whose Delegates are “No: local HCPs only…” or “No: local HCPs, and HCPs from outside the Area” (a national Event, formally so in the second case):</w:t>
       </w:r>
     </w:p>
     <w:p>
@@ -34467,7 +34779,17 @@
         <w:t xml:space="preserve">Entertainment</w:t>
       </w:r>
       <w:r>
-        <w:t xml:space="preserve"> venues, they are central for most participants and easy to reach, they are in or near a recognised scientific or business centre, and the Event is not held during the tourist season there.</w:t>
+        <w:t xml:space="preserve"> venues (a venue with significant leisure facilities only under the narrow exception in </w:t>
+      </w:r>
+      <w:r>
+        <w:rPr>
+          <w:color w:val="007A86"/>
+          <w:u w:val="single" w:color="0099A7"/>
+        </w:rPr>
+        <w:t xml:space="preserve">Q&amp;A 5</w:t>
+      </w:r>
+      <w:r>
+        <w:t xml:space="preserve">, and never a cruise ship or a hotel with an on-site casino), they are central for most participants and easy to reach, they are in or near a recognised scientific or business centre, and the Event is not held during the tourist season there.</w:t>
       </w:r>
     </w:p>
     <w:p>
@@ -34511,7 +34833,7 @@
           <w:sz w:val="18"/>
           <w:szCs w:val="18"/>
         </w:rPr>
-        <w:t xml:space="preserve">Chapter 1: General Criteria for Event › 2. Event Location and Venue</w:t>
+        <w:t xml:space="preserve">Chapter 1: General Criteria for Event › 2. Event Location and Venue; Chapter 1: General Criteria for Event › 1. Event Programme</w:t>
       </w:r>
     </w:p>
     <w:p>
@@ -35304,7 +35626,17 @@
         <w:t xml:space="preserve">HCPs</w:t>
       </w:r>
       <w:r>
-        <w:t xml:space="preserve"> who benefit, and the agreement says so. The company does not ask for their names before the agreement is signed and the selection is complete, and any criteria it gives do not make individual HCPs identifiable.</w:t>
+        <w:t xml:space="preserve"> who benefit, and the agreement says so. The company does not proactively seek the names of the HCPs who benefit (unless the law requires it, or after the </w:t>
+      </w:r>
+      <w:r>
+        <w:rPr>
+          <w:color w:val="60269E"/>
+          <w:u w:val="dotted" w:color="60269E"/>
+        </w:rPr>
+        <w:t xml:space="preserve">Event</w:t>
+      </w:r>
+      <w:r>
+        <w:t xml:space="preserve"> for audit and monitoring, and never before the agreement is signed and the selection is complete), and any criteria it gives do not make individual HCPs identifiable.</w:t>
       </w:r>
     </w:p>
     <w:p>
@@ -36884,7 +37216,7 @@
         <w:keepLines/>
       </w:pPr>
       <w:r>
-        <w:t xml:space="preserve">conditions[intermediaryControls]</w:t>
+        <w:t xml:space="preserve">conditions[intermediaryContract]</w:t>
       </w:r>
       <w:r>
         <w:rPr>
@@ -36893,7 +37225,7 @@
           <w:sz w:val="15"/>
           <w:szCs w:val="15"/>
         </w:rPr>
-        <w:t xml:space="preserve">  ·  allows for judgement (No → Needs internal review)</w:t>
+        <w:t xml:space="preserve">  ·  must be met (No → Not permitted as proposed)</w:t>
       </w:r>
     </w:p>
     <w:p>
@@ -36902,7 +37234,7 @@
         <w:keepNext/>
       </w:pPr>
       <w:r>
-        <w:t xml:space="preserve">The </w:t>
+        <w:t xml:space="preserve">Where local laws allow it, the contract requires the </w:t>
       </w:r>
       <w:r>
         <w:rPr>
@@ -36912,7 +37244,7 @@
         <w:t xml:space="preserve">Third Party Intermediary</w:t>
       </w:r>
       <w:r>
-        <w:t xml:space="preserve"> has passed risk-based due diligence, is trained, and is bound by a contract that requires it to comply with the </w:t>
+        <w:t xml:space="preserve"> to comply with the </w:t>
       </w:r>
       <w:r>
         <w:rPr>
@@ -36922,7 +37254,171 @@
         <w:t xml:space="preserve">Code</w:t>
       </w:r>
       <w:r>
-        <w:t xml:space="preserve"> and allows audits and early termination; the company oversees its activities.</w:t>
+        <w:t xml:space="preserve"> and other applicable guidelines, and provides for appropriate oversight, for example audit rights and early termination for non-compliance.</w:t>
+      </w:r>
+    </w:p>
+    <w:p>
+      <w:pPr>
+        <w:pStyle w:val="Note"/>
+        <w:keepNext/>
+      </w:pPr>
+      <w:r>
+        <w:rPr>
+          <w:b/>
+          <w:bCs/>
+          <w:color w:val="475569"/>
+        </w:rPr>
+        <w:t xml:space="preserve">Applies to: </w:t>
+      </w:r>
+      <w:r>
+        <w:rPr>
+          <w:color w:val="475569"/>
+          <w:sz w:val="18"/>
+          <w:szCs w:val="18"/>
+        </w:rPr>
+        <w:t xml:space="preserve">a Third Party Intermediary acting for the company.</w:t>
+      </w:r>
+    </w:p>
+    <w:p>
+      <w:pPr>
+        <w:pStyle w:val="Note"/>
+        <w:keepNext w:val="false"/>
+      </w:pPr>
+      <w:r>
+        <w:rPr>
+          <w:b/>
+          <w:bCs/>
+          <w:color w:val="475569"/>
+        </w:rPr>
+        <w:t xml:space="preserve">Sources: </w:t>
+      </w:r>
+      <w:r>
+        <w:rPr>
+          <w:color w:val="475569"/>
+          <w:sz w:val="18"/>
+          <w:szCs w:val="18"/>
+        </w:rPr>
+        <w:t xml:space="preserve">Chapter 10: Third Party Intermediaries</w:t>
+      </w:r>
+    </w:p>
+    <w:p>
+      <w:pPr>
+        <w:pStyle w:val="TextId"/>
+        <w:keepNext/>
+        <w:keepLines/>
+      </w:pPr>
+      <w:r>
+        <w:t xml:space="preserve">conditions[intermediaryOversight]</w:t>
+      </w:r>
+      <w:r>
+        <w:rPr>
+          <w:rFonts w:ascii="Arial" w:cs="Arial" w:eastAsia="Arial" w:hAnsi="Arial"/>
+          <w:color w:val="64748B"/>
+          <w:sz w:val="15"/>
+          <w:szCs w:val="15"/>
+        </w:rPr>
+        <w:t xml:space="preserve">  ·  must be met (No → Not permitted as proposed)</w:t>
+      </w:r>
+    </w:p>
+    <w:p>
+      <w:pPr>
+        <w:pStyle w:val="CheckerText"/>
+        <w:keepNext/>
+      </w:pPr>
+      <w:r>
+        <w:t xml:space="preserve">The company has assessed the </w:t>
+      </w:r>
+      <w:r>
+        <w:rPr>
+          <w:color w:val="60269E"/>
+          <w:u w:val="dotted" w:color="60269E"/>
+        </w:rPr>
+        <w:t xml:space="preserve">Third Party Intermediary</w:t>
+      </w:r>
+      <w:r>
+        <w:t xml:space="preserve">’s risk profile, carried out risk-based due diligence before engaging it and at renewal, and monitors or audits its compliance on a risk basis.</w:t>
+      </w:r>
+    </w:p>
+    <w:p>
+      <w:pPr>
+        <w:pStyle w:val="Note"/>
+        <w:keepNext/>
+      </w:pPr>
+      <w:r>
+        <w:rPr>
+          <w:b/>
+          <w:bCs/>
+          <w:color w:val="475569"/>
+        </w:rPr>
+        <w:t xml:space="preserve">Applies to: </w:t>
+      </w:r>
+      <w:r>
+        <w:rPr>
+          <w:color w:val="475569"/>
+          <w:sz w:val="18"/>
+          <w:szCs w:val="18"/>
+        </w:rPr>
+        <w:t xml:space="preserve">a Third Party Intermediary acting for the company.</w:t>
+      </w:r>
+    </w:p>
+    <w:p>
+      <w:pPr>
+        <w:pStyle w:val="Note"/>
+        <w:keepNext w:val="false"/>
+      </w:pPr>
+      <w:r>
+        <w:rPr>
+          <w:b/>
+          <w:bCs/>
+          <w:color w:val="475569"/>
+        </w:rPr>
+        <w:t xml:space="preserve">Sources: </w:t>
+      </w:r>
+      <w:r>
+        <w:rPr>
+          <w:color w:val="475569"/>
+          <w:sz w:val="18"/>
+          <w:szCs w:val="18"/>
+        </w:rPr>
+        <w:t xml:space="preserve">Chapter 10: Third Party Intermediaries</w:t>
+      </w:r>
+    </w:p>
+    <w:p>
+      <w:pPr>
+        <w:pStyle w:val="TextId"/>
+        <w:keepNext/>
+        <w:keepLines/>
+      </w:pPr>
+      <w:r>
+        <w:t xml:space="preserve">conditions[intermediaryTraining]</w:t>
+      </w:r>
+      <w:r>
+        <w:rPr>
+          <w:rFonts w:ascii="Arial" w:cs="Arial" w:eastAsia="Arial" w:hAnsi="Arial"/>
+          <w:color w:val="64748B"/>
+          <w:sz w:val="15"/>
+          <w:szCs w:val="15"/>
+        </w:rPr>
+        <w:t xml:space="preserve">  ·  allows for judgement (No → Needs internal review)</w:t>
+      </w:r>
+    </w:p>
+    <w:p>
+      <w:pPr>
+        <w:pStyle w:val="CheckerText"/>
+        <w:keepNext/>
+      </w:pPr>
+      <w:r>
+        <w:t xml:space="preserve">The company keeps an up-to-date assessment of the </w:t>
+      </w:r>
+      <w:r>
+        <w:rPr>
+          <w:color w:val="60269E"/>
+          <w:u w:val="dotted" w:color="60269E"/>
+        </w:rPr>
+        <w:t xml:space="preserve">Third Party Intermediary</w:t>
+      </w:r>
+      <w:r>
+        <w:t xml:space="preserve">’s training needs and trains it regularly on the rules for its activity.</w:t>
       </w:r>
     </w:p>
     <w:p>
@@ -37007,7 +37503,7 @@
         <w:spacing w:after="60" w:line="264"/>
       </w:pPr>
       <w:r>
-        <w:t xml:space="preserve">Kept: the facts about the company and the Event: membership, kind of Event, format, location, where the Delegates come from, HCPs from the Area taking part, whether the meeting is held around a third-party Event, the procedure-training answers, the link to the Area, and the Third Party Intermediary.</w:t>
+        <w:t xml:space="preserve">Kept: the facts about the company and the Event: membership, kind of Event, format, location, where the Delegates come from, HCPs from the Area supported by a Member Company, whether the meeting is held around a third-party Event, the procedure-training answers, the link to the Area, and the Third Party Intermediary.</w:t>
       </w:r>
     </w:p>
     <w:p>
@@ -37970,7 +38466,16 @@
         <w:keepLines/>
       </w:pPr>
       <w:r>
-        <w:t xml:space="preserve">messages.audienceUnclassified</w:t>
+        <w:t xml:space="preserve">messages.audienceFormallyNational</w:t>
+      </w:r>
+      <w:r>
+        <w:rPr>
+          <w:rFonts w:ascii="Arial" w:cs="Arial" w:eastAsia="Arial" w:hAnsi="Arial"/>
+          <w:color w:val="64748B"/>
+          <w:sz w:val="15"/>
+          <w:szCs w:val="15"/>
+        </w:rPr>
+        <w:t xml:space="preserve"/>
       </w:r>
     </w:p>
     <w:p>
@@ -37978,6 +38483,39 @@
         <w:pStyle w:val="CheckerText"/>
         <w:keepNext/>
       </w:pPr>
+      <w:r>
+        <w:t xml:space="preserve">Formally a national </w:t>
+      </w:r>
+      <w:r>
+        <w:rPr>
+          <w:color w:val="60269E"/>
+          <w:u w:val="dotted" w:color="60269E"/>
+        </w:rPr>
+        <w:t xml:space="preserve">Event</w:t>
+      </w:r>
+      <w:r>
+        <w:t xml:space="preserve">: its </w:t>
+      </w:r>
+      <w:r>
+        <w:rPr>
+          <w:color w:val="60269E"/>
+          <w:u w:val="dotted" w:color="60269E"/>
+        </w:rPr>
+        <w:t xml:space="preserve">Delegates</w:t>
+      </w:r>
+      <w:r>
+        <w:t xml:space="preserve"> from the Area are local </w:t>
+      </w:r>
+      <w:r>
+        <w:rPr>
+          <w:color w:val="60269E"/>
+          <w:u w:val="dotted" w:color="60269E"/>
+        </w:rPr>
+        <w:t xml:space="preserve">HCPs</w:t>
+      </w:r>
+      <w:r>
+        <w:t xml:space="preserve"> only, so </w:t>
+      </w:r>
       <w:r>
         <w:rPr>
           <w:color w:val="007A86"/>
@@ -37986,47 +38524,108 @@
         <w:t xml:space="preserve">Annex I</w:t>
       </w:r>
       <w:r>
-        <w:t xml:space="preserve"> does not classify this audience, which is neither local </w:t>
+        <w:t xml:space="preserve">’s national column applies. Because HCPs from outside the Area also attend, it may be worth checking with </w:t>
       </w:r>
       <w:r>
         <w:rPr>
           <w:color w:val="60269E"/>
           <w:u w:val="dotted" w:color="60269E"/>
         </w:rPr>
-        <w:t xml:space="preserve">HCPs</w:t>
-      </w:r>
-      <w:r>
-        <w:t xml:space="preserve"> only nor </w:t>
+        <w:t xml:space="preserve">CVS</w:t>
+      </w:r>
+      <w:r>
+        <w:t xml:space="preserve"> whether it considers the Event within its scope before relying on this.</w:t>
+      </w:r>
+    </w:p>
+    <w:p>
+      <w:pPr>
+        <w:pStyle w:val="Note"/>
+        <w:keepNext w:val="false"/>
+      </w:pPr>
+      <w:r>
+        <w:rPr>
+          <w:b/>
+          <w:bCs/>
+          <w:color w:val="475569"/>
+        </w:rPr>
+        <w:t xml:space="preserve">Shown when: </w:t>
+      </w:r>
+      <w:r>
+        <w:rPr>
+          <w:color w:val="475569"/>
+          <w:sz w:val="18"/>
+          <w:szCs w:val="18"/>
+        </w:rPr>
+        <w:t xml:space="preserve">A third-party Event in the Area, outside Mecomed countries, whose Delegates are “No: local HCPs, and HCPs from outside the Area”. Annex I’s column 1 (national) applies; a CVS record gets the national-Event warning (6.7).</w:t>
+      </w:r>
+    </w:p>
+    <w:p>
+      <w:pPr>
+        <w:pStyle w:val="TextId"/>
+        <w:keepNext/>
+        <w:keepLines/>
+      </w:pPr>
+      <w:r>
+        <w:t xml:space="preserve">messages.mecomedCvs</w:t>
+      </w:r>
+    </w:p>
+    <w:p>
+      <w:pPr>
+        <w:pStyle w:val="CheckerText"/>
+        <w:keepNext/>
+      </w:pPr>
+      <w:r>
+        <w:t xml:space="preserve">The </w:t>
       </w:r>
       <w:r>
         <w:rPr>
           <w:color w:val="60269E"/>
           <w:u w:val="dotted" w:color="60269E"/>
         </w:rPr>
-        <w:t xml:space="preserve">Delegates</w:t>
-      </w:r>
-      <w:r>
-        <w:t xml:space="preserve"> from at least two countries of the Area. Ask </w:t>
+        <w:t xml:space="preserve">Event</w:t>
+      </w:r>
+      <w:r>
+        <w:t xml:space="preserve"> takes place in a country covered by Mecomed, which is part of the MedTech Europe Geographic Area, so the </w:t>
       </w:r>
       <w:r>
         <w:rPr>
           <w:color w:val="60269E"/>
           <w:u w:val="dotted" w:color="60269E"/>
         </w:rPr>
-        <w:t xml:space="preserve">CVS</w:t>
-      </w:r>
-      <w:r>
-        <w:t xml:space="preserve"> whether the </w:t>
+        <w:t xml:space="preserve">Code</w:t>
+      </w:r>
+      <w:r>
+        <w:t xml:space="preserve"> applies. </w:t>
       </w:r>
       <w:r>
         <w:rPr>
           <w:color w:val="60269E"/>
           <w:u w:val="dotted" w:color="60269E"/>
         </w:rPr>
-        <w:t xml:space="preserve">Event</w:t>
-      </w:r>
-      <w:r>
-        <w:t xml:space="preserve"> is within its scope before relying on either position.</w:t>
+        <w:t xml:space="preserve">CVS</w:t>
+      </w:r>
+      <w:r>
+        <w:t xml:space="preserve"> applies Mecomed’s guidelines to Events in Mecomed countries, and Mecomed’s CVS scope covers national Events as well as regional and international ones (CVS – Mecomed). Find the Event in CVS and check Mecomed’s guidelines before providing this support. Mecomed exempts only local in-institution activities that meet all its conditions (organised by a </w:t>
+      </w:r>
+      <w:r>
+        <w:rPr>
+          <w:color w:val="60269E"/>
+          <w:u w:val="dotted" w:color="60269E"/>
+        </w:rPr>
+        <w:t xml:space="preserve">Healthcare Organisation</w:t>
+      </w:r>
+      <w:r>
+        <w:t xml:space="preserve"> on its premises for its own </w:t>
+      </w:r>
+      <w:r>
+        <w:rPr>
+          <w:color w:val="60269E"/>
+          <w:u w:val="dotted" w:color="60269E"/>
+        </w:rPr>
+        <w:t xml:space="preserve">HCPs</w:t>
+      </w:r>
+      <w:r>
+        <w:t xml:space="preserve">, with no registration fees, no travel or accommodation costs, and support given to the organisation, not to individual HCPs) and public awareness campaigns with no session addressed to HCPs.</w:t>
       </w:r>
     </w:p>
     <w:p>
@@ -38048,8 +38647,18 @@
           <w:sz w:val="18"/>
           <w:szCs w:val="18"/>
         </w:rPr>
-        <w:t xml:space="preserve">A third-party Event in the Area whose Delegates are “No: local HCPs, and HCPs from outside the Area”. Removed once the Event’s CVS record shows a decision (Compliant, Not Compliant or Not Pre-cleared). Outcome: Needs internal review.</w:t>
-      </w:r>
+        <w:t xml:space="preserve">The Event is in a Mecomed country and the support is of a kind CVS vets at an international Event (grants, booths, satellite speakers, In Kind support, payments at a procedure training), whatever the audience. Outcome: Needs internal review, until the Event’s CVS record shows a decision.</w:t>
+      </w:r>
+    </w:p>
+    <w:p>
+      <w:pPr>
+        <w:pStyle w:val="Heading2"/>
+      </w:pPr>
+      <w:bookmarkStart w:name="h73" w:id="73"/>
+      <w:r>
+        <w:t xml:space="preserve">7.4 Direct sponsorship of HCPs</w:t>
+      </w:r>
+      <w:bookmarkEnd w:id="73"/>
     </w:p>
     <w:p>
       <w:pPr>
@@ -38058,7 +38667,7 @@
         <w:keepLines/>
       </w:pPr>
       <w:r>
-        <w:t xml:space="preserve">messages.mecomedCvs</w:t>
+        <w:t xml:space="preserve">messages.directSponsorshipBan</w:t>
       </w:r>
     </w:p>
     <w:p>
@@ -38074,30 +38683,110 @@
           <w:color w:val="60269E"/>
           <w:u w:val="dotted" w:color="60269E"/>
         </w:rPr>
-        <w:t xml:space="preserve">Event</w:t>
-      </w:r>
-      <w:r>
-        <w:t xml:space="preserve"> takes place in a country covered by Mecomed, which is part of the MedTech Europe Geographic Area, so the </w:t>
+        <w:t xml:space="preserve">Code</w:t>
+      </w:r>
+      <w:r>
+        <w:t xml:space="preserve"> does not allow direct sponsorship of </w:t>
       </w:r>
       <w:r>
         <w:rPr>
           <w:color w:val="60269E"/>
           <w:u w:val="dotted" w:color="60269E"/>
         </w:rPr>
-        <w:t xml:space="preserve">Code</w:t>
-      </w:r>
-      <w:r>
-        <w:t xml:space="preserve"> applies. </w:t>
+        <w:t xml:space="preserve">HCPs</w:t>
+      </w:r>
+      <w:r>
+        <w:t xml:space="preserve"> to attend a </w:t>
       </w:r>
       <w:r>
         <w:rPr>
           <w:color w:val="60269E"/>
           <w:u w:val="dotted" w:color="60269E"/>
         </w:rPr>
+        <w:t xml:space="preserve">Third Party Organised Educational Conference</w:t>
+      </w:r>
+      <w:r>
+        <w:t xml:space="preserve">, whether as </w:t>
+      </w:r>
+      <w:r>
+        <w:rPr>
+          <w:color w:val="60269E"/>
+          <w:u w:val="dotted" w:color="60269E"/>
+        </w:rPr>
+        <w:t xml:space="preserve">Delegates</w:t>
+      </w:r>
+      <w:r>
+        <w:t xml:space="preserve"> or as </w:t>
+      </w:r>
+      <w:r>
+        <w:rPr>
+          <w:color w:val="60269E"/>
+          <w:u w:val="dotted" w:color="60269E"/>
+        </w:rPr>
+        <w:t xml:space="preserve">Faculty</w:t>
+      </w:r>
+      <w:r>
+        <w:t xml:space="preserve"> in its programme (</w:t>
+      </w:r>
+      <w:r>
+        <w:rPr>
+          <w:color w:val="007A86"/>
+          <w:u w:val="single" w:color="0099A7"/>
+        </w:rPr>
+        <w:t xml:space="preserve">Chapter 2</w:t>
+      </w:r>
+      <w:r>
+        <w:t xml:space="preserve">, </w:t>
+      </w:r>
+      <w:r>
+        <w:rPr>
+          <w:color w:val="007A86"/>
+          <w:u w:val="single" w:color="0099A7"/>
+        </w:rPr>
+        <w:t xml:space="preserve">Annex I</w:t>
+      </w:r>
+      <w:r>
+        <w:t xml:space="preserve"> and </w:t>
+      </w:r>
+      <w:r>
+        <w:rPr>
+          <w:color w:val="007A86"/>
+          <w:u w:val="single" w:color="0099A7"/>
+        </w:rPr>
+        <w:t xml:space="preserve">Annex VI</w:t>
+      </w:r>
+      <w:r>
+        <w:t xml:space="preserve">). A positive </w:t>
+      </w:r>
+      <w:r>
+        <w:rPr>
+          <w:color w:val="60269E"/>
+          <w:u w:val="dotted" w:color="60269E"/>
+        </w:rPr>
         <w:t xml:space="preserve">CVS</w:t>
       </w:r>
       <w:r>
-        <w:t xml:space="preserve"> applies Mecomed’s guidelines to Events in Mecomed countries, and Mecomed’s CVS scope covers national Events as well as regional and international ones (CVS – Mecomed). Find the Event in CVS and check Mecomed’s guidelines before providing this support.</w:t>
+        <w:t xml:space="preserve"> decision does not change this. The company can support the </w:t>
+      </w:r>
+      <w:r>
+        <w:rPr>
+          <w:color w:val="60269E"/>
+          <w:u w:val="dotted" w:color="60269E"/>
+        </w:rPr>
+        <w:t xml:space="preserve">Event</w:t>
+      </w:r>
+      <w:r>
+        <w:t xml:space="preserve"> through an </w:t>
+      </w:r>
+      <w:r>
+        <w:rPr>
+          <w:color w:val="60269E"/>
+          <w:u w:val="dotted" w:color="60269E"/>
+        </w:rPr>
+        <w:t xml:space="preserve">Educational Grant</w:t>
+      </w:r>
+      <w:r>
+        <w:t xml:space="preserve"> instead, or engage speakers for its own satellite symposium or booth.</w:t>
       </w:r>
     </w:p>
     <w:p>
@@ -38119,18 +38808,8 @@
           <w:sz w:val="18"/>
           <w:szCs w:val="18"/>
         </w:rPr>
-        <w:t xml:space="preserve">The Event is in a Mecomed country and the support is of a kind CVS vets at an international Event (grants, booths, satellite speakers, In Kind support, payments at a procedure training), whatever the audience. Outcome: Needs internal review, until the Event’s CVS record shows a decision.</w:t>
-      </w:r>
-    </w:p>
-    <w:p>
-      <w:pPr>
-        <w:pStyle w:val="Heading2"/>
-      </w:pPr>
-      <w:bookmarkStart w:name="h73" w:id="73"/>
-      <w:r>
-        <w:t xml:space="preserve">7.4 Direct sponsorship of HCPs</w:t>
-      </w:r>
-      <w:bookmarkEnd w:id="73"/>
+        <w:t xml:space="preserve">A Delegate’s costs, or Faculty in the conference’s own programme (poster presenters included), at a Third Party Organised Educational Conference; also a payment to an HCP at a procedure training that is online, does not qualify, or (Faculty) lost its hands-on part. Outcome: Not permitted.</w:t>
+      </w:r>
     </w:p>
     <w:p>
       <w:pPr>
@@ -38139,7 +38818,7 @@
         <w:keepLines/>
       </w:pPr>
       <w:r>
-        <w:t xml:space="preserve">messages.directSponsorshipBan</w:t>
+        <w:t xml:space="preserve">messages.posterIsDelegate</w:t>
       </w:r>
     </w:p>
     <w:p>
@@ -38148,67 +38827,301 @@
         <w:keepNext/>
       </w:pPr>
       <w:r>
-        <w:t xml:space="preserve">The </w:t>
+        <w:t xml:space="preserve">Poster and abstract presenters are </w:t>
       </w:r>
       <w:r>
         <w:rPr>
           <w:color w:val="60269E"/>
           <w:u w:val="dotted" w:color="60269E"/>
         </w:rPr>
-        <w:t xml:space="preserve">Code</w:t>
-      </w:r>
-      <w:r>
-        <w:t xml:space="preserve"> does not allow direct sponsorship of </w:t>
+        <w:t xml:space="preserve">Delegates</w:t>
+      </w:r>
+      <w:r>
+        <w:t xml:space="preserve">, not </w:t>
       </w:r>
       <w:r>
         <w:rPr>
           <w:color w:val="60269E"/>
           <w:u w:val="dotted" w:color="60269E"/>
         </w:rPr>
-        <w:t xml:space="preserve">HCPs</w:t>
-      </w:r>
-      <w:r>
-        <w:t xml:space="preserve"> to attend a </w:t>
+        <w:t xml:space="preserve">Faculty</w:t>
+      </w:r>
+      <w:r>
+        <w:t xml:space="preserve"> (</w:t>
+      </w:r>
+      <w:r>
+        <w:rPr>
+          <w:color w:val="007A86"/>
+          <w:u w:val="single" w:color="0099A7"/>
+        </w:rPr>
+        <w:t xml:space="preserve">Annex VI</w:t>
+      </w:r>
+      <w:r>
+        <w:t xml:space="preserve">).</w:t>
+      </w:r>
+    </w:p>
+    <w:p>
+      <w:pPr>
+        <w:pStyle w:val="Note"/>
+        <w:keepNext w:val="false"/>
+      </w:pPr>
+      <w:r>
+        <w:rPr>
+          <w:b/>
+          <w:bCs/>
+          <w:color w:val="475569"/>
+        </w:rPr>
+        <w:t xml:space="preserve">Shown when: </w:t>
+      </w:r>
+      <w:r>
+        <w:rPr>
+          <w:color w:val="475569"/>
+          <w:sz w:val="18"/>
+          <w:szCs w:val="18"/>
+        </w:rPr>
+        <w:t xml:space="preserve">The speaker’s role is “Present a poster or an abstract”.</w:t>
+      </w:r>
+    </w:p>
+    <w:p>
+      <w:pPr>
+        <w:pStyle w:val="TextId"/>
+        <w:keepNext/>
+        <w:keepLines/>
+      </w:pPr>
+      <w:r>
+        <w:t xml:space="preserve">messages.virtualNoDirect</w:t>
+      </w:r>
+    </w:p>
+    <w:p>
+      <w:pPr>
+        <w:pStyle w:val="CheckerText"/>
+        <w:keepNext/>
+      </w:pPr>
+      <w:r>
+        <w:t xml:space="preserve">The company may not directly support </w:t>
       </w:r>
       <w:r>
         <w:rPr>
           <w:color w:val="60269E"/>
           <w:u w:val="dotted" w:color="60269E"/>
         </w:rPr>
-        <w:t xml:space="preserve">Third Party Organised Educational Conference</w:t>
-      </w:r>
-      <w:r>
-        <w:t xml:space="preserve">, whether as </w:t>
+        <w:t xml:space="preserve">HCPs</w:t>
+      </w:r>
+      <w:r>
+        <w:t xml:space="preserve">’ attendance at a </w:t>
       </w:r>
       <w:r>
         <w:rPr>
           <w:color w:val="60269E"/>
           <w:u w:val="dotted" w:color="60269E"/>
         </w:rPr>
-        <w:t xml:space="preserve">Delegates</w:t>
-      </w:r>
-      <w:r>
-        <w:t xml:space="preserve"> or as </w:t>
+        <w:t xml:space="preserve">Third Party Organised Educational Event</w:t>
+      </w:r>
+      <w:r>
+        <w:t xml:space="preserve"> held as a </w:t>
       </w:r>
       <w:r>
         <w:rPr>
           <w:color w:val="60269E"/>
           <w:u w:val="dotted" w:color="60269E"/>
         </w:rPr>
-        <w:t xml:space="preserve">Faculty</w:t>
-      </w:r>
-      <w:r>
-        <w:t xml:space="preserve"> in its programme (</w:t>
+        <w:t xml:space="preserve">Virtual Event</w:t>
+      </w:r>
+      <w:r>
+        <w:t xml:space="preserve"> (MedTech Europe Virtual Events Guidance).</w:t>
+      </w:r>
+    </w:p>
+    <w:p>
+      <w:pPr>
+        <w:pStyle w:val="Note"/>
+        <w:keepNext w:val="false"/>
+      </w:pPr>
+      <w:r>
+        <w:rPr>
+          <w:b/>
+          <w:bCs/>
+          <w:color w:val="475569"/>
+        </w:rPr>
+        <w:t xml:space="preserve">Shown when: </w:t>
+      </w:r>
+      <w:r>
+        <w:rPr>
+          <w:color w:val="475569"/>
+          <w:sz w:val="18"/>
+          <w:szCs w:val="18"/>
+        </w:rPr>
+        <w:t xml:space="preserve">As for the message above, when the Event is online only. Outcome: Not permitted.</w:t>
+      </w:r>
+    </w:p>
+    <w:p>
+      <w:pPr>
+        <w:pStyle w:val="Heading2"/>
+      </w:pPr>
+      <w:bookmarkStart w:name="h74" w:id="74"/>
+      <w:r>
+        <w:t xml:space="preserve">7.5 Events outside the Area</w:t>
+      </w:r>
+      <w:bookmarkEnd w:id="74"/>
+    </w:p>
+    <w:p>
+      <w:pPr>
+        <w:pStyle w:val="TextId"/>
+        <w:keepNext/>
+        <w:keepLines/>
+      </w:pPr>
+      <w:r>
+        <w:t xml:space="preserve">messages.recipientInAreaApplies</w:t>
+      </w:r>
+    </w:p>
+    <w:p>
+      <w:pPr>
+        <w:pStyle w:val="CheckerText"/>
+        <w:keepNext/>
+      </w:pPr>
+      <w:r>
+        <w:t xml:space="preserve">The </w:t>
+      </w:r>
+      <w:r>
+        <w:rPr>
+          <w:color w:val="60269E"/>
+          <w:u w:val="dotted" w:color="60269E"/>
+        </w:rPr>
+        <w:t xml:space="preserve">Code</w:t>
+      </w:r>
+      <w:r>
+        <w:t xml:space="preserve"> applies because the recipient organisation is located in the MedTech Europe Geographic Area (</w:t>
       </w:r>
       <w:r>
         <w:rPr>
           <w:color w:val="007A86"/>
           <w:u w:val="single" w:color="0099A7"/>
         </w:rPr>
-        <w:t xml:space="preserve">Chapter 2</w:t>
-      </w:r>
-      <w:r>
-        <w:t xml:space="preserve">, </w:t>
+        <w:t xml:space="preserve">Annex I</w:t>
+      </w:r>
+      <w:r>
+        <w:t xml:space="preserve">, footnote 5).</w:t>
+      </w:r>
+    </w:p>
+    <w:p>
+      <w:pPr>
+        <w:pStyle w:val="Note"/>
+        <w:keepNext w:val="false"/>
+      </w:pPr>
+      <w:r>
+        <w:rPr>
+          <w:b/>
+          <w:bCs/>
+          <w:color w:val="475569"/>
+        </w:rPr>
+        <w:t xml:space="preserve">Shown when: </w:t>
+      </w:r>
+      <w:r>
+        <w:rPr>
+          <w:color w:val="475569"/>
+          <w:sz w:val="18"/>
+          <w:szCs w:val="18"/>
+        </w:rPr>
+        <w:t xml:space="preserve">A grant for an Event outside the Area or online that no HCPs from the Area attend (or, for an attendance grant, benefit from), or a booth at an online Event that no HCPs from the Area attend, when the recipient is in the Area.</w:t>
+      </w:r>
+    </w:p>
+    <w:p>
+      <w:pPr>
+        <w:pStyle w:val="TextId"/>
+        <w:keepNext/>
+        <w:keepLines/>
+      </w:pPr>
+      <w:r>
+        <w:t xml:space="preserve">messages.noAreaHcpsNoCvs</w:t>
+      </w:r>
+    </w:p>
+    <w:p>
+      <w:pPr>
+        <w:pStyle w:val="CheckerText"/>
+        <w:keepNext/>
+      </w:pPr>
+      <w:r>
+        <w:t xml:space="preserve">No </w:t>
+      </w:r>
+      <w:r>
+        <w:rPr>
+          <w:color w:val="60269E"/>
+          <w:u w:val="dotted" w:color="60269E"/>
+        </w:rPr>
+        <w:t xml:space="preserve">CVS</w:t>
+      </w:r>
+      <w:r>
+        <w:t xml:space="preserve"> decision is needed, because no </w:t>
+      </w:r>
+      <w:r>
+        <w:rPr>
+          <w:color w:val="60269E"/>
+          <w:u w:val="dotted" w:color="60269E"/>
+        </w:rPr>
+        <w:t xml:space="preserve">HCPs</w:t>
+      </w:r>
+      <w:r>
+        <w:t xml:space="preserve"> from the Area attend.</w:t>
+      </w:r>
+    </w:p>
+    <w:p>
+      <w:pPr>
+        <w:pStyle w:val="Note"/>
+        <w:keepNext w:val="false"/>
+      </w:pPr>
+      <w:r>
+        <w:rPr>
+          <w:b/>
+          <w:bCs/>
+          <w:color w:val="475569"/>
+        </w:rPr>
+        <w:t xml:space="preserve">Shown when: </w:t>
+      </w:r>
+      <w:r>
+        <w:rPr>
+          <w:color w:val="475569"/>
+          <w:sz w:val="18"/>
+          <w:szCs w:val="18"/>
+        </w:rPr>
+        <w:t xml:space="preserve">The same situation, for a grant for the general running or the Faculty of an Event held in person.</w:t>
+      </w:r>
+    </w:p>
+    <w:p>
+      <w:pPr>
+        <w:pStyle w:val="TextId"/>
+        <w:keepNext/>
+        <w:keepLines/>
+      </w:pPr>
+      <w:r>
+        <w:t xml:space="preserve">messages.beneficiariesNotInArea</w:t>
+      </w:r>
+    </w:p>
+    <w:p>
+      <w:pPr>
+        <w:pStyle w:val="CheckerText"/>
+        <w:keepNext/>
+      </w:pPr>
+      <w:r>
+        <w:t xml:space="preserve">The grant does not fund the attendance of </w:t>
+      </w:r>
+      <w:r>
+        <w:rPr>
+          <w:color w:val="60269E"/>
+          <w:u w:val="dotted" w:color="60269E"/>
+        </w:rPr>
+        <w:t xml:space="preserve">HCPs</w:t>
+      </w:r>
+      <w:r>
+        <w:t xml:space="preserve"> from the Area, so no </w:t>
+      </w:r>
+      <w:r>
+        <w:rPr>
+          <w:color w:val="60269E"/>
+          <w:u w:val="dotted" w:color="60269E"/>
+        </w:rPr>
+        <w:t xml:space="preserve">CVS</w:t>
+      </w:r>
+      <w:r>
+        <w:t xml:space="preserve"> decision is needed for it (</w:t>
       </w:r>
       <w:r>
         <w:rPr>
@@ -38218,47 +39131,247 @@
         <w:t xml:space="preserve">Annex I</w:t>
       </w:r>
       <w:r>
-        <w:t xml:space="preserve"> and </w:t>
+        <w:t xml:space="preserve">, footnote 3).</w:t>
+      </w:r>
+    </w:p>
+    <w:p>
+      <w:pPr>
+        <w:pStyle w:val="Note"/>
+        <w:keepNext w:val="false"/>
+      </w:pPr>
+      <w:r>
+        <w:rPr>
+          <w:b/>
+          <w:bCs/>
+          <w:color w:val="475569"/>
+        </w:rPr>
+        <w:t xml:space="preserve">Shown when: </w:t>
+      </w:r>
+      <w:r>
+        <w:rPr>
+          <w:color w:val="475569"/>
+          <w:sz w:val="18"/>
+          <w:szCs w:val="18"/>
+        </w:rPr>
+        <w:t xml:space="preserve">The same situation, for an attendance grant for an Event held in person.</w:t>
+      </w:r>
+    </w:p>
+    <w:p>
+      <w:pPr>
+        <w:pStyle w:val="TextId"/>
+        <w:keepNext/>
+        <w:keepLines/>
+      </w:pPr>
+      <w:r>
+        <w:t xml:space="preserve">messages.beneficiariesInArea</w:t>
+      </w:r>
+    </w:p>
+    <w:p>
+      <w:pPr>
+        <w:pStyle w:val="CheckerText"/>
+        <w:keepNext/>
+      </w:pPr>
+      <w:r>
+        <w:t xml:space="preserve">For an </w:t>
+      </w:r>
+      <w:r>
+        <w:rPr>
+          <w:color w:val="60269E"/>
+          <w:u w:val="dotted" w:color="60269E"/>
+        </w:rPr>
+        <w:t xml:space="preserve">Event</w:t>
+      </w:r>
+      <w:r>
+        <w:t xml:space="preserve"> held outside the Area, a grant that funds the attendance of </w:t>
+      </w:r>
+      <w:r>
+        <w:rPr>
+          <w:color w:val="60269E"/>
+          <w:u w:val="dotted" w:color="60269E"/>
+        </w:rPr>
+        <w:t xml:space="preserve">HCPs</w:t>
+      </w:r>
+      <w:r>
+        <w:t xml:space="preserve"> registered and practising in the Area needs a positive </w:t>
+      </w:r>
+      <w:r>
+        <w:rPr>
+          <w:color w:val="60269E"/>
+          <w:u w:val="dotted" w:color="60269E"/>
+        </w:rPr>
+        <w:t xml:space="preserve">CVS</w:t>
+      </w:r>
+      <w:r>
+        <w:t xml:space="preserve"> decision (</w:t>
       </w:r>
       <w:r>
         <w:rPr>
           <w:color w:val="007A86"/>
           <w:u w:val="single" w:color="0099A7"/>
         </w:rPr>
-        <w:t xml:space="preserve">Annex VI</w:t>
-      </w:r>
-      <w:r>
-        <w:t xml:space="preserve">). A positive </w:t>
+        <w:t xml:space="preserve">Annex I</w:t>
+      </w:r>
+      <w:r>
+        <w:t xml:space="preserve">, footnote 3).</w:t>
+      </w:r>
+    </w:p>
+    <w:p>
+      <w:pPr>
+        <w:pStyle w:val="Note"/>
+        <w:keepNext w:val="false"/>
+      </w:pPr>
+      <w:r>
+        <w:rPr>
+          <w:b/>
+          <w:bCs/>
+          <w:color w:val="475569"/>
+        </w:rPr>
+        <w:t xml:space="preserve">Shown when: </w:t>
+      </w:r>
+      <w:r>
+        <w:rPr>
+          <w:color w:val="475569"/>
+          <w:sz w:val="18"/>
+          <w:szCs w:val="18"/>
+        </w:rPr>
+        <w:t xml:space="preserve">An attendance grant for an Event held in person outside the Area that funds HCPs from the Area.</w:t>
+      </w:r>
+    </w:p>
+    <w:p>
+      <w:pPr>
+        <w:pStyle w:val="TextId"/>
+        <w:keepNext/>
+        <w:keepLines/>
+      </w:pPr>
+      <w:r>
+        <w:t xml:space="preserve">messages.virtualGrantAttendance</w:t>
+      </w:r>
+    </w:p>
+    <w:p>
+      <w:pPr>
+        <w:pStyle w:val="CheckerText"/>
+        <w:keepNext/>
+      </w:pPr>
+      <w:r>
+        <w:t xml:space="preserve">The </w:t>
       </w:r>
       <w:r>
         <w:rPr>
           <w:color w:val="60269E"/>
           <w:u w:val="dotted" w:color="60269E"/>
         </w:rPr>
-        <w:t xml:space="preserve">CVS</w:t>
-      </w:r>
-      <w:r>
-        <w:t xml:space="preserve"> decision does not change this. The company can support the </w:t>
+        <w:t xml:space="preserve">Code</w:t>
+      </w:r>
+      <w:r>
+        <w:t xml:space="preserve"> applies because the grant funds the attendance of </w:t>
       </w:r>
       <w:r>
         <w:rPr>
           <w:color w:val="60269E"/>
           <w:u w:val="dotted" w:color="60269E"/>
         </w:rPr>
-        <w:t xml:space="preserve">Event</w:t>
-      </w:r>
-      <w:r>
-        <w:t xml:space="preserve"> through an </w:t>
+        <w:t xml:space="preserve">HCPs</w:t>
+      </w:r>
+      <w:r>
+        <w:t xml:space="preserve"> registered and practising in the MedTech Europe Geographic Area.</w:t>
+      </w:r>
+    </w:p>
+    <w:p>
+      <w:pPr>
+        <w:pStyle w:val="Note"/>
+        <w:keepNext w:val="false"/>
+      </w:pPr>
+      <w:r>
+        <w:rPr>
+          <w:b/>
+          <w:bCs/>
+          <w:color w:val="475569"/>
+        </w:rPr>
+        <w:t xml:space="preserve">Shown when: </w:t>
+      </w:r>
+      <w:r>
+        <w:rPr>
+          <w:color w:val="475569"/>
+          <w:sz w:val="18"/>
+          <w:szCs w:val="18"/>
+        </w:rPr>
+        <w:t xml:space="preserve">An attendance grant for an online Event that funds HCPs from the Area. No CVS decision is needed.</w:t>
+      </w:r>
+    </w:p>
+    <w:p>
+      <w:pPr>
+        <w:pStyle w:val="Heading2"/>
+      </w:pPr>
+      <w:bookmarkStart w:name="h75" w:id="75"/>
+      <w:r>
+        <w:t xml:space="preserve">7.6 Company employees and booths</w:t>
+      </w:r>
+      <w:bookmarkEnd w:id="75"/>
+    </w:p>
+    <w:p>
+      <w:pPr>
+        <w:pStyle w:val="TextId"/>
+        <w:keepNext/>
+        <w:keepLines/>
+      </w:pPr>
+      <w:r>
+        <w:t xml:space="preserve">messages.companyAttendanceReview</w:t>
+      </w:r>
+    </w:p>
+    <w:p>
+      <w:pPr>
+        <w:pStyle w:val="CheckerText"/>
+        <w:keepNext/>
+      </w:pPr>
+      <w:r>
+        <w:rPr>
+          <w:color w:val="007A86"/>
+          <w:u w:val="single" w:color="0099A7"/>
+        </w:rPr>
+        <w:t xml:space="preserve">Annex I</w:t>
+      </w:r>
+      <w:r>
+        <w:t xml:space="preserve"> requires the company to review its attendance internally against the </w:t>
       </w:r>
       <w:r>
         <w:rPr>
           <w:color w:val="60269E"/>
           <w:u w:val="dotted" w:color="60269E"/>
         </w:rPr>
-        <w:t xml:space="preserve">Educational Grant</w:t>
-      </w:r>
-      <w:r>
-        <w:t xml:space="preserve"> instead, or engage speakers for its own satellite symposium or booth.</w:t>
+        <w:t xml:space="preserve">Code</w:t>
+      </w:r>
+      <w:r>
+        <w:t xml:space="preserve">’s principles before attending, whatever the </w:t>
+      </w:r>
+      <w:r>
+        <w:rPr>
+          <w:color w:val="60269E"/>
+          <w:u w:val="dotted" w:color="60269E"/>
+        </w:rPr>
+        <w:t xml:space="preserve">Event</w:t>
+      </w:r>
+      <w:r>
+        <w:t xml:space="preserve">’s </w:t>
+      </w:r>
+      <w:r>
+        <w:rPr>
+          <w:color w:val="60269E"/>
+          <w:u w:val="dotted" w:color="60269E"/>
+        </w:rPr>
+        <w:t xml:space="preserve">CVS</w:t>
+      </w:r>
+      <w:r>
+        <w:t xml:space="preserve"> status (</w:t>
+      </w:r>
+      <w:r>
+        <w:rPr>
+          <w:color w:val="007A86"/>
+          <w:u w:val="single" w:color="0099A7"/>
+        </w:rPr>
+        <w:t xml:space="preserve">Q&amp;A 16</w:t>
+      </w:r>
+      <w:r>
+        <w:t xml:space="preserve">).</w:t>
       </w:r>
     </w:p>
     <w:p>
@@ -38280,7 +39393,7 @@
           <w:sz w:val="18"/>
           <w:szCs w:val="18"/>
         </w:rPr>
-        <w:t xml:space="preserve">A Delegate’s costs, or Faculty in the conference’s own programme (poster presenters included), at a Third Party Organised Educational Conference; also a payment to an HCP at a procedure training that is online, does not qualify, or (Faculty) lost its hands-on part. Outcome: Not permitted.</w:t>
+        <w:t xml:space="preserve">Every answer about company employees or representatives attending. Outcome: Needs internal review.</w:t>
       </w:r>
     </w:p>
     <w:p>
@@ -38290,7 +39403,7 @@
         <w:keepLines/>
       </w:pPr>
       <w:r>
-        <w:t xml:space="preserve">messages.posterIsDelegate</w:t>
+        <w:t xml:space="preserve">messages.boothOutsideReview</w:t>
       </w:r>
     </w:p>
     <w:p>
@@ -38299,34 +39412,95 @@
         <w:keepNext/>
       </w:pPr>
       <w:r>
-        <w:t xml:space="preserve">Poster and abstract presenters are </w:t>
+        <w:t xml:space="preserve">When no </w:t>
       </w:r>
       <w:r>
         <w:rPr>
           <w:color w:val="60269E"/>
           <w:u w:val="dotted" w:color="60269E"/>
         </w:rPr>
-        <w:t xml:space="preserve">Delegates</w:t>
-      </w:r>
-      <w:r>
-        <w:t xml:space="preserve">, not </w:t>
+        <w:t xml:space="preserve">HCPs</w:t>
+      </w:r>
+      <w:r>
+        <w:t xml:space="preserve"> from the MedTech Europe Geographic Area take part, </w:t>
+      </w:r>
+      <w:r>
+        <w:rPr>
+          <w:color w:val="007A86"/>
+          <w:u w:val="single" w:color="0099A7"/>
+        </w:rPr>
+        <w:t xml:space="preserve">Annex I</w:t>
+      </w:r>
+      <w:r>
+        <w:t xml:space="preserve"> requires the company’s prior internal review of booths and advertising against the </w:t>
       </w:r>
       <w:r>
         <w:rPr>
           <w:color w:val="60269E"/>
           <w:u w:val="dotted" w:color="60269E"/>
         </w:rPr>
-        <w:t xml:space="preserve">Faculty</w:t>
-      </w:r>
-      <w:r>
-        <w:t xml:space="preserve"> (</w:t>
+        <w:t xml:space="preserve">Code</w:t>
+      </w:r>
+      <w:r>
+        <w:t xml:space="preserve">’s principles.</w:t>
+      </w:r>
+    </w:p>
+    <w:p>
+      <w:pPr>
+        <w:pStyle w:val="Note"/>
+        <w:keepNext w:val="false"/>
+      </w:pPr>
+      <w:r>
+        <w:rPr>
+          <w:b/>
+          <w:bCs/>
+          <w:color w:val="475569"/>
+        </w:rPr>
+        <w:t xml:space="preserve">Shown when: </w:t>
+      </w:r>
+      <w:r>
+        <w:rPr>
+          <w:color w:val="475569"/>
+          <w:sz w:val="18"/>
+          <w:szCs w:val="18"/>
+        </w:rPr>
+        <w:t xml:space="preserve">A booth, advertising or satellite symposium slot at an Event held in person outside the Area, with no HCPs from the Area supported by a Member Company. Outcome: Needs internal review.</w:t>
+      </w:r>
+    </w:p>
+    <w:p>
+      <w:pPr>
+        <w:pStyle w:val="TextId"/>
+        <w:keepNext/>
+        <w:keepLines/>
+      </w:pPr>
+      <w:r>
+        <w:t xml:space="preserve">messages.boothPackageSplit</w:t>
+      </w:r>
+    </w:p>
+    <w:p>
+      <w:pPr>
+        <w:pStyle w:val="CheckerText"/>
+        <w:keepNext/>
+      </w:pPr>
+      <w:r>
+        <w:t xml:space="preserve">Commercial sponsorship and </w:t>
+      </w:r>
+      <w:r>
+        <w:rPr>
+          <w:color w:val="60269E"/>
+          <w:u w:val="dotted" w:color="60269E"/>
+        </w:rPr>
+        <w:t xml:space="preserve">Educational Grants</w:t>
+      </w:r>
+      <w:r>
+        <w:t xml:space="preserve"> must be kept apart. Put the educational funding in a separate Educational Grant, and check each part separately (</w:t>
       </w:r>
       <w:r>
         <w:rPr>
           <w:color w:val="007A86"/>
           <w:u w:val="single" w:color="0099A7"/>
         </w:rPr>
-        <w:t xml:space="preserve">Annex VI</w:t>
+        <w:t xml:space="preserve">Q&amp;A 29</w:t>
       </w:r>
       <w:r>
         <w:t xml:space="preserve">).</w:t>
@@ -38351,8 +39525,18 @@
           <w:sz w:val="18"/>
           <w:szCs w:val="18"/>
         </w:rPr>
-        <w:t xml:space="preserve">The speaker’s role is “Present a poster or an abstract”.</w:t>
-      </w:r>
+        <w:t xml:space="preserve">The booth package also includes educational funding. Outcome: Needs internal review.</w:t>
+      </w:r>
+    </w:p>
+    <w:p>
+      <w:pPr>
+        <w:pStyle w:val="Heading2"/>
+      </w:pPr>
+      <w:bookmarkStart w:name="h76" w:id="76"/>
+      <w:r>
+        <w:t xml:space="preserve">7.7 Educational Grants</w:t>
+      </w:r>
+      <w:bookmarkEnd w:id="76"/>
     </w:p>
     <w:p>
       <w:pPr>
@@ -38361,7 +39545,7 @@
         <w:keepLines/>
       </w:pPr>
       <w:r>
-        <w:t xml:space="preserve">messages.virtualNoDirect</w:t>
+        <w:t xml:space="preserve">messages.grantPackageSplit</w:t>
       </w:r>
     </w:p>
     <w:p>
@@ -38370,37 +39554,125 @@
         <w:keepNext/>
       </w:pPr>
       <w:r>
-        <w:t xml:space="preserve">The company may not directly support </w:t>
+        <w:t xml:space="preserve">An </w:t>
       </w:r>
       <w:r>
         <w:rPr>
           <w:color w:val="60269E"/>
           <w:u w:val="dotted" w:color="60269E"/>
         </w:rPr>
-        <w:t xml:space="preserve">HCPs</w:t>
-      </w:r>
-      <w:r>
-        <w:t xml:space="preserve">’ attendance at a </w:t>
-      </w:r>
+        <w:t xml:space="preserve">Educational Grant</w:t>
+      </w:r>
+      <w:r>
+        <w:t xml:space="preserve"> cannot give the company anything in return. Put the booth, advertising or other commercial elements in a separate commercial agreement, and check each part separately (</w:t>
+      </w:r>
+      <w:r>
+        <w:rPr>
+          <w:color w:val="007A86"/>
+          <w:u w:val="single" w:color="0099A7"/>
+        </w:rPr>
+        <w:t xml:space="preserve">Q&amp;A 29</w:t>
+      </w:r>
+      <w:r>
+        <w:t xml:space="preserve">).</w:t>
+      </w:r>
+    </w:p>
+    <w:p>
+      <w:pPr>
+        <w:pStyle w:val="Note"/>
+        <w:keepNext w:val="false"/>
+      </w:pPr>
+      <w:r>
+        <w:rPr>
+          <w:b/>
+          <w:bCs/>
+          <w:color w:val="475569"/>
+        </w:rPr>
+        <w:t xml:space="preserve">Shown when: </w:t>
+      </w:r>
+      <w:r>
+        <w:rPr>
+          <w:color w:val="475569"/>
+          <w:sz w:val="18"/>
+          <w:szCs w:val="18"/>
+        </w:rPr>
+        <w:t xml:space="preserve">The company would receive something in return for a grant. Outcome: Needs internal review.</w:t>
+      </w:r>
+    </w:p>
+    <w:p>
+      <w:pPr>
+        <w:pStyle w:val="TextId"/>
+        <w:keepNext/>
+        <w:keepLines/>
+      </w:pPr>
+      <w:r>
+        <w:t xml:space="preserve">messages.grantToIndividual</w:t>
+      </w:r>
+    </w:p>
+    <w:p>
+      <w:pPr>
+        <w:pStyle w:val="CheckerText"/>
+        <w:keepNext/>
+      </w:pPr>
       <w:r>
         <w:rPr>
           <w:color w:val="60269E"/>
           <w:u w:val="dotted" w:color="60269E"/>
         </w:rPr>
-        <w:t xml:space="preserve">Third Party Organised Educational Event</w:t>
-      </w:r>
-      <w:r>
-        <w:t xml:space="preserve"> held as a </w:t>
+        <w:t xml:space="preserve">Grants</w:t>
+      </w:r>
+      <w:r>
+        <w:t xml:space="preserve"> may not be given to individual </w:t>
       </w:r>
       <w:r>
         <w:rPr>
           <w:color w:val="60269E"/>
           <w:u w:val="dotted" w:color="60269E"/>
         </w:rPr>
-        <w:t xml:space="preserve">Virtual Event</w:t>
-      </w:r>
-      <w:r>
-        <w:t xml:space="preserve"> (MedTech Europe Virtual Events Guidance).</w:t>
+        <w:t xml:space="preserve">HCPs</w:t>
+      </w:r>
+      <w:r>
+        <w:t xml:space="preserve">: they must be paid directly to the qualifying organisation (</w:t>
+      </w:r>
+      <w:r>
+        <w:rPr>
+          <w:color w:val="007A86"/>
+          <w:u w:val="single" w:color="0099A7"/>
+        </w:rPr>
+        <w:t xml:space="preserve">Chapter 4, Section 1</w:t>
+      </w:r>
+      <w:r>
+        <w:t xml:space="preserve">). For an </w:t>
+      </w:r>
+      <w:r>
+        <w:rPr>
+          <w:color w:val="60269E"/>
+          <w:u w:val="dotted" w:color="60269E"/>
+        </w:rPr>
+        <w:t xml:space="preserve">Event</w:t>
+      </w:r>
+      <w:r>
+        <w:t xml:space="preserve"> organised by individual HCPs, see the rules for </w:t>
+      </w:r>
+      <w:r>
+        <w:rPr>
+          <w:color w:val="60269E"/>
+          <w:u w:val="dotted" w:color="60269E"/>
+        </w:rPr>
+        <w:t xml:space="preserve">In Kind</w:t>
+      </w:r>
+      <w:r>
+        <w:t xml:space="preserve"> support in </w:t>
+      </w:r>
+      <w:r>
+        <w:rPr>
+          <w:color w:val="007A86"/>
+          <w:u w:val="single" w:color="0099A7"/>
+        </w:rPr>
+        <w:t xml:space="preserve">Q&amp;A 20</w:t>
+      </w:r>
+      <w:r>
+        <w:t xml:space="preserve">.</w:t>
       </w:r>
     </w:p>
     <w:p>
@@ -38422,18 +39694,8 @@
           <w:sz w:val="18"/>
           <w:szCs w:val="18"/>
         </w:rPr>
-        <w:t xml:space="preserve">As for the message above, when the Event is online only. Outcome: Not permitted.</w:t>
-      </w:r>
-    </w:p>
-    <w:p>
-      <w:pPr>
-        <w:pStyle w:val="Heading2"/>
-      </w:pPr>
-      <w:bookmarkStart w:name="h74" w:id="74"/>
-      <w:r>
-        <w:t xml:space="preserve">7.5 Events outside the Area</w:t>
-      </w:r>
-      <w:bookmarkEnd w:id="74"/>
+        <w:t xml:space="preserve">The grant would go to an individual HCP. Outcome: Not permitted as proposed.</w:t>
+      </w:r>
     </w:p>
     <w:p>
       <w:pPr>
@@ -38442,7 +39704,7 @@
         <w:keepLines/>
       </w:pPr>
       <w:r>
-        <w:t xml:space="preserve">messages.recipientInAreaApplies</w:t>
+        <w:t xml:space="preserve">messages.grantToTravelAgency</w:t>
       </w:r>
     </w:p>
     <w:p>
@@ -38451,27 +39713,47 @@
         <w:keepNext/>
       </w:pPr>
       <w:r>
-        <w:t xml:space="preserve">The </w:t>
+        <w:t xml:space="preserve">An </w:t>
       </w:r>
       <w:r>
         <w:rPr>
           <w:color w:val="60269E"/>
           <w:u w:val="dotted" w:color="60269E"/>
         </w:rPr>
-        <w:t xml:space="preserve">Code</w:t>
-      </w:r>
-      <w:r>
-        <w:t xml:space="preserve"> applies because the recipient organisation is located in the MedTech Europe Geographic Area (</w:t>
+        <w:t xml:space="preserve">Educational Grant</w:t>
+      </w:r>
+      <w:r>
+        <w:t xml:space="preserve"> or funds for education may not be given to a travel agency directly. The company may instead pay a travel agency on behalf of the recipient </w:t>
+      </w:r>
+      <w:r>
+        <w:rPr>
+          <w:color w:val="60269E"/>
+          <w:u w:val="dotted" w:color="60269E"/>
+        </w:rPr>
+        <w:t xml:space="preserve">Healthcare Organisation</w:t>
+      </w:r>
+      <w:r>
+        <w:t xml:space="preserve"> or </w:t>
+      </w:r>
+      <w:r>
+        <w:rPr>
+          <w:color w:val="60269E"/>
+          <w:u w:val="dotted" w:color="60269E"/>
+        </w:rPr>
+        <w:t xml:space="preserve">PCO</w:t>
+      </w:r>
+      <w:r>
+        <w:t xml:space="preserve"> (</w:t>
       </w:r>
       <w:r>
         <w:rPr>
           <w:color w:val="007A86"/>
           <w:u w:val="single" w:color="0099A7"/>
         </w:rPr>
-        <w:t xml:space="preserve">Annex I</w:t>
-      </w:r>
-      <w:r>
-        <w:t xml:space="preserve">, footnote 5).</w:t>
+        <w:t xml:space="preserve">Chapter 4, Section 3</w:t>
+      </w:r>
+      <w:r>
+        <w:t xml:space="preserve">).</w:t>
       </w:r>
     </w:p>
     <w:p>
@@ -38493,7 +39775,7 @@
           <w:sz w:val="18"/>
           <w:szCs w:val="18"/>
         </w:rPr>
-        <w:t xml:space="preserve">A grant for an Event outside the Area or online that no HCPs from the Area attend (or, for an attendance grant, benefit from), or a booth at an online Event that no HCPs from the Area attend, when the recipient is in the Area.</w:t>
+        <w:t xml:space="preserve">The grant would go to a travel agency. Outcome: Not permitted as proposed.</w:t>
       </w:r>
     </w:p>
     <w:p>
@@ -38503,7 +39785,7 @@
         <w:keepLines/>
       </w:pPr>
       <w:r>
-        <w:t xml:space="preserve">messages.noAreaHcpsNoCvs</w:t>
+        <w:t xml:space="preserve">messages.grantToPatientOrg</w:t>
       </w:r>
     </w:p>
     <w:p>
@@ -38512,27 +39794,37 @@
         <w:keepNext/>
       </w:pPr>
       <w:r>
-        <w:t xml:space="preserve">No </w:t>
+        <w:t xml:space="preserve">The </w:t>
       </w:r>
       <w:r>
         <w:rPr>
           <w:color w:val="60269E"/>
           <w:u w:val="dotted" w:color="60269E"/>
         </w:rPr>
-        <w:t xml:space="preserve">CVS</w:t>
-      </w:r>
-      <w:r>
-        <w:t xml:space="preserve"> decision is needed, because no </w:t>
+        <w:t xml:space="preserve">Code</w:t>
+      </w:r>
+      <w:r>
+        <w:t xml:space="preserve"> does not cover </w:t>
       </w:r>
       <w:r>
         <w:rPr>
           <w:color w:val="60269E"/>
           <w:u w:val="dotted" w:color="60269E"/>
         </w:rPr>
-        <w:t xml:space="preserve">HCPs</w:t>
-      </w:r>
-      <w:r>
-        <w:t xml:space="preserve"> from the Area attend.</w:t>
+        <w:t xml:space="preserve">Grants</w:t>
+      </w:r>
+      <w:r>
+        <w:t xml:space="preserve"> to patient organisations: MedTech Europe’s Patient Organisation Guidelines apply instead (</w:t>
+      </w:r>
+      <w:r>
+        <w:rPr>
+          <w:color w:val="007A86"/>
+          <w:u w:val="single" w:color="0099A7"/>
+        </w:rPr>
+        <w:t xml:space="preserve">Chapter 4, Section 1</w:t>
+      </w:r>
+      <w:r>
+        <w:t xml:space="preserve">).</w:t>
       </w:r>
     </w:p>
     <w:p>
@@ -38554,7 +39846,7 @@
           <w:sz w:val="18"/>
           <w:szCs w:val="18"/>
         </w:rPr>
-        <w:t xml:space="preserve">The same situation, for a grant for the general running or the Faculty of an Event held in person.</w:t>
+        <w:t xml:space="preserve">The grant would go to a patient organisation. Outcome: Outside the Code’s scope.</w:t>
       </w:r>
     </w:p>
     <w:p>
@@ -38564,7 +39856,7 @@
         <w:keepLines/>
       </w:pPr>
       <w:r>
-        <w:t xml:space="preserve">messages.beneficiariesNotInArea</w:t>
+        <w:t xml:space="preserve">messages.grantToPco</w:t>
       </w:r>
     </w:p>
     <w:p>
@@ -38573,37 +39865,37 @@
         <w:keepNext/>
       </w:pPr>
       <w:r>
-        <w:t xml:space="preserve">The grant does not fund the attendance of </w:t>
+        <w:t xml:space="preserve">Funds earmarked for education given to a </w:t>
       </w:r>
       <w:r>
         <w:rPr>
           <w:color w:val="60269E"/>
           <w:u w:val="dotted" w:color="60269E"/>
         </w:rPr>
-        <w:t xml:space="preserve">HCPs</w:t>
-      </w:r>
-      <w:r>
-        <w:t xml:space="preserve"> from the Area, so no </w:t>
+        <w:t xml:space="preserve">PCO</w:t>
+      </w:r>
+      <w:r>
+        <w:t xml:space="preserve"> are subject to all the rules for </w:t>
       </w:r>
       <w:r>
         <w:rPr>
           <w:color w:val="60269E"/>
           <w:u w:val="dotted" w:color="60269E"/>
         </w:rPr>
-        <w:t xml:space="preserve">CVS</w:t>
-      </w:r>
-      <w:r>
-        <w:t xml:space="preserve"> decision is needed for it (</w:t>
+        <w:t xml:space="preserve">Educational Grants</w:t>
+      </w:r>
+      <w:r>
+        <w:t xml:space="preserve"> (</w:t>
       </w:r>
       <w:r>
         <w:rPr>
           <w:color w:val="007A86"/>
           <w:u w:val="single" w:color="0099A7"/>
         </w:rPr>
-        <w:t xml:space="preserve">Annex I</w:t>
-      </w:r>
-      <w:r>
-        <w:t xml:space="preserve">, footnote 3).</w:t>
+        <w:t xml:space="preserve">Q&amp;A 35</w:t>
+      </w:r>
+      <w:r>
+        <w:t xml:space="preserve">).</w:t>
       </w:r>
     </w:p>
     <w:p>
@@ -38625,7 +39917,7 @@
           <w:sz w:val="18"/>
           <w:szCs w:val="18"/>
         </w:rPr>
-        <w:t xml:space="preserve">The same situation, for an attendance grant for an Event held in person.</w:t>
+        <w:t xml:space="preserve">The grant would go to a PCO.</w:t>
       </w:r>
     </w:p>
     <w:p>
@@ -38635,7 +39927,7 @@
         <w:keepLines/>
       </w:pPr>
       <w:r>
-        <w:t xml:space="preserve">messages.beneficiariesInArea</w:t>
+        <w:t xml:space="preserve">messages.personalAccount</w:t>
       </w:r>
     </w:p>
     <w:p>
@@ -38644,47 +39936,209 @@
         <w:keepNext/>
       </w:pPr>
       <w:r>
-        <w:t xml:space="preserve">For an </w:t>
+        <w:t xml:space="preserve">No payment may be made to a personal bank account: </w:t>
       </w:r>
       <w:r>
         <w:rPr>
           <w:color w:val="60269E"/>
           <w:u w:val="dotted" w:color="60269E"/>
         </w:rPr>
-        <w:t xml:space="preserve">Event</w:t>
-      </w:r>
-      <w:r>
-        <w:t xml:space="preserve"> held outside the Area, a grant that funds the attendance of </w:t>
+        <w:t xml:space="preserve">Grants</w:t>
+      </w:r>
+      <w:r>
+        <w:t xml:space="preserve"> are paid directly to the recipient organisation, in its name (</w:t>
+      </w:r>
+      <w:r>
+        <w:rPr>
+          <w:color w:val="007A86"/>
+          <w:u w:val="single" w:color="0099A7"/>
+        </w:rPr>
+        <w:t xml:space="preserve">Chapter 4, Section 1</w:t>
+      </w:r>
+      <w:r>
+        <w:t xml:space="preserve">).</w:t>
+      </w:r>
+    </w:p>
+    <w:p>
+      <w:pPr>
+        <w:pStyle w:val="Note"/>
+        <w:keepNext w:val="false"/>
+      </w:pPr>
+      <w:r>
+        <w:rPr>
+          <w:b/>
+          <w:bCs/>
+          <w:color w:val="475569"/>
+        </w:rPr>
+        <w:t xml:space="preserve">Shown when: </w:t>
+      </w:r>
+      <w:r>
+        <w:rPr>
+          <w:color w:val="475569"/>
+          <w:sz w:val="18"/>
+          <w:szCs w:val="18"/>
+        </w:rPr>
+        <w:t xml:space="preserve">The grant would be paid to a personal bank account. Outcome: Not permitted as proposed.</w:t>
+      </w:r>
+    </w:p>
+    <w:p>
+      <w:pPr>
+        <w:pStyle w:val="TextId"/>
+        <w:keepNext/>
+        <w:keepLines/>
+      </w:pPr>
+      <w:r>
+        <w:t xml:space="preserve">messages.grantPreCondition</w:t>
+      </w:r>
+    </w:p>
+    <w:p>
+      <w:pPr>
+        <w:pStyle w:val="CheckerText"/>
+        <w:keepNext/>
+      </w:pPr>
+      <w:r>
+        <w:t xml:space="preserve">If the </w:t>
       </w:r>
       <w:r>
         <w:rPr>
           <w:color w:val="60269E"/>
           <w:u w:val="dotted" w:color="60269E"/>
         </w:rPr>
-        <w:t xml:space="preserve">HCPs</w:t>
-      </w:r>
-      <w:r>
-        <w:t xml:space="preserve"> registered and practising in the Area needs a positive </w:t>
+        <w:t xml:space="preserve">CVS</w:t>
+      </w:r>
+      <w:r>
+        <w:t xml:space="preserve"> decision is not available yet, the grant agreement can make a positive CVS decision a pre-condition of the grant. Nothing may be provided until that decision is given (</w:t>
+      </w:r>
+      <w:r>
+        <w:rPr>
+          <w:color w:val="007A86"/>
+          <w:u w:val="single" w:color="0099A7"/>
+        </w:rPr>
+        <w:t xml:space="preserve">Q&amp;A 32</w:t>
+      </w:r>
+      <w:r>
+        <w:t xml:space="preserve">).</w:t>
+      </w:r>
+    </w:p>
+    <w:p>
+      <w:pPr>
+        <w:pStyle w:val="Note"/>
+        <w:keepNext w:val="false"/>
+      </w:pPr>
+      <w:r>
+        <w:rPr>
+          <w:b/>
+          <w:bCs/>
+          <w:color w:val="475569"/>
+        </w:rPr>
+        <w:t xml:space="preserve">Shown when: </w:t>
+      </w:r>
+      <w:r>
+        <w:rPr>
+          <w:color w:val="475569"/>
+          <w:sz w:val="18"/>
+          <w:szCs w:val="18"/>
+        </w:rPr>
+        <w:t xml:space="preserve">A grant that needs a CVS decision, while no Compliant decision is confirmed: no Event selected in CVS, or a status that is pending, Pre-Cleared, out of scope or unrecognised. In a Mecomed country, only once an Event is selected.</w:t>
+      </w:r>
+    </w:p>
+    <w:p>
+      <w:pPr>
+        <w:pStyle w:val="Heading2"/>
+      </w:pPr>
+      <w:bookmarkStart w:name="h77" w:id="77"/>
+      <w:r>
+        <w:t xml:space="preserve">7.8 Events organised by individual HCPs</w:t>
+      </w:r>
+      <w:bookmarkEnd w:id="77"/>
+    </w:p>
+    <w:p>
+      <w:pPr>
+        <w:pStyle w:val="TextId"/>
+        <w:keepNext/>
+        <w:keepLines/>
+      </w:pPr>
+      <w:r>
+        <w:t xml:space="preserve">messages.inKindAllowed</w:t>
+      </w:r>
+    </w:p>
+    <w:p>
+      <w:pPr>
+        <w:pStyle w:val="CheckerText"/>
+        <w:keepNext/>
+      </w:pPr>
+      <w:r>
+        <w:t xml:space="preserve">The </w:t>
       </w:r>
       <w:r>
         <w:rPr>
           <w:color w:val="60269E"/>
           <w:u w:val="dotted" w:color="60269E"/>
         </w:rPr>
-        <w:t xml:space="preserve">CVS</w:t>
-      </w:r>
-      <w:r>
-        <w:t xml:space="preserve"> decision (</w:t>
+        <w:t xml:space="preserve">Code</w:t>
+      </w:r>
+      <w:r>
+        <w:t xml:space="preserve"> allows </w:t>
+      </w:r>
+      <w:r>
+        <w:rPr>
+          <w:color w:val="60269E"/>
+          <w:u w:val="dotted" w:color="60269E"/>
+        </w:rPr>
+        <w:t xml:space="preserve">In Kind</w:t>
+      </w:r>
+      <w:r>
+        <w:t xml:space="preserve"> support to an </w:t>
+      </w:r>
+      <w:r>
+        <w:rPr>
+          <w:color w:val="60269E"/>
+          <w:u w:val="dotted" w:color="60269E"/>
+        </w:rPr>
+        <w:t xml:space="preserve">Event</w:t>
+      </w:r>
+      <w:r>
+        <w:t xml:space="preserve"> organised by individual </w:t>
+      </w:r>
+      <w:r>
+        <w:rPr>
+          <w:color w:val="60269E"/>
+          <w:u w:val="dotted" w:color="60269E"/>
+        </w:rPr>
+        <w:t xml:space="preserve">HCPs</w:t>
+      </w:r>
+      <w:r>
+        <w:t xml:space="preserve">, such as loaned </w:t>
+      </w:r>
+      <w:r>
+        <w:rPr>
+          <w:color w:val="60269E"/>
+          <w:u w:val="dotted" w:color="60269E"/>
+        </w:rPr>
+        <w:t xml:space="preserve">Medical Technologies</w:t>
+      </w:r>
+      <w:r>
+        <w:t xml:space="preserve">, </w:t>
+      </w:r>
+      <w:r>
+        <w:rPr>
+          <w:color w:val="60269E"/>
+          <w:u w:val="dotted" w:color="60269E"/>
+        </w:rPr>
+        <w:t xml:space="preserve">Demonstration Products</w:t>
+      </w:r>
+      <w:r>
+        <w:t xml:space="preserve">, direct payment of catering or venue invoices, or speakers under consulting agreements. This carries significant risks, which must be managed carefully (</w:t>
       </w:r>
       <w:r>
         <w:rPr>
           <w:color w:val="007A86"/>
           <w:u w:val="single" w:color="0099A7"/>
         </w:rPr>
-        <w:t xml:space="preserve">Annex I</w:t>
-      </w:r>
-      <w:r>
-        <w:t xml:space="preserve">, footnote 3).</w:t>
+        <w:t xml:space="preserve">Q&amp;A 20</w:t>
+      </w:r>
+      <w:r>
+        <w:t xml:space="preserve">).</w:t>
       </w:r>
     </w:p>
     <w:p>
@@ -38706,7 +40160,7 @@
           <w:sz w:val="18"/>
           <w:szCs w:val="18"/>
         </w:rPr>
-        <w:t xml:space="preserve">An attendance grant for an Event held in person outside the Area that funds HCPs from the Area.</w:t>
+        <w:t xml:space="preserve">Every answer about support for an Event organised by individual HCPs.</w:t>
       </w:r>
     </w:p>
     <w:p>
@@ -38716,7 +40170,7 @@
         <w:keepLines/>
       </w:pPr>
       <w:r>
-        <w:t xml:space="preserve">messages.virtualGrantAttendance</w:t>
+        <w:t xml:space="preserve">messages.inKindMoney</w:t>
       </w:r>
     </w:p>
     <w:p>
@@ -38725,27 +40179,105 @@
         <w:keepNext/>
       </w:pPr>
       <w:r>
-        <w:t xml:space="preserve">The </w:t>
+        <w:t xml:space="preserve">Financial support may never be transferred to an individual </w:t>
       </w:r>
       <w:r>
         <w:rPr>
           <w:color w:val="60269E"/>
           <w:u w:val="dotted" w:color="60269E"/>
         </w:rPr>
-        <w:t xml:space="preserve">Code</w:t>
-      </w:r>
-      <w:r>
-        <w:t xml:space="preserve"> applies because the grant funds the attendance of </w:t>
-      </w:r>
+        <w:t xml:space="preserve">HCP</w:t>
+      </w:r>
+      <w:r>
+        <w:t xml:space="preserve">’s bank account (</w:t>
+      </w:r>
+      <w:r>
+        <w:rPr>
+          <w:color w:val="007A86"/>
+          <w:u w:val="single" w:color="0099A7"/>
+        </w:rPr>
+        <w:t xml:space="preserve">Q&amp;A 20</w:t>
+      </w:r>
+      <w:r>
+        <w:t xml:space="preserve">).</w:t>
+      </w:r>
+    </w:p>
+    <w:p>
+      <w:pPr>
+        <w:pStyle w:val="Note"/>
+        <w:keepNext w:val="false"/>
+      </w:pPr>
+      <w:r>
+        <w:rPr>
+          <w:b/>
+          <w:bCs/>
+          <w:color w:val="475569"/>
+        </w:rPr>
+        <w:t xml:space="preserve">Shown when: </w:t>
+      </w:r>
+      <w:r>
+        <w:rPr>
+          <w:color w:val="475569"/>
+          <w:sz w:val="18"/>
+          <w:szCs w:val="18"/>
+        </w:rPr>
+        <w:t xml:space="preserve">That support includes money paid to the organisers. Outcome: Not permitted as proposed.</w:t>
+      </w:r>
+    </w:p>
+    <w:p>
+      <w:pPr>
+        <w:pStyle w:val="TextId"/>
+        <w:keepNext/>
+        <w:keepLines/>
+      </w:pPr>
+      <w:r>
+        <w:t xml:space="preserve">messages.inKindIdentifiable</w:t>
+      </w:r>
+    </w:p>
+    <w:p>
+      <w:pPr>
+        <w:pStyle w:val="CheckerText"/>
+        <w:keepNext/>
+      </w:pPr>
       <w:r>
         <w:rPr>
           <w:color w:val="60269E"/>
           <w:u w:val="dotted" w:color="60269E"/>
         </w:rPr>
+        <w:t xml:space="preserve">In Kind</w:t>
+      </w:r>
+      <w:r>
+        <w:t xml:space="preserve"> support must not be used to pay for or arrange the attendance of identifiable </w:t>
+      </w:r>
+      <w:r>
+        <w:rPr>
+          <w:color w:val="60269E"/>
+          <w:u w:val="dotted" w:color="60269E"/>
+        </w:rPr>
         <w:t xml:space="preserve">HCPs</w:t>
       </w:r>
       <w:r>
-        <w:t xml:space="preserve"> registered and practising in the MedTech Europe Geographic Area.</w:t>
+        <w:t xml:space="preserve"> at a third-party conference (</w:t>
+      </w:r>
+      <w:r>
+        <w:rPr>
+          <w:color w:val="007A86"/>
+          <w:u w:val="single" w:color="0099A7"/>
+        </w:rPr>
+        <w:t xml:space="preserve">Q&amp;A 14</w:t>
+      </w:r>
+      <w:r>
+        <w:t xml:space="preserve"> and </w:t>
+      </w:r>
+      <w:r>
+        <w:rPr>
+          <w:color w:val="007A86"/>
+          <w:u w:val="single" w:color="0099A7"/>
+        </w:rPr>
+        <w:t xml:space="preserve">Q&amp;A 20</w:t>
+      </w:r>
+      <w:r>
+        <w:t xml:space="preserve">).</w:t>
       </w:r>
     </w:p>
     <w:p>
@@ -38767,18 +40299,8 @@
           <w:sz w:val="18"/>
           <w:szCs w:val="18"/>
         </w:rPr>
-        <w:t xml:space="preserve">An attendance grant for an online Event that funds HCPs from the Area. No CVS decision is needed.</w:t>
-      </w:r>
-    </w:p>
-    <w:p>
-      <w:pPr>
-        <w:pStyle w:val="Heading2"/>
-      </w:pPr>
-      <w:bookmarkStart w:name="h75" w:id="75"/>
-      <w:r>
-        <w:t xml:space="preserve">7.6 Company employees and booths</w:t>
-      </w:r>
-      <w:bookmarkEnd w:id="75"/>
+        <w:t xml:space="preserve">At a conference, the company would pay for or arrange specific HCPs’ attendance. Outcome: Not permitted as proposed.</w:t>
+      </w:r>
     </w:p>
     <w:p>
       <w:pPr>
@@ -38787,7 +40309,7 @@
         <w:keepLines/>
       </w:pPr>
       <w:r>
-        <w:t xml:space="preserve">messages.companyAttendanceReview</w:t>
+        <w:t xml:space="preserve">messages.inKindCvs</w:t>
       </w:r>
     </w:p>
     <w:p>
@@ -38795,6 +40317,26 @@
         <w:pStyle w:val="CheckerText"/>
         <w:keepNext/>
       </w:pPr>
+      <w:r>
+        <w:rPr>
+          <w:color w:val="60269E"/>
+          <w:u w:val="dotted" w:color="60269E"/>
+        </w:rPr>
+        <w:t xml:space="preserve">CVS</w:t>
+      </w:r>
+      <w:r>
+        <w:t xml:space="preserve"> approval is needed to support a </w:t>
+      </w:r>
+      <w:r>
+        <w:rPr>
+          <w:color w:val="60269E"/>
+          <w:u w:val="dotted" w:color="60269E"/>
+        </w:rPr>
+        <w:t xml:space="preserve">Third Party Organised Educational Event</w:t>
+      </w:r>
+      <w:r>
+        <w:t xml:space="preserve"> that is within CVS scope (</w:t>
+      </w:r>
       <w:r>
         <w:rPr>
           <w:color w:val="007A86"/>
@@ -38803,17 +40345,58 @@
         <w:t xml:space="preserve">Annex I</w:t>
       </w:r>
       <w:r>
-        <w:t xml:space="preserve"> requires the company to review its attendance internally against the </w:t>
+        <w:t xml:space="preserve">).</w:t>
+      </w:r>
+    </w:p>
+    <w:p>
+      <w:pPr>
+        <w:pStyle w:val="Note"/>
+        <w:keepNext w:val="false"/>
+      </w:pPr>
+      <w:r>
+        <w:rPr>
+          <w:b/>
+          <w:bCs/>
+          <w:color w:val="475569"/>
+        </w:rPr>
+        <w:t xml:space="preserve">Shown when: </w:t>
+      </w:r>
+      <w:r>
+        <w:rPr>
+          <w:color w:val="475569"/>
+          <w:sz w:val="18"/>
+          <w:szCs w:val="18"/>
+        </w:rPr>
+        <w:t xml:space="preserve">The Annex I row for general-running grants needs a CVS decision for this Event (an international Event in the Area).</w:t>
+      </w:r>
+    </w:p>
+    <w:p>
+      <w:pPr>
+        <w:pStyle w:val="TextId"/>
+        <w:keepNext/>
+        <w:keepLines/>
+      </w:pPr>
+      <w:r>
+        <w:t xml:space="preserve">messages.inKindTpptAttendance</w:t>
+      </w:r>
+    </w:p>
+    <w:p>
+      <w:pPr>
+        <w:pStyle w:val="CheckerText"/>
+        <w:keepNext/>
+      </w:pPr>
+      <w:r>
+        <w:t xml:space="preserve">Paying for specific </w:t>
       </w:r>
       <w:r>
         <w:rPr>
           <w:color w:val="60269E"/>
           <w:u w:val="dotted" w:color="60269E"/>
         </w:rPr>
-        <w:t xml:space="preserve">Code</w:t>
-      </w:r>
-      <w:r>
-        <w:t xml:space="preserve">’s principles before attending, whatever the </w:t>
+        <w:t xml:space="preserve">HCPs</w:t>
+      </w:r>
+      <w:r>
+        <w:t xml:space="preserve"> to attend a procedure training is direct support of their attendance: check it as “Cover or reimburse an HCP’s costs of attending an </w:t>
       </w:r>
       <w:r>
         <w:rPr>
@@ -38823,27 +40406,118 @@
         <w:t xml:space="preserve">Event</w:t>
       </w:r>
       <w:r>
-        <w:t xml:space="preserve">’s </w:t>
+        <w:t xml:space="preserve"> as a </w:t>
       </w:r>
       <w:r>
         <w:rPr>
           <w:color w:val="60269E"/>
           <w:u w:val="dotted" w:color="60269E"/>
         </w:rPr>
-        <w:t xml:space="preserve">CVS</w:t>
-      </w:r>
-      <w:r>
-        <w:t xml:space="preserve"> status (</w:t>
+        <w:t xml:space="preserve">Delegate</w:t>
+      </w:r>
+      <w:r>
+        <w:t xml:space="preserve">”.</w:t>
+      </w:r>
+    </w:p>
+    <w:p>
+      <w:pPr>
+        <w:pStyle w:val="Note"/>
+        <w:keepNext w:val="false"/>
+      </w:pPr>
+      <w:r>
+        <w:rPr>
+          <w:b/>
+          <w:bCs/>
+          <w:color w:val="475569"/>
+        </w:rPr>
+        <w:t xml:space="preserve">Shown when: </w:t>
+      </w:r>
+      <w:r>
+        <w:rPr>
+          <w:color w:val="475569"/>
+          <w:sz w:val="18"/>
+          <w:szCs w:val="18"/>
+        </w:rPr>
+        <w:t xml:space="preserve">At a procedure training, the company would pay for or arrange specific HCPs’ attendance. Outcome: Needs internal review.</w:t>
+      </w:r>
+    </w:p>
+    <w:p>
+      <w:pPr>
+        <w:pStyle w:val="Heading2"/>
+      </w:pPr>
+      <w:bookmarkStart w:name="h78" w:id="78"/>
+      <w:r>
+        <w:t xml:space="preserve">7.9 Procedure training</w:t>
+      </w:r>
+      <w:bookmarkEnd w:id="78"/>
+    </w:p>
+    <w:p>
+      <w:pPr>
+        <w:pStyle w:val="TextId"/>
+        <w:keepNext/>
+        <w:keepLines/>
+      </w:pPr>
+      <w:r>
+        <w:t xml:space="preserve">messages.tpptQualifiedDelegate</w:t>
+      </w:r>
+    </w:p>
+    <w:p>
+      <w:pPr>
+        <w:pStyle w:val="CheckerText"/>
+        <w:keepNext/>
+      </w:pPr>
+      <w:r>
+        <w:t xml:space="preserve">On the answers given, the </w:t>
+      </w:r>
+      <w:r>
+        <w:rPr>
+          <w:color w:val="60269E"/>
+          <w:u w:val="dotted" w:color="60269E"/>
+        </w:rPr>
+        <w:t xml:space="preserve">Event</w:t>
+      </w:r>
+      <w:r>
+        <w:t xml:space="preserve"> meets the </w:t>
       </w:r>
       <w:r>
         <w:rPr>
           <w:color w:val="007A86"/>
           <w:u w:val="single" w:color="0099A7"/>
         </w:rPr>
-        <w:t xml:space="preserve">Q&amp;A 16</w:t>
-      </w:r>
-      <w:r>
-        <w:t xml:space="preserve">).</w:t>
+        <w:t xml:space="preserve">Annex VII</w:t>
+      </w:r>
+      <w:r>
+        <w:t xml:space="preserve"> criteria for a </w:t>
+      </w:r>
+      <w:r>
+        <w:rPr>
+          <w:color w:val="60269E"/>
+          <w:u w:val="dotted" w:color="60269E"/>
+        </w:rPr>
+        <w:t xml:space="preserve">Third Party Organised Procedure Training</w:t>
+      </w:r>
+      <w:r>
+        <w:t xml:space="preserve">, so the company may pay </w:t>
+      </w:r>
+      <w:r>
+        <w:rPr>
+          <w:color w:val="60269E"/>
+          <w:u w:val="dotted" w:color="60269E"/>
+        </w:rPr>
+        <w:t xml:space="preserve">HCPs</w:t>
+      </w:r>
+      <w:r>
+        <w:t xml:space="preserve">’ registration fee, travel and hospitality directly (</w:t>
+      </w:r>
+      <w:r>
+        <w:rPr>
+          <w:color w:val="007A86"/>
+          <w:u w:val="single" w:color="0099A7"/>
+        </w:rPr>
+        <w:t xml:space="preserve">Chapter 2, Section 2</w:t>
+      </w:r>
+      <w:r>
+        <w:t xml:space="preserve">). The exception is to be narrowly interpreted.</w:t>
       </w:r>
     </w:p>
     <w:p>
@@ -38865,7 +40539,7 @@
           <w:sz w:val="18"/>
           <w:szCs w:val="18"/>
         </w:rPr>
-        <w:t xml:space="preserve">Every answer about company employees or representatives attending. Outcome: Needs internal review.</w:t>
+        <w:t xml:space="preserve">A Delegate’s costs at a procedure training that meets every Annex VII criterion.</w:t>
       </w:r>
     </w:p>
     <w:p>
@@ -38875,7 +40549,7 @@
         <w:keepLines/>
       </w:pPr>
       <w:r>
-        <w:t xml:space="preserve">messages.boothOutsideReview</w:t>
+        <w:t xml:space="preserve">messages.tpptQualifiedFaculty</w:t>
       </w:r>
     </w:p>
     <w:p>
@@ -38884,37 +40558,57 @@
         <w:keepNext/>
       </w:pPr>
       <w:r>
-        <w:t xml:space="preserve">When no </w:t>
+        <w:t xml:space="preserve">On the answers given, the </w:t>
       </w:r>
       <w:r>
         <w:rPr>
           <w:color w:val="60269E"/>
           <w:u w:val="dotted" w:color="60269E"/>
         </w:rPr>
-        <w:t xml:space="preserve">HCPs</w:t>
-      </w:r>
-      <w:r>
-        <w:t xml:space="preserve"> from the MedTech Europe Geographic Area take part, </w:t>
+        <w:t xml:space="preserve">Event</w:t>
+      </w:r>
+      <w:r>
+        <w:t xml:space="preserve"> meets the </w:t>
       </w:r>
       <w:r>
         <w:rPr>
           <w:color w:val="007A86"/>
           <w:u w:val="single" w:color="0099A7"/>
         </w:rPr>
-        <w:t xml:space="preserve">Annex I</w:t>
-      </w:r>
-      <w:r>
-        <w:t xml:space="preserve"> requires the company’s prior internal review of booths and advertising against the </w:t>
+        <w:t xml:space="preserve">Annex VII</w:t>
+      </w:r>
+      <w:r>
+        <w:t xml:space="preserve"> criteria for a </w:t>
       </w:r>
       <w:r>
         <w:rPr>
           <w:color w:val="60269E"/>
           <w:u w:val="dotted" w:color="60269E"/>
         </w:rPr>
-        <w:t xml:space="preserve">Code</w:t>
-      </w:r>
-      <w:r>
-        <w:t xml:space="preserve">’s principles.</w:t>
+        <w:t xml:space="preserve">Third Party Organised Procedure Training</w:t>
+      </w:r>
+      <w:r>
+        <w:t xml:space="preserve">, where </w:t>
+      </w:r>
+      <w:r>
+        <w:rPr>
+          <w:color w:val="007A86"/>
+          <w:u w:val="single" w:color="0099A7"/>
+        </w:rPr>
+        <w:t xml:space="preserve">Annex VI</w:t>
+      </w:r>
+      <w:r>
+        <w:t xml:space="preserve"> allows direct support of </w:t>
+      </w:r>
+      <w:r>
+        <w:rPr>
+          <w:color w:val="60269E"/>
+          <w:u w:val="dotted" w:color="60269E"/>
+        </w:rPr>
+        <w:t xml:space="preserve">Faculty</w:t>
+      </w:r>
+      <w:r>
+        <w:t xml:space="preserve">.</w:t>
       </w:r>
     </w:p>
     <w:p>
@@ -38936,7 +40630,7 @@
           <w:sz w:val="18"/>
           <w:szCs w:val="18"/>
         </w:rPr>
-        <w:t xml:space="preserve">A booth, advertising or satellite symposium slot at an Event held in person outside the Area, with no HCPs from the Area taking part. Outcome: Needs internal review.</w:t>
+        <w:t xml:space="preserve">A speaker’s fee at a procedure training that meets every Annex VII criterion.</w:t>
       </w:r>
     </w:p>
     <w:p>
@@ -38946,7 +40640,7 @@
         <w:keepLines/>
       </w:pPr>
       <w:r>
-        <w:t xml:space="preserve">messages.boothPackageSplit</w:t>
+        <w:t xml:space="preserve">messages.tpptQualifiedGrant</w:t>
       </w:r>
     </w:p>
     <w:p>
@@ -38955,24 +40649,34 @@
         <w:keepNext/>
       </w:pPr>
       <w:r>
-        <w:t xml:space="preserve">Commercial sponsorship and </w:t>
+        <w:t xml:space="preserve">The </w:t>
       </w:r>
       <w:r>
         <w:rPr>
           <w:color w:val="60269E"/>
           <w:u w:val="dotted" w:color="60269E"/>
         </w:rPr>
-        <w:t xml:space="preserve">Educational Grants</w:t>
-      </w:r>
-      <w:r>
-        <w:t xml:space="preserve"> must be kept apart. Put the educational funding in a separate Educational Grant, and check each part separately (</w:t>
+        <w:t xml:space="preserve">Event</w:t>
+      </w:r>
+      <w:r>
+        <w:t xml:space="preserve"> can be supported through an </w:t>
+      </w:r>
+      <w:r>
+        <w:rPr>
+          <w:color w:val="60269E"/>
+          <w:u w:val="dotted" w:color="60269E"/>
+        </w:rPr>
+        <w:t xml:space="preserve">Educational Grant</w:t>
+      </w:r>
+      <w:r>
+        <w:t xml:space="preserve"> whether or not it qualifies as a procedure training (</w:t>
       </w:r>
       <w:r>
         <w:rPr>
           <w:color w:val="007A86"/>
           <w:u w:val="single" w:color="0099A7"/>
         </w:rPr>
-        <w:t xml:space="preserve">Q&amp;A 29</w:t>
+        <w:t xml:space="preserve">Chapter 2, Section 2</w:t>
       </w:r>
       <w:r>
         <w:t xml:space="preserve">).</w:t>
@@ -38997,18 +40701,8 @@
           <w:sz w:val="18"/>
           <w:szCs w:val="18"/>
         </w:rPr>
-        <w:t xml:space="preserve">The booth package also includes educational funding. Outcome: Needs internal review.</w:t>
-      </w:r>
-    </w:p>
-    <w:p>
-      <w:pPr>
-        <w:pStyle w:val="Heading2"/>
-      </w:pPr>
-      <w:bookmarkStart w:name="h76" w:id="76"/>
-      <w:r>
-        <w:t xml:space="preserve">7.7 Educational Grants</w:t>
-      </w:r>
-      <w:bookmarkEnd w:id="76"/>
+        <w:t xml:space="preserve">Every grant for a procedure training.</w:t>
+      </w:r>
     </w:p>
     <w:p>
       <w:pPr>
@@ -39017,7 +40711,7 @@
         <w:keepLines/>
       </w:pPr>
       <w:r>
-        <w:t xml:space="preserve">messages.grantPackageSplit</w:t>
+        <w:t xml:space="preserve">messages.tpptNotQualified</w:t>
       </w:r>
     </w:p>
     <w:p>
@@ -39026,27 +40720,47 @@
         <w:keepNext/>
       </w:pPr>
       <w:r>
-        <w:t xml:space="preserve">An </w:t>
+        <w:t xml:space="preserve">On the answers given, the </w:t>
       </w:r>
       <w:r>
         <w:rPr>
           <w:color w:val="60269E"/>
           <w:u w:val="dotted" w:color="60269E"/>
         </w:rPr>
-        <w:t xml:space="preserve">Educational Grant</w:t>
-      </w:r>
-      <w:r>
-        <w:t xml:space="preserve"> cannot give the company anything in return. Put the booth, advertising or other commercial elements in a separate commercial agreement, and check each part separately (</w:t>
+        <w:t xml:space="preserve">Event</w:t>
+      </w:r>
+      <w:r>
+        <w:t xml:space="preserve"> does not qualify as a </w:t>
+      </w:r>
+      <w:r>
+        <w:rPr>
+          <w:color w:val="60269E"/>
+          <w:u w:val="dotted" w:color="60269E"/>
+        </w:rPr>
+        <w:t xml:space="preserve">Third Party Organised Procedure Training</w:t>
+      </w:r>
+      <w:r>
+        <w:t xml:space="preserve"> (</w:t>
       </w:r>
       <w:r>
         <w:rPr>
           <w:color w:val="007A86"/>
           <w:u w:val="single" w:color="0099A7"/>
         </w:rPr>
-        <w:t xml:space="preserve">Q&amp;A 29</w:t>
-      </w:r>
-      <w:r>
-        <w:t xml:space="preserve">).</w:t>
+        <w:t xml:space="preserve">Annex VII</w:t>
+      </w:r>
+      <w:r>
+        <w:t xml:space="preserve">), so it is assessed as a </w:t>
+      </w:r>
+      <w:r>
+        <w:rPr>
+          <w:color w:val="60269E"/>
+          <w:u w:val="dotted" w:color="60269E"/>
+        </w:rPr>
+        <w:t xml:space="preserve">Third Party Organised Educational Conference</w:t>
+      </w:r>
+      <w:r>
+        <w:t xml:space="preserve">.</w:t>
       </w:r>
     </w:p>
     <w:p>
@@ -39068,7 +40782,7 @@
           <w:sz w:val="18"/>
           <w:szCs w:val="18"/>
         </w:rPr>
-        <w:t xml:space="preserve">The company would receive something in return for a grant. Outcome: Needs internal review.</w:t>
+        <w:t xml:space="preserve">A payment to an HCP at a procedure training that fails a criterion or the programme-time thresholds; the questions end there. Outcome: Not permitted.</w:t>
       </w:r>
     </w:p>
     <w:p>
@@ -39078,7 +40792,7 @@
         <w:keepLines/>
       </w:pPr>
       <w:r>
-        <w:t xml:space="preserve">messages.grantToIndividual</w:t>
+        <w:t xml:space="preserve">messages.tpptUnknown</w:t>
       </w:r>
     </w:p>
     <w:p>
@@ -39086,35 +40800,140 @@
         <w:pStyle w:val="CheckerText"/>
         <w:keepNext/>
       </w:pPr>
+      <w:r>
+        <w:t xml:space="preserve">Confirm the programme times and each </w:t>
+      </w:r>
+      <w:r>
+        <w:rPr>
+          <w:color w:val="007A86"/>
+          <w:u w:val="single" w:color="0099A7"/>
+        </w:rPr>
+        <w:t xml:space="preserve">Annex VII</w:t>
+      </w:r>
+      <w:r>
+        <w:t xml:space="preserve"> criterion before relying on the procedure-training exception.</w:t>
+      </w:r>
+    </w:p>
+    <w:p>
+      <w:pPr>
+        <w:pStyle w:val="Note"/>
+        <w:keepNext w:val="false"/>
+      </w:pPr>
+      <w:r>
+        <w:rPr>
+          <w:b/>
+          <w:bCs/>
+          <w:color w:val="475569"/>
+        </w:rPr>
+        <w:t xml:space="preserve">Shown when: </w:t>
+      </w:r>
+      <w:r>
+        <w:rPr>
+          <w:color w:val="475569"/>
+          <w:sz w:val="18"/>
+          <w:szCs w:val="18"/>
+        </w:rPr>
+        <w:t xml:space="preserve">Under “Still to confirm”, when the programme times or a criterion are not yet confirmed. Outcome: More information needed.</w:t>
+      </w:r>
+    </w:p>
+    <w:p>
+      <w:pPr>
+        <w:pStyle w:val="TextId"/>
+        <w:keepNext/>
+        <w:keepLines/>
+      </w:pPr>
+      <w:r>
+        <w:t xml:space="preserve">messages.tpptChanged</w:t>
+      </w:r>
+    </w:p>
+    <w:p>
+      <w:pPr>
+        <w:pStyle w:val="CheckerText"/>
+        <w:keepNext/>
+      </w:pPr>
+      <w:r>
+        <w:t xml:space="preserve">With the participants’ hands-on part cancelled or moved online, the </w:t>
+      </w:r>
       <w:r>
         <w:rPr>
           <w:color w:val="60269E"/>
           <w:u w:val="dotted" w:color="60269E"/>
         </w:rPr>
-        <w:t xml:space="preserve">Grants</w:t>
-      </w:r>
-      <w:r>
-        <w:t xml:space="preserve"> may not be given to individual </w:t>
+        <w:t xml:space="preserve">Event</w:t>
+      </w:r>
+      <w:r>
+        <w:t xml:space="preserve"> no longer qualifies as a </w:t>
       </w:r>
       <w:r>
         <w:rPr>
           <w:color w:val="60269E"/>
           <w:u w:val="dotted" w:color="60269E"/>
         </w:rPr>
-        <w:t xml:space="preserve">HCPs</w:t>
-      </w:r>
-      <w:r>
-        <w:t xml:space="preserve">: they must be paid directly to the qualifying organisation (</w:t>
+        <w:t xml:space="preserve">Third Party Organised Procedure Training</w:t>
+      </w:r>
+      <w:r>
+        <w:t xml:space="preserve">. The company may support it only through an </w:t>
+      </w:r>
+      <w:r>
+        <w:rPr>
+          <w:color w:val="60269E"/>
+          <w:u w:val="dotted" w:color="60269E"/>
+        </w:rPr>
+        <w:t xml:space="preserve">Educational Grant</w:t>
+      </w:r>
+      <w:r>
+        <w:t xml:space="preserve"> and by paying the registration fee or access to the recording; travel may never be paid (</w:t>
       </w:r>
       <w:r>
         <w:rPr>
           <w:color w:val="007A86"/>
           <w:u w:val="single" w:color="0099A7"/>
         </w:rPr>
-        <w:t xml:space="preserve">Chapter 4, Section 1</w:t>
-      </w:r>
-      <w:r>
-        <w:t xml:space="preserve">). For an </w:t>
+        <w:t xml:space="preserve">Chapter 2, Section 2</w:t>
+      </w:r>
+      <w:r>
+        <w:t xml:space="preserve">).</w:t>
+      </w:r>
+    </w:p>
+    <w:p>
+      <w:pPr>
+        <w:pStyle w:val="Note"/>
+        <w:keepNext w:val="false"/>
+      </w:pPr>
+      <w:r>
+        <w:rPr>
+          <w:b/>
+          <w:bCs/>
+          <w:color w:val="475569"/>
+        </w:rPr>
+        <w:t xml:space="preserve">Shown when: </w:t>
+      </w:r>
+      <w:r>
+        <w:rPr>
+          <w:color w:val="475569"/>
+          <w:sz w:val="18"/>
+          <w:szCs w:val="18"/>
+        </w:rPr>
+        <w:t xml:space="preserve">A payment to an HCP at a procedure training whose hands-on part was cancelled or moved online. Faculty: Not permitted. Delegate: only the registration fee is permitted.</w:t>
+      </w:r>
+    </w:p>
+    <w:p>
+      <w:pPr>
+        <w:pStyle w:val="TextId"/>
+        <w:keepNext/>
+        <w:keepLines/>
+      </w:pPr>
+      <w:r>
+        <w:t xml:space="preserve">messages.tpptVirtual</w:t>
+      </w:r>
+    </w:p>
+    <w:p>
+      <w:pPr>
+        <w:pStyle w:val="CheckerText"/>
+        <w:keepNext/>
+      </w:pPr>
+      <w:r>
+        <w:t xml:space="preserve">An </w:t>
       </w:r>
       <w:r>
         <w:rPr>
@@ -39124,27 +40943,27 @@
         <w:t xml:space="preserve">Event</w:t>
       </w:r>
       <w:r>
-        <w:t xml:space="preserve"> organised by individual HCPs, see the rules for </w:t>
+        <w:t xml:space="preserve"> held only online cannot qualify as a </w:t>
       </w:r>
       <w:r>
         <w:rPr>
           <w:color w:val="60269E"/>
           <w:u w:val="dotted" w:color="60269E"/>
         </w:rPr>
-        <w:t xml:space="preserve">In Kind</w:t>
-      </w:r>
-      <w:r>
-        <w:t xml:space="preserve"> support in </w:t>
+        <w:t xml:space="preserve">Third Party Organised Procedure Training</w:t>
+      </w:r>
+      <w:r>
+        <w:t xml:space="preserve">, which needs hands-on training delivered mostly in a clinical environment (</w:t>
       </w:r>
       <w:r>
         <w:rPr>
           <w:color w:val="007A86"/>
           <w:u w:val="single" w:color="0099A7"/>
         </w:rPr>
-        <w:t xml:space="preserve">Q&amp;A 20</w:t>
-      </w:r>
-      <w:r>
-        <w:t xml:space="preserve">.</w:t>
+        <w:t xml:space="preserve">Annex VII</w:t>
+      </w:r>
+      <w:r>
+        <w:t xml:space="preserve">).</w:t>
       </w:r>
     </w:p>
     <w:p>
@@ -39166,7 +40985,7 @@
           <w:sz w:val="18"/>
           <w:szCs w:val="18"/>
         </w:rPr>
-        <w:t xml:space="preserve">The grant would go to an individual HCP. Outcome: Not permitted as proposed.</w:t>
+        <w:t xml:space="preserve">A payment to an HCP at a procedure training held online only. Outcome: Not permitted.</w:t>
       </w:r>
     </w:p>
     <w:p>
@@ -39176,7 +40995,7 @@
         <w:keepLines/>
       </w:pPr>
       <w:r>
-        <w:t xml:space="preserve">messages.grantToTravelAgency</w:t>
+        <w:t xml:space="preserve">messages.tpptCvs</w:t>
       </w:r>
     </w:p>
     <w:p>
@@ -39185,44 +41004,183 @@
         <w:keepNext/>
       </w:pPr>
       <w:r>
-        <w:t xml:space="preserve">An </w:t>
+        <w:t xml:space="preserve">Cross-border and international procedure trainings must be submitted to </w:t>
       </w:r>
       <w:r>
         <w:rPr>
           <w:color w:val="60269E"/>
           <w:u w:val="dotted" w:color="60269E"/>
         </w:rPr>
-        <w:t xml:space="preserve">Educational Grant</w:t>
-      </w:r>
-      <w:r>
-        <w:t xml:space="preserve"> or funds for education may not be given to a travel agency directly. The company may instead pay a travel agency on behalf of the recipient </w:t>
+        <w:t xml:space="preserve">CVS</w:t>
+      </w:r>
+      <w:r>
+        <w:t xml:space="preserve"> (CVS guidance).</w:t>
+      </w:r>
+    </w:p>
+    <w:p>
+      <w:pPr>
+        <w:pStyle w:val="Note"/>
+        <w:keepNext w:val="false"/>
+      </w:pPr>
+      <w:r>
+        <w:rPr>
+          <w:b/>
+          <w:bCs/>
+          <w:color w:val="475569"/>
+        </w:rPr>
+        <w:t xml:space="preserve">Shown when: </w:t>
+      </w:r>
+      <w:r>
+        <w:rPr>
+          <w:color w:val="475569"/>
+          <w:sz w:val="18"/>
+          <w:szCs w:val="18"/>
+        </w:rPr>
+        <w:t xml:space="preserve">A payment to an HCP at a procedure training with Delegates from at least two countries of the Area, or held outside the Area with HCPs from the Area.</w:t>
+      </w:r>
+    </w:p>
+    <w:p>
+      <w:pPr>
+        <w:pStyle w:val="TextId"/>
+        <w:keepNext/>
+        <w:keepLines/>
+      </w:pPr>
+      <w:r>
+        <w:t xml:space="preserve">messages.tpptCompanyCheck</w:t>
+      </w:r>
+    </w:p>
+    <w:p>
+      <w:pPr>
+        <w:pStyle w:val="CheckerText"/>
+        <w:keepNext/>
+      </w:pPr>
+      <w:r>
+        <w:t xml:space="preserve">Since 1 January 2024, </w:t>
       </w:r>
       <w:r>
         <w:rPr>
           <w:color w:val="60269E"/>
           <w:u w:val="dotted" w:color="60269E"/>
         </w:rPr>
-        <w:t xml:space="preserve">Healthcare Organisation</w:t>
-      </w:r>
-      <w:r>
-        <w:t xml:space="preserve"> or </w:t>
+        <w:t xml:space="preserve">CVS</w:t>
+      </w:r>
+      <w:r>
+        <w:t xml:space="preserve"> no longer confirms whether an </w:t>
       </w:r>
       <w:r>
         <w:rPr>
           <w:color w:val="60269E"/>
           <w:u w:val="dotted" w:color="60269E"/>
         </w:rPr>
-        <w:t xml:space="preserve">PCO</w:t>
-      </w:r>
-      <w:r>
-        <w:t xml:space="preserve"> (</w:t>
-      </w:r>
+        <w:t xml:space="preserve">Event</w:t>
+      </w:r>
+      <w:r>
+        <w:t xml:space="preserve"> qualifies as a procedure training: the sponsoring company must check the criteria itself (CVS guidance).</w:t>
+      </w:r>
+    </w:p>
+    <w:p>
+      <w:pPr>
+        <w:pStyle w:val="Note"/>
+        <w:keepNext w:val="false"/>
+      </w:pPr>
+      <w:r>
+        <w:rPr>
+          <w:b/>
+          <w:bCs/>
+          <w:color w:val="475569"/>
+        </w:rPr>
+        <w:t xml:space="preserve">Shown when: </w:t>
+      </w:r>
+      <w:r>
+        <w:rPr>
+          <w:color w:val="475569"/>
+          <w:sz w:val="18"/>
+          <w:szCs w:val="18"/>
+        </w:rPr>
+        <w:t xml:space="preserve">A payment to an HCP at a procedure training that qualifies or may still qualify.</w:t>
+      </w:r>
+    </w:p>
+    <w:p>
+      <w:pPr>
+        <w:pStyle w:val="Heading2"/>
+      </w:pPr>
+      <w:bookmarkStart w:name="h79" w:id="79"/>
+      <w:r>
+        <w:t xml:space="preserve">7.10 Company Events and speakers</w:t>
+      </w:r>
+      <w:bookmarkEnd w:id="79"/>
+    </w:p>
+    <w:p>
+      <w:pPr>
+        <w:pStyle w:val="TextId"/>
+        <w:keepNext/>
+        <w:keepLines/>
+      </w:pPr>
+      <w:r>
+        <w:t xml:space="preserve">messages.companyDelegateAllowed</w:t>
+      </w:r>
+    </w:p>
+    <w:p>
+      <w:pPr>
+        <w:pStyle w:val="CheckerText"/>
+        <w:keepNext/>
+      </w:pPr>
       <w:r>
         <w:rPr>
           <w:color w:val="007A86"/>
           <w:u w:val="single" w:color="0099A7"/>
         </w:rPr>
-        <w:t xml:space="preserve">Chapter 4, Section 3</w:t>
+        <w:t xml:space="preserve">Annex VI</w:t>
+      </w:r>
+      <w:r>
+        <w:t xml:space="preserve"> allows the company to pay the costs of </w:t>
+      </w:r>
+      <w:r>
+        <w:rPr>
+          <w:color w:val="60269E"/>
+          <w:u w:val="dotted" w:color="60269E"/>
+        </w:rPr>
+        <w:t xml:space="preserve">HCP</w:t>
+      </w:r>
+      <w:r>
+        <w:t xml:space="preserve"> </w:t>
+      </w:r>
+      <w:r>
+        <w:rPr>
+          <w:color w:val="60269E"/>
+          <w:u w:val="dotted" w:color="60269E"/>
+        </w:rPr>
+        <w:t xml:space="preserve">Delegates</w:t>
+      </w:r>
+      <w:r>
+        <w:t xml:space="preserve"> at a </w:t>
+      </w:r>
+      <w:r>
+        <w:rPr>
+          <w:color w:val="60269E"/>
+          <w:u w:val="dotted" w:color="60269E"/>
+        </w:rPr>
+        <w:t xml:space="preserve">Product and Procedure Training and Education Event</w:t>
+      </w:r>
+      <w:r>
+        <w:t xml:space="preserve"> that is not held at or around a third-party </w:t>
+      </w:r>
+      <w:r>
+        <w:rPr>
+          <w:color w:val="60269E"/>
+          <w:u w:val="dotted" w:color="60269E"/>
+        </w:rPr>
+        <w:t xml:space="preserve">Event</w:t>
+      </w:r>
+      <w:r>
+        <w:t xml:space="preserve">, where local laws allow it (</w:t>
+      </w:r>
+      <w:r>
+        <w:rPr>
+          <w:color w:val="007A86"/>
+          <w:u w:val="single" w:color="0099A7"/>
+        </w:rPr>
+        <w:t xml:space="preserve">Chapter 3, Section 2</w:t>
       </w:r>
       <w:r>
         <w:t xml:space="preserve">).</w:t>
@@ -39247,7 +41205,7 @@
           <w:sz w:val="18"/>
           <w:szCs w:val="18"/>
         </w:rPr>
-        <w:t xml:space="preserve">The grant would go to a travel agency. Outcome: Not permitted as proposed.</w:t>
+        <w:t xml:space="preserve">A Delegate’s costs at a Product and Procedure Training and Education Event not held around a third-party Event.</w:t>
       </w:r>
     </w:p>
     <w:p>
@@ -39257,7 +41215,7 @@
         <w:keepLines/>
       </w:pPr>
       <w:r>
-        <w:t xml:space="preserve">messages.grantToPatientOrg</w:t>
+        <w:t xml:space="preserve">messages.companyDelegateOverlap</w:t>
       </w:r>
     </w:p>
     <w:p>
@@ -39266,37 +41224,57 @@
         <w:keepNext/>
       </w:pPr>
       <w:r>
-        <w:t xml:space="preserve">The </w:t>
+        <w:t xml:space="preserve">No support may be given to </w:t>
       </w:r>
       <w:r>
         <w:rPr>
           <w:color w:val="60269E"/>
           <w:u w:val="dotted" w:color="60269E"/>
         </w:rPr>
-        <w:t xml:space="preserve">Code</w:t>
-      </w:r>
-      <w:r>
-        <w:t xml:space="preserve"> does not cover </w:t>
+        <w:t xml:space="preserve">HCPs</w:t>
+      </w:r>
+      <w:r>
+        <w:t xml:space="preserve"> attending a </w:t>
       </w:r>
       <w:r>
         <w:rPr>
           <w:color w:val="60269E"/>
           <w:u w:val="dotted" w:color="60269E"/>
         </w:rPr>
-        <w:t xml:space="preserve">Grants</w:t>
-      </w:r>
-      <w:r>
-        <w:t xml:space="preserve"> to patient organisations: MedTech Europe’s Patient Organisation Guidelines apply instead (</w:t>
+        <w:t xml:space="preserve">Company Event</w:t>
+      </w:r>
+      <w:r>
+        <w:t xml:space="preserve"> as </w:t>
+      </w:r>
+      <w:r>
+        <w:rPr>
+          <w:color w:val="60269E"/>
+          <w:u w:val="dotted" w:color="60269E"/>
+        </w:rPr>
+        <w:t xml:space="preserve">Delegates</w:t>
+      </w:r>
+      <w:r>
+        <w:t xml:space="preserve"> or trainees when it is held at or around a </w:t>
+      </w:r>
+      <w:r>
+        <w:rPr>
+          <w:color w:val="60269E"/>
+          <w:u w:val="dotted" w:color="60269E"/>
+        </w:rPr>
+        <w:t xml:space="preserve">Third Party Organised Educational Event</w:t>
+      </w:r>
+      <w:r>
+        <w:t xml:space="preserve"> (</w:t>
       </w:r>
       <w:r>
         <w:rPr>
           <w:color w:val="007A86"/>
           <w:u w:val="single" w:color="0099A7"/>
         </w:rPr>
-        <w:t xml:space="preserve">Chapter 4, Section 1</w:t>
-      </w:r>
-      <w:r>
-        <w:t xml:space="preserve">).</w:t>
+        <w:t xml:space="preserve">Chapter 3, Section 3</w:t>
+      </w:r>
+      <w:r>
+        <w:t xml:space="preserve">). A lunch or dinner at a business or scientific meeting with a few selected HCPs has its own conditions: check it as a meal.</w:t>
       </w:r>
     </w:p>
     <w:p>
@@ -39318,7 +41296,7 @@
           <w:sz w:val="18"/>
           <w:szCs w:val="18"/>
         </w:rPr>
-        <w:t xml:space="preserve">The grant would go to a patient organisation. Outcome: Outside the Code’s scope.</w:t>
+        <w:t xml:space="preserve">A Delegate’s costs at a Company Event held around a third-party Event. Outcome: Not permitted.</w:t>
       </w:r>
     </w:p>
     <w:p>
@@ -39328,7 +41306,7 @@
         <w:keepLines/>
       </w:pPr>
       <w:r>
-        <w:t xml:space="preserve">messages.grantToPco</w:t>
+        <w:t xml:space="preserve">messages.businessDelegate</w:t>
       </w:r>
     </w:p>
     <w:p>
@@ -39337,37 +41315,37 @@
         <w:keepNext/>
       </w:pPr>
       <w:r>
-        <w:t xml:space="preserve">Funds earmarked for education given to a </w:t>
+        <w:t xml:space="preserve">For a </w:t>
       </w:r>
       <w:r>
         <w:rPr>
           <w:color w:val="60269E"/>
           <w:u w:val="dotted" w:color="60269E"/>
         </w:rPr>
-        <w:t xml:space="preserve">PCO</w:t>
-      </w:r>
-      <w:r>
-        <w:t xml:space="preserve"> are subject to all the rules for </w:t>
+        <w:t xml:space="preserve">Sales, Promotional and Other Business Meeting</w:t>
+      </w:r>
+      <w:r>
+        <w:t xml:space="preserve">, the company may not pay </w:t>
       </w:r>
       <w:r>
         <w:rPr>
           <w:color w:val="60269E"/>
           <w:u w:val="dotted" w:color="60269E"/>
         </w:rPr>
-        <w:t xml:space="preserve">Educational Grants</w:t>
-      </w:r>
-      <w:r>
-        <w:t xml:space="preserve"> (</w:t>
+        <w:t xml:space="preserve">HCPs</w:t>
+      </w:r>
+      <w:r>
+        <w:t xml:space="preserve">’ travel or accommodation unless a demonstration of non-portable equipment requires it (</w:t>
       </w:r>
       <w:r>
         <w:rPr>
           <w:color w:val="007A86"/>
           <w:u w:val="single" w:color="0099A7"/>
         </w:rPr>
-        <w:t xml:space="preserve">Q&amp;A 35</w:t>
-      </w:r>
-      <w:r>
-        <w:t xml:space="preserve">).</w:t>
+        <w:t xml:space="preserve">Chapter 3, Section 4</w:t>
+      </w:r>
+      <w:r>
+        <w:t xml:space="preserve">). Reasonable meals at the meeting are allowed.</w:t>
       </w:r>
     </w:p>
     <w:p>
@@ -39389,7 +41367,7 @@
           <w:sz w:val="18"/>
           <w:szCs w:val="18"/>
         </w:rPr>
-        <w:t xml:space="preserve">The grant would go to a PCO.</w:t>
+        <w:t xml:space="preserve">A Delegate’s costs at a Sales, Promotional and Other Business Meeting not held around a third-party Event.</w:t>
       </w:r>
     </w:p>
     <w:p>
@@ -39399,7 +41377,7 @@
         <w:keepLines/>
       </w:pPr>
       <w:r>
-        <w:t xml:space="preserve">messages.personalAccount</w:t>
+        <w:t xml:space="preserve">messages.servicesAllowed</w:t>
       </w:r>
     </w:p>
     <w:p>
@@ -39407,25 +41385,22 @@
         <w:pStyle w:val="CheckerText"/>
         <w:keepNext/>
       </w:pPr>
-      <w:r>
-        <w:t xml:space="preserve">No payment may be made to a personal bank account: </w:t>
-      </w:r>
       <w:r>
         <w:rPr>
           <w:color w:val="60269E"/>
           <w:u w:val="dotted" w:color="60269E"/>
         </w:rPr>
-        <w:t xml:space="preserve">Grants</w:t>
-      </w:r>
-      <w:r>
-        <w:t xml:space="preserve"> are paid directly to the recipient organisation, in its name (</w:t>
+        <w:t xml:space="preserve">HCPs</w:t>
+      </w:r>
+      <w:r>
+        <w:t xml:space="preserve"> who provide services, for example as speakers or advisers, may be paid under a consulting agreement, including documented, actual and reasonable travel, meals and accommodation for the services (</w:t>
       </w:r>
       <w:r>
         <w:rPr>
           <w:color w:val="007A86"/>
           <w:u w:val="single" w:color="0099A7"/>
         </w:rPr>
-        <w:t xml:space="preserve">Chapter 4, Section 1</w:t>
+        <w:t xml:space="preserve">Chapter 5, Section 3</w:t>
       </w:r>
       <w:r>
         <w:t xml:space="preserve">).</w:t>
@@ -39450,7 +41425,7 @@
           <w:sz w:val="18"/>
           <w:szCs w:val="18"/>
         </w:rPr>
-        <w:t xml:space="preserve">The grant would be paid to a personal bank account. Outcome: Not permitted as proposed.</w:t>
+        <w:t xml:space="preserve">A payment for an HCP’s services at any Company Event.</w:t>
       </w:r>
     </w:p>
     <w:p>
@@ -39460,7 +41435,7 @@
         <w:keepLines/>
       </w:pPr>
       <w:r>
-        <w:t xml:space="preserve">messages.grantPreCondition</w:t>
+        <w:t xml:space="preserve">messages.servicesOverlap</w:t>
       </w:r>
     </w:p>
     <w:p>
@@ -39469,24 +41444,44 @@
         <w:keepNext/>
       </w:pPr>
       <w:r>
-        <w:t xml:space="preserve">If the </w:t>
+        <w:t xml:space="preserve">At a </w:t>
       </w:r>
       <w:r>
         <w:rPr>
           <w:color w:val="60269E"/>
           <w:u w:val="dotted" w:color="60269E"/>
         </w:rPr>
-        <w:t xml:space="preserve">CVS</w:t>
-      </w:r>
-      <w:r>
-        <w:t xml:space="preserve"> decision is not available yet, the grant agreement can make a positive CVS decision a pre-condition of the grant. Nothing may be provided until that decision is given (</w:t>
+        <w:t xml:space="preserve">Company Event</w:t>
+      </w:r>
+      <w:r>
+        <w:t xml:space="preserve"> held at or around a </w:t>
+      </w:r>
+      <w:r>
+        <w:rPr>
+          <w:color w:val="60269E"/>
+          <w:u w:val="dotted" w:color="60269E"/>
+        </w:rPr>
+        <w:t xml:space="preserve">Third Party Organised Educational Event</w:t>
+      </w:r>
+      <w:r>
+        <w:t xml:space="preserve">, the company may pay only the agreed remuneration and expenses for the services at its own </w:t>
+      </w:r>
+      <w:r>
+        <w:rPr>
+          <w:color w:val="60269E"/>
+          <w:u w:val="dotted" w:color="60269E"/>
+        </w:rPr>
+        <w:t xml:space="preserve">Event</w:t>
+      </w:r>
+      <w:r>
+        <w:t xml:space="preserve">, and never the incremental costs of attending the third-party Event (</w:t>
       </w:r>
       <w:r>
         <w:rPr>
           <w:color w:val="007A86"/>
           <w:u w:val="single" w:color="0099A7"/>
         </w:rPr>
-        <w:t xml:space="preserve">Q&amp;A 32</w:t>
+        <w:t xml:space="preserve">Chapter 3, Section 3</w:t>
       </w:r>
       <w:r>
         <w:t xml:space="preserve">).</w:t>
@@ -39511,18 +41506,8 @@
           <w:sz w:val="18"/>
           <w:szCs w:val="18"/>
         </w:rPr>
-        <w:t xml:space="preserve">A grant that needs a CVS decision, while no Compliant decision is confirmed: no Event selected in CVS, or a status that is pending, Pre-Cleared, out of scope or unrecognised. In a Mecomed country, only once an Event is selected.</w:t>
-      </w:r>
-    </w:p>
-    <w:p>
-      <w:pPr>
-        <w:pStyle w:val="Heading2"/>
-      </w:pPr>
-      <w:bookmarkStart w:name="h77" w:id="77"/>
-      <w:r>
-        <w:t xml:space="preserve">7.8 Events organised by individual HCPs</w:t>
-      </w:r>
-      <w:bookmarkEnd w:id="77"/>
+        <w:t xml:space="preserve">The same, when the Company Event is held around a third-party Event.</w:t>
+      </w:r>
     </w:p>
     <w:p>
       <w:pPr>
@@ -39531,7 +41516,7 @@
         <w:keepLines/>
       </w:pPr>
       <w:r>
-        <w:t xml:space="preserve">messages.inKindAllowed</w:t>
+        <w:t xml:space="preserve">messages.speakerGrantHospitality</w:t>
       </w:r>
     </w:p>
     <w:p>
@@ -39547,67 +41532,311 @@
           <w:color w:val="60269E"/>
           <w:u w:val="dotted" w:color="60269E"/>
         </w:rPr>
-        <w:t xml:space="preserve">Code</w:t>
-      </w:r>
-      <w:r>
-        <w:t xml:space="preserve"> allows </w:t>
+        <w:t xml:space="preserve">HCP</w:t>
+      </w:r>
+      <w:r>
+        <w:t xml:space="preserve"> already benefits from an </w:t>
       </w:r>
       <w:r>
         <w:rPr>
           <w:color w:val="60269E"/>
           <w:u w:val="dotted" w:color="60269E"/>
         </w:rPr>
-        <w:t xml:space="preserve">In Kind</w:t>
-      </w:r>
-      <w:r>
-        <w:t xml:space="preserve"> support to an </w:t>
+        <w:t xml:space="preserve">Educational Grant</w:t>
+      </w:r>
+      <w:r>
+        <w:t xml:space="preserve"> covering their attendance. Check whether it also covers their hospitality, to avoid duplicate benefits (</w:t>
+      </w:r>
+      <w:r>
+        <w:rPr>
+          <w:color w:val="007A86"/>
+          <w:u w:val="single" w:color="0099A7"/>
+        </w:rPr>
+        <w:t xml:space="preserve">Chapter 3, Section 3</w:t>
+      </w:r>
+      <w:r>
+        <w:t xml:space="preserve">).</w:t>
+      </w:r>
+    </w:p>
+    <w:p>
+      <w:pPr>
+        <w:pStyle w:val="Note"/>
+        <w:keepNext w:val="false"/>
+      </w:pPr>
+      <w:r>
+        <w:rPr>
+          <w:b/>
+          <w:bCs/>
+          <w:color w:val="475569"/>
+        </w:rPr>
+        <w:t xml:space="preserve">Shown when: </w:t>
+      </w:r>
+      <w:r>
+        <w:rPr>
+          <w:color w:val="475569"/>
+          <w:sz w:val="18"/>
+          <w:szCs w:val="18"/>
+        </w:rPr>
+        <w:t xml:space="preserve">A satellite speaker already covered by an Educational Grant, when meals are among the costs. Outcome: Needs internal review.</w:t>
+      </w:r>
+    </w:p>
+    <w:p>
+      <w:pPr>
+        <w:pStyle w:val="TextId"/>
+        <w:keepNext/>
+        <w:keepLines/>
+      </w:pPr>
+      <w:r>
+        <w:t xml:space="preserve">messages.satelliteRules</w:t>
+      </w:r>
+    </w:p>
+    <w:p>
+      <w:pPr>
+        <w:pStyle w:val="CheckerText"/>
+        <w:keepNext/>
+      </w:pPr>
+      <w:r>
+        <w:t xml:space="preserve">Speakers at the company’s satellite symposium or booth may be paid under a consulting agreement, including travel and accommodation for the speaker services and, where access depends on it, the registration fee (</w:t>
+      </w:r>
+      <w:r>
+        <w:rPr>
+          <w:color w:val="007A86"/>
+          <w:u w:val="single" w:color="0099A7"/>
+        </w:rPr>
+        <w:t xml:space="preserve">Q&amp;A 17</w:t>
+      </w:r>
+      <w:r>
+        <w:t xml:space="preserve">; </w:t>
+      </w:r>
+      <w:r>
+        <w:rPr>
+          <w:color w:val="007A86"/>
+          <w:u w:val="single" w:color="0099A7"/>
+        </w:rPr>
+        <w:t xml:space="preserve">Chapter 3, Section 3</w:t>
+      </w:r>
+      <w:r>
+        <w:t xml:space="preserve">).</w:t>
+      </w:r>
+    </w:p>
+    <w:p>
+      <w:pPr>
+        <w:pStyle w:val="Note"/>
+        <w:keepNext w:val="false"/>
+      </w:pPr>
+      <w:r>
+        <w:rPr>
+          <w:b/>
+          <w:bCs/>
+          <w:color w:val="475569"/>
+        </w:rPr>
+        <w:t xml:space="preserve">Shown when: </w:t>
+      </w:r>
+      <w:r>
+        <w:rPr>
+          <w:color w:val="475569"/>
+          <w:sz w:val="18"/>
+          <w:szCs w:val="18"/>
+        </w:rPr>
+        <w:t xml:space="preserve">Every answer about a speaker at the company’s satellite symposium or booth.</w:t>
+      </w:r>
+    </w:p>
+    <w:p>
+      <w:pPr>
+        <w:pStyle w:val="Heading2"/>
+      </w:pPr>
+      <w:bookmarkStart w:name="h80" w:id="80"/>
+      <w:r>
+        <w:t xml:space="preserve">7.11 Meals</w:t>
+      </w:r>
+      <w:bookmarkEnd w:id="80"/>
+    </w:p>
+    <w:p>
+      <w:pPr>
+        <w:pStyle w:val="TextId"/>
+        <w:keepNext/>
+        <w:keepLines/>
+      </w:pPr>
+      <w:r>
+        <w:t xml:space="preserve">messages.mealAtTpoe</w:t>
+      </w:r>
+    </w:p>
+    <w:p>
+      <w:pPr>
+        <w:pStyle w:val="CheckerText"/>
+        <w:keepNext/>
+      </w:pPr>
+      <w:r>
+        <w:t xml:space="preserve">Hospitality at a company meeting held in the context of a </w:t>
       </w:r>
       <w:r>
         <w:rPr>
           <w:color w:val="60269E"/>
           <w:u w:val="dotted" w:color="60269E"/>
         </w:rPr>
-        <w:t xml:space="preserve">Event</w:t>
-      </w:r>
-      <w:r>
-        <w:t xml:space="preserve"> organised by individual </w:t>
+        <w:t xml:space="preserve">Third Party Organised Educational Event</w:t>
+      </w:r>
+      <w:r>
+        <w:t xml:space="preserve"> must meet the conditions in </w:t>
+      </w:r>
+      <w:r>
+        <w:rPr>
+          <w:color w:val="007A86"/>
+          <w:u w:val="single" w:color="0099A7"/>
+        </w:rPr>
+        <w:t xml:space="preserve">Chapter 3, Section 3</w:t>
+      </w:r>
+      <w:r>
+        <w:t xml:space="preserve">.</w:t>
+      </w:r>
+    </w:p>
+    <w:p>
+      <w:pPr>
+        <w:pStyle w:val="Note"/>
+        <w:keepNext w:val="false"/>
+      </w:pPr>
+      <w:r>
+        <w:rPr>
+          <w:b/>
+          <w:bCs/>
+          <w:color w:val="475569"/>
+        </w:rPr>
+        <w:t xml:space="preserve">Shown when: </w:t>
+      </w:r>
+      <w:r>
+        <w:rPr>
+          <w:color w:val="475569"/>
+          <w:sz w:val="18"/>
+          <w:szCs w:val="18"/>
+        </w:rPr>
+        <w:t xml:space="preserve">A meal at a meeting held around a third-party Event.</w:t>
+      </w:r>
+    </w:p>
+    <w:p>
+      <w:pPr>
+        <w:pStyle w:val="TextId"/>
+        <w:keepNext/>
+        <w:keepLines/>
+      </w:pPr>
+      <w:r>
+        <w:t xml:space="preserve">messages.mealGeneral</w:t>
+      </w:r>
+    </w:p>
+    <w:p>
+      <w:pPr>
+        <w:pStyle w:val="CheckerText"/>
+        <w:keepNext/>
+      </w:pPr>
+      <w:r>
+        <w:t xml:space="preserve">The company may offer reasonable hospitality at its meetings, subordinate in time and focus to the purpose of the meeting (</w:t>
+      </w:r>
+      <w:r>
+        <w:rPr>
+          <w:color w:val="007A86"/>
+          <w:u w:val="single" w:color="0099A7"/>
+        </w:rPr>
+        <w:t xml:space="preserve">Chapter 1, Section 4</w:t>
+      </w:r>
+      <w:r>
+        <w:t xml:space="preserve">). Meals at business meetings do not need </w:t>
       </w:r>
       <w:r>
         <w:rPr>
           <w:color w:val="60269E"/>
           <w:u w:val="dotted" w:color="60269E"/>
         </w:rPr>
-        <w:t xml:space="preserve">HCPs</w:t>
-      </w:r>
-      <w:r>
-        <w:t xml:space="preserve">, such as loaned </w:t>
+        <w:t xml:space="preserve">Employer Notification</w:t>
+      </w:r>
+      <w:r>
+        <w:t xml:space="preserve"> (</w:t>
+      </w:r>
+      <w:r>
+        <w:rPr>
+          <w:color w:val="007A86"/>
+          <w:u w:val="single" w:color="0099A7"/>
+        </w:rPr>
+        <w:t xml:space="preserve">Chapter 1, Section 6</w:t>
+      </w:r>
+      <w:r>
+        <w:t xml:space="preserve">).</w:t>
+      </w:r>
+    </w:p>
+    <w:p>
+      <w:pPr>
+        <w:pStyle w:val="Note"/>
+        <w:keepNext w:val="false"/>
+      </w:pPr>
+      <w:r>
+        <w:rPr>
+          <w:b/>
+          <w:bCs/>
+          <w:color w:val="475569"/>
+        </w:rPr>
+        <w:t xml:space="preserve">Shown when: </w:t>
+      </w:r>
+      <w:r>
+        <w:rPr>
+          <w:color w:val="475569"/>
+          <w:sz w:val="18"/>
+          <w:szCs w:val="18"/>
+        </w:rPr>
+        <w:t xml:space="preserve">A meal at a meeting not held around a third-party Event (also while that is unknown).</w:t>
+      </w:r>
+    </w:p>
+    <w:p>
+      <w:pPr>
+        <w:pStyle w:val="TextId"/>
+        <w:keepNext/>
+        <w:keepLines/>
+      </w:pPr>
+      <w:r>
+        <w:t xml:space="preserve">messages.mealGrantHospitality</w:t>
+      </w:r>
+    </w:p>
+    <w:p>
+      <w:pPr>
+        <w:pStyle w:val="CheckerText"/>
+        <w:keepNext/>
+      </w:pPr>
+      <w:r>
+        <w:t xml:space="preserve">Some invited </w:t>
       </w:r>
       <w:r>
         <w:rPr>
           <w:color w:val="60269E"/>
           <w:u w:val="dotted" w:color="60269E"/>
         </w:rPr>
-        <w:t xml:space="preserve">Medical Technologies</w:t>
-      </w:r>
-      <w:r>
-        <w:t xml:space="preserve">, </w:t>
+        <w:t xml:space="preserve">HCPs</w:t>
+      </w:r>
+      <w:r>
+        <w:t xml:space="preserve"> already receive an </w:t>
       </w:r>
       <w:r>
         <w:rPr>
           <w:color w:val="60269E"/>
           <w:u w:val="dotted" w:color="60269E"/>
         </w:rPr>
-        <w:t xml:space="preserve">Demonstration Products</w:t>
-      </w:r>
-      <w:r>
-        <w:t xml:space="preserve">, direct payment of catering or venue invoices, or speakers under consulting agreements. This carries significant risks, which must be managed carefully (</w:t>
+        <w:t xml:space="preserve">Educational Grant</w:t>
+      </w:r>
+      <w:r>
+        <w:t xml:space="preserve"> covering their hospitality. The </w:t>
+      </w:r>
+      <w:r>
+        <w:rPr>
+          <w:color w:val="60269E"/>
+          <w:u w:val="dotted" w:color="60269E"/>
+        </w:rPr>
+        <w:t xml:space="preserve">Code</w:t>
+      </w:r>
+      <w:r>
+        <w:t xml:space="preserve"> asks companies to pay special attention to this to avoid duplicate benefits (</w:t>
       </w:r>
       <w:r>
         <w:rPr>
           <w:color w:val="007A86"/>
           <w:u w:val="single" w:color="0099A7"/>
         </w:rPr>
-        <w:t xml:space="preserve">Q&amp;A 20</w:t>
+        <w:t xml:space="preserve">Chapter 3, Section 3</w:t>
       </w:r>
       <w:r>
         <w:t xml:space="preserve">).</w:t>
@@ -39632,8 +41861,18 @@
           <w:sz w:val="18"/>
           <w:szCs w:val="18"/>
         </w:rPr>
-        <w:t xml:space="preserve">Every answer about support for an Event organised by individual HCPs.</w:t>
-      </w:r>
+        <w:t xml:space="preserve">A meal around a third-party Event when some invited HCPs already have grant-funded hospitality. Outcome: Needs internal review.</w:t>
+      </w:r>
+    </w:p>
+    <w:p>
+      <w:pPr>
+        <w:pStyle w:val="Heading2"/>
+      </w:pPr>
+      <w:bookmarkStart w:name="h81" w:id="81"/>
+      <w:r>
+        <w:t xml:space="preserve">7.12 Items, products, Proctorships and donations</w:t>
+      </w:r>
+      <w:bookmarkEnd w:id="81"/>
     </w:p>
     <w:p>
       <w:pPr>
@@ -39642,7 +41881,7 @@
         <w:keepLines/>
       </w:pPr>
       <w:r>
-        <w:t xml:space="preserve">messages.inKindMoney</w:t>
+        <w:t xml:space="preserve">messages.items</w:t>
       </w:r>
     </w:p>
     <w:p>
@@ -39651,27 +41890,47 @@
         <w:keepNext/>
       </w:pPr>
       <w:r>
-        <w:t xml:space="preserve">Financial support may never be transferred to an individual </w:t>
+        <w:t xml:space="preserve">Gifts to </w:t>
       </w:r>
       <w:r>
         <w:rPr>
           <w:color w:val="60269E"/>
           <w:u w:val="dotted" w:color="60269E"/>
         </w:rPr>
-        <w:t xml:space="preserve">HCP</w:t>
-      </w:r>
-      <w:r>
-        <w:t xml:space="preserve">’s bank account (</w:t>
+        <w:t xml:space="preserve">HCPs</w:t>
+      </w:r>
+      <w:r>
+        <w:t xml:space="preserve"> and </w:t>
+      </w:r>
+      <w:r>
+        <w:rPr>
+          <w:color w:val="60269E"/>
+          <w:u w:val="dotted" w:color="60269E"/>
+        </w:rPr>
+        <w:t xml:space="preserve">Healthcare Organisations</w:t>
+      </w:r>
+      <w:r>
+        <w:t xml:space="preserve"> are generally prohibited. The company may exceptionally give inexpensive educational or promotional items that meet </w:t>
       </w:r>
       <w:r>
         <w:rPr>
           <w:color w:val="007A86"/>
           <w:u w:val="single" w:color="0099A7"/>
         </w:rPr>
-        <w:t xml:space="preserve">Q&amp;A 20</w:t>
-      </w:r>
-      <w:r>
-        <w:t xml:space="preserve">).</w:t>
+        <w:t xml:space="preserve">Chapter 8</w:t>
+      </w:r>
+      <w:r>
+        <w:t xml:space="preserve">, including prizes in a competition at an </w:t>
+      </w:r>
+      <w:r>
+        <w:rPr>
+          <w:color w:val="60269E"/>
+          <w:u w:val="dotted" w:color="60269E"/>
+        </w:rPr>
+        <w:t xml:space="preserve">Event</w:t>
+      </w:r>
+      <w:r>
+        <w:t xml:space="preserve">.</w:t>
       </w:r>
     </w:p>
     <w:p>
@@ -39693,7 +41952,7 @@
           <w:sz w:val="18"/>
           <w:szCs w:val="18"/>
         </w:rPr>
-        <w:t xml:space="preserve">That support includes money paid to the organisers. Outcome: Not permitted as proposed.</w:t>
+        <w:t xml:space="preserve">Every answer about an educational or promotional item.</w:t>
       </w:r>
     </w:p>
     <w:p>
@@ -39703,7 +41962,7 @@
         <w:keepLines/>
       </w:pPr>
       <w:r>
-        <w:t xml:space="preserve">messages.inKindIdentifiable</w:t>
+        <w:t xml:space="preserve">messages.demosAllowed</w:t>
       </w:r>
     </w:p>
     <w:p>
@@ -39711,45 +41970,177 @@
         <w:pStyle w:val="CheckerText"/>
         <w:keepNext/>
       </w:pPr>
+      <w:r>
+        <w:t xml:space="preserve">The company may provide its own </w:t>
+      </w:r>
       <w:r>
         <w:rPr>
           <w:color w:val="60269E"/>
           <w:u w:val="dotted" w:color="60269E"/>
         </w:rPr>
-        <w:t xml:space="preserve">In Kind</w:t>
-      </w:r>
-      <w:r>
-        <w:t xml:space="preserve"> support must not be used to pay for or arrange the attendance of identifiable </w:t>
+        <w:t xml:space="preserve">Demonstration Products</w:t>
+      </w:r>
+      <w:r>
+        <w:t xml:space="preserve"> at no charge for awareness, education and training (</w:t>
+      </w:r>
+      <w:r>
+        <w:rPr>
+          <w:color w:val="007A86"/>
+          <w:u w:val="single" w:color="0099A7"/>
+        </w:rPr>
+        <w:t xml:space="preserve">Chapter 9, Section 2</w:t>
+      </w:r>
+      <w:r>
+        <w:t xml:space="preserve">).</w:t>
+      </w:r>
+    </w:p>
+    <w:p>
+      <w:pPr>
+        <w:pStyle w:val="Note"/>
+        <w:keepNext w:val="false"/>
+      </w:pPr>
+      <w:r>
+        <w:rPr>
+          <w:b/>
+          <w:bCs/>
+          <w:color w:val="475569"/>
+        </w:rPr>
+        <w:t xml:space="preserve">Shown when: </w:t>
+      </w:r>
+      <w:r>
+        <w:rPr>
+          <w:color w:val="475569"/>
+          <w:sz w:val="18"/>
+          <w:szCs w:val="18"/>
+        </w:rPr>
+        <w:t xml:space="preserve">Demonstration Products that will not be used in patient care, sold or passed on (also while that is unknown).</w:t>
+      </w:r>
+    </w:p>
+    <w:p>
+      <w:pPr>
+        <w:pStyle w:val="TextId"/>
+        <w:keepNext/>
+        <w:keepLines/>
+      </w:pPr>
+      <w:r>
+        <w:t xml:space="preserve">messages.samplesAllowed</w:t>
+      </w:r>
+    </w:p>
+    <w:p>
+      <w:pPr>
+        <w:pStyle w:val="CheckerText"/>
+        <w:keepNext/>
+      </w:pPr>
+      <w:r>
+        <w:t xml:space="preserve">The company may provide a reasonable number of </w:t>
       </w:r>
       <w:r>
         <w:rPr>
           <w:color w:val="60269E"/>
           <w:u w:val="dotted" w:color="60269E"/>
         </w:rPr>
+        <w:t xml:space="preserve">Samples</w:t>
+      </w:r>
+      <w:r>
+        <w:t xml:space="preserve"> at no charge, so that </w:t>
+      </w:r>
+      <w:r>
+        <w:rPr>
+          <w:color w:val="60269E"/>
+          <w:u w:val="dotted" w:color="60269E"/>
+        </w:rPr>
         <w:t xml:space="preserve">HCPs</w:t>
       </w:r>
       <w:r>
-        <w:t xml:space="preserve"> at a third-party conference (</w:t>
+        <w:t xml:space="preserve"> can become familiar with the product in clinical use (</w:t>
       </w:r>
       <w:r>
         <w:rPr>
           <w:color w:val="007A86"/>
           <w:u w:val="single" w:color="0099A7"/>
         </w:rPr>
-        <w:t xml:space="preserve">Q&amp;A 14</w:t>
-      </w:r>
-      <w:r>
-        <w:t xml:space="preserve"> and </w:t>
+        <w:t xml:space="preserve">Chapter 9, Section 3</w:t>
+      </w:r>
+      <w:r>
+        <w:t xml:space="preserve">).</w:t>
+      </w:r>
+    </w:p>
+    <w:p>
+      <w:pPr>
+        <w:pStyle w:val="Note"/>
+        <w:keepNext w:val="false"/>
+      </w:pPr>
+      <w:r>
+        <w:rPr>
+          <w:b/>
+          <w:bCs/>
+          <w:color w:val="475569"/>
+        </w:rPr>
+        <w:t xml:space="preserve">Shown when: </w:t>
+      </w:r>
+      <w:r>
+        <w:rPr>
+          <w:color w:val="475569"/>
+          <w:sz w:val="18"/>
+          <w:szCs w:val="18"/>
+        </w:rPr>
+        <w:t xml:space="preserve">Samples.</w:t>
+      </w:r>
+    </w:p>
+    <w:p>
+      <w:pPr>
+        <w:pStyle w:val="TextId"/>
+        <w:keepNext/>
+        <w:keepLines/>
+      </w:pPr>
+      <w:r>
+        <w:t xml:space="preserve">messages.demoClinicalUse</w:t>
+      </w:r>
+    </w:p>
+    <w:p>
+      <w:pPr>
+        <w:pStyle w:val="CheckerText"/>
+        <w:keepNext/>
+      </w:pPr>
+      <w:r>
+        <w:rPr>
+          <w:color w:val="60269E"/>
+          <w:u w:val="dotted" w:color="60269E"/>
+        </w:rPr>
+        <w:t xml:space="preserve">Demonstration Products</w:t>
+      </w:r>
+      <w:r>
+        <w:t xml:space="preserve"> are not for clinical use in patient care, nor for sale or other transfer (</w:t>
       </w:r>
       <w:r>
         <w:rPr>
           <w:color w:val="007A86"/>
           <w:u w:val="single" w:color="0099A7"/>
         </w:rPr>
-        <w:t xml:space="preserve">Q&amp;A 20</w:t>
-      </w:r>
-      <w:r>
-        <w:t xml:space="preserve">).</w:t>
+        <w:t xml:space="preserve">Chapter 9, Section 2</w:t>
+      </w:r>
+      <w:r>
+        <w:t xml:space="preserve">). Products for use in patient care can be provided only as </w:t>
+      </w:r>
+      <w:r>
+        <w:rPr>
+          <w:color w:val="60269E"/>
+          <w:u w:val="dotted" w:color="60269E"/>
+        </w:rPr>
+        <w:t xml:space="preserve">Samples</w:t>
+      </w:r>
+      <w:r>
+        <w:t xml:space="preserve">, under </w:t>
+      </w:r>
+      <w:r>
+        <w:rPr>
+          <w:color w:val="007A86"/>
+          <w:u w:val="single" w:color="0099A7"/>
+        </w:rPr>
+        <w:t xml:space="preserve">Chapter 9, Section 3</w:t>
+      </w:r>
+      <w:r>
+        <w:t xml:space="preserve">.</w:t>
       </w:r>
     </w:p>
     <w:p>
@@ -39771,7 +42162,7 @@
           <w:sz w:val="18"/>
           <w:szCs w:val="18"/>
         </w:rPr>
-        <w:t xml:space="preserve">At a conference, the company would pay for or arrange specific HCPs’ attendance. Outcome: Not permitted as proposed.</w:t>
+        <w:t xml:space="preserve">Demonstration Products that would be used in patient care, sold or passed on. Outcome: Not permitted as proposed.</w:t>
       </w:r>
     </w:p>
     <w:p>
@@ -39781,7 +42172,7 @@
         <w:keepLines/>
       </w:pPr>
       <w:r>
-        <w:t xml:space="preserve">messages.inKindCvs</w:t>
+        <w:t xml:space="preserve">messages.proctorshipNoCvs</w:t>
       </w:r>
     </w:p>
     <w:p>
@@ -39794,27 +42185,77 @@
           <w:color w:val="60269E"/>
           <w:u w:val="dotted" w:color="60269E"/>
         </w:rPr>
-        <w:t xml:space="preserve">CVS</w:t>
-      </w:r>
-      <w:r>
-        <w:t xml:space="preserve"> approval is needed to support a </w:t>
+        <w:t xml:space="preserve">Proctorships</w:t>
+      </w:r>
+      <w:r>
+        <w:t xml:space="preserve"> and </w:t>
       </w:r>
       <w:r>
         <w:rPr>
           <w:color w:val="60269E"/>
           <w:u w:val="dotted" w:color="60269E"/>
         </w:rPr>
-        <w:t xml:space="preserve">Third Party Organised Educational Event</w:t>
-      </w:r>
-      <w:r>
-        <w:t xml:space="preserve"> that is within CVS scope (</w:t>
+        <w:t xml:space="preserve">Preceptorships</w:t>
+      </w:r>
+      <w:r>
+        <w:t xml:space="preserve"> normally take place on </w:t>
+      </w:r>
+      <w:r>
+        <w:rPr>
+          <w:color w:val="60269E"/>
+          <w:u w:val="dotted" w:color="60269E"/>
+        </w:rPr>
+        <w:t xml:space="preserve">Healthcare Organisation</w:t>
+      </w:r>
+      <w:r>
+        <w:t xml:space="preserve"> premises and do not need </w:t>
+      </w:r>
+      <w:r>
+        <w:rPr>
+          <w:color w:val="60269E"/>
+          <w:u w:val="dotted" w:color="60269E"/>
+        </w:rPr>
+        <w:t xml:space="preserve">CVS</w:t>
+      </w:r>
+      <w:r>
+        <w:t xml:space="preserve"> approval: they are neither </w:t>
+      </w:r>
+      <w:r>
+        <w:rPr>
+          <w:color w:val="60269E"/>
+          <w:u w:val="dotted" w:color="60269E"/>
+        </w:rPr>
+        <w:t xml:space="preserve">Third Party Organised Educational Events</w:t>
+      </w:r>
+      <w:r>
+        <w:t xml:space="preserve"> nor procedure trainings (</w:t>
       </w:r>
       <w:r>
         <w:rPr>
           <w:color w:val="007A86"/>
           <w:u w:val="single" w:color="0099A7"/>
         </w:rPr>
-        <w:t xml:space="preserve">Annex I</w:t>
+        <w:t xml:space="preserve">Q&amp;A 19</w:t>
+      </w:r>
+      <w:r>
+        <w:t xml:space="preserve">). The supervising clinician’s services are a </w:t>
+      </w:r>
+      <w:r>
+        <w:rPr>
+          <w:color w:val="60269E"/>
+          <w:u w:val="dotted" w:color="60269E"/>
+        </w:rPr>
+        <w:t xml:space="preserve">Consulting Arrangement</w:t>
+      </w:r>
+      <w:r>
+        <w:t xml:space="preserve"> (</w:t>
+      </w:r>
+      <w:r>
+        <w:rPr>
+          <w:color w:val="007A86"/>
+          <w:u w:val="single" w:color="0099A7"/>
+        </w:rPr>
+        <w:t xml:space="preserve">Chapter 5</w:t>
       </w:r>
       <w:r>
         <w:t xml:space="preserve">).</w:t>
@@ -39839,7 +42280,7 @@
           <w:sz w:val="18"/>
           <w:szCs w:val="18"/>
         </w:rPr>
-        <w:t xml:space="preserve">The Annex I row for general-running grants needs a CVS decision for this Event (an international Event in the Area).</w:t>
+        <w:t xml:space="preserve">Every answer about a Proctorship or Preceptorship.</w:t>
       </w:r>
     </w:p>
     <w:p>
@@ -39849,7 +42290,7 @@
         <w:keepLines/>
       </w:pPr>
       <w:r>
-        <w:t xml:space="preserve">messages.inKindTpptAttendance</w:t>
+        <w:t xml:space="preserve">messages.proctorshipElsewhere</w:t>
       </w:r>
     </w:p>
     <w:p>
@@ -39858,7 +42299,7 @@
         <w:keepNext/>
       </w:pPr>
       <w:r>
-        <w:t xml:space="preserve">Paying for specific </w:t>
+        <w:t xml:space="preserve">Training organised elsewhere, for example as a course for several </w:t>
       </w:r>
       <w:r>
         <w:rPr>
@@ -39868,27 +42309,37 @@
         <w:t xml:space="preserve">HCPs</w:t>
       </w:r>
       <w:r>
-        <w:t xml:space="preserve"> to attend a procedure training is direct support of their attendance: check it as “Cover or reimburse an HCP’s costs of attending an </w:t>
+        <w:t xml:space="preserve">, may be a </w:t>
       </w:r>
       <w:r>
         <w:rPr>
           <w:color w:val="60269E"/>
           <w:u w:val="dotted" w:color="60269E"/>
         </w:rPr>
-        <w:t xml:space="preserve">Event</w:t>
-      </w:r>
-      <w:r>
-        <w:t xml:space="preserve"> as a </w:t>
+        <w:t xml:space="preserve">Third Party Organised Procedure Training</w:t>
+      </w:r>
+      <w:r>
+        <w:t xml:space="preserve"> or a </w:t>
       </w:r>
       <w:r>
         <w:rPr>
           <w:color w:val="60269E"/>
           <w:u w:val="dotted" w:color="60269E"/>
         </w:rPr>
-        <w:t xml:space="preserve">Delegate</w:t>
-      </w:r>
-      <w:r>
-        <w:t xml:space="preserve">”.</w:t>
+        <w:t xml:space="preserve">Company Event</w:t>
+      </w:r>
+      <w:r>
+        <w:t xml:space="preserve"> instead. Check it as that </w:t>
+      </w:r>
+      <w:r>
+        <w:rPr>
+          <w:color w:val="60269E"/>
+          <w:u w:val="dotted" w:color="60269E"/>
+        </w:rPr>
+        <w:t xml:space="preserve">Event</w:t>
+      </w:r>
+      <w:r>
+        <w:t xml:space="preserve">.</w:t>
       </w:r>
     </w:p>
     <w:p>
@@ -39910,18 +42361,8 @@
           <w:sz w:val="18"/>
           <w:szCs w:val="18"/>
         </w:rPr>
-        <w:t xml:space="preserve">At a procedure training, the company would pay for or arrange specific HCPs’ attendance. Outcome: Needs internal review.</w:t>
-      </w:r>
-    </w:p>
-    <w:p>
-      <w:pPr>
-        <w:pStyle w:val="Heading2"/>
-      </w:pPr>
-      <w:bookmarkStart w:name="h78" w:id="78"/>
-      <w:r>
-        <w:t xml:space="preserve">7.9 Procedure training</w:t>
-      </w:r>
-      <w:bookmarkEnd w:id="78"/>
+        <w:t xml:space="preserve">The training is not clinician-to-clinician on a Healthcare Organisation’s premises. Outcome: Needs internal review.</w:t>
+      </w:r>
     </w:p>
     <w:p>
       <w:pPr>
@@ -39930,7 +42371,7 @@
         <w:keepLines/>
       </w:pPr>
       <w:r>
-        <w:t xml:space="preserve">messages.tpptQualifiedDelegate</w:t>
+        <w:t xml:space="preserve">messages.donationAllowed</w:t>
       </w:r>
     </w:p>
     <w:p>
@@ -39938,58 +42379,116 @@
         <w:pStyle w:val="CheckerText"/>
         <w:keepNext/>
       </w:pPr>
-      <w:r>
-        <w:t xml:space="preserve">On the answers given, the </w:t>
-      </w:r>
       <w:r>
         <w:rPr>
           <w:color w:val="60269E"/>
           <w:u w:val="dotted" w:color="60269E"/>
         </w:rPr>
-        <w:t xml:space="preserve">Event</w:t>
-      </w:r>
-      <w:r>
-        <w:t xml:space="preserve"> meets the </w:t>
+        <w:t xml:space="preserve">Charitable Donations</w:t>
+      </w:r>
+      <w:r>
+        <w:t xml:space="preserve"> may be made only to charitable organisations or other non-profit bodies whose main purposes are charitable or philanthropic (</w:t>
       </w:r>
       <w:r>
         <w:rPr>
           <w:color w:val="007A86"/>
           <w:u w:val="single" w:color="0099A7"/>
         </w:rPr>
-        <w:t xml:space="preserve">Annex VII</w:t>
-      </w:r>
-      <w:r>
-        <w:t xml:space="preserve"> criteria for a </w:t>
+        <w:t xml:space="preserve">Chapter 4, Section 2</w:t>
+      </w:r>
+      <w:r>
+        <w:t xml:space="preserve">).</w:t>
+      </w:r>
+    </w:p>
+    <w:p>
+      <w:pPr>
+        <w:pStyle w:val="Note"/>
+        <w:keepNext w:val="false"/>
+      </w:pPr>
+      <w:r>
+        <w:rPr>
+          <w:b/>
+          <w:bCs/>
+          <w:color w:val="475569"/>
+        </w:rPr>
+        <w:t xml:space="preserve">Shown when: </w:t>
+      </w:r>
+      <w:r>
+        <w:rPr>
+          <w:color w:val="475569"/>
+          <w:sz w:val="18"/>
+          <w:szCs w:val="18"/>
+        </w:rPr>
+        <w:t xml:space="preserve">Every answer about a Charitable Donation or fundraiser.</w:t>
+      </w:r>
+    </w:p>
+    <w:p>
+      <w:pPr>
+        <w:pStyle w:val="TextId"/>
+        <w:keepNext/>
+        <w:keepLines/>
+      </w:pPr>
+      <w:r>
+        <w:t xml:space="preserve">messages.donationHco</w:t>
+      </w:r>
+    </w:p>
+    <w:p>
+      <w:pPr>
+        <w:pStyle w:val="CheckerText"/>
+        <w:keepNext/>
+      </w:pPr>
+      <w:r>
+        <w:t xml:space="preserve">A </w:t>
       </w:r>
       <w:r>
         <w:rPr>
           <w:color w:val="60269E"/>
           <w:u w:val="dotted" w:color="60269E"/>
         </w:rPr>
-        <w:t xml:space="preserve">Third Party Organised Procedure Training</w:t>
-      </w:r>
-      <w:r>
-        <w:t xml:space="preserve">, so the company may pay </w:t>
+        <w:t xml:space="preserve">Charitable Donation</w:t>
+      </w:r>
+      <w:r>
+        <w:t xml:space="preserve"> may not support the general running of a hospital or other </w:t>
       </w:r>
       <w:r>
         <w:rPr>
           <w:color w:val="60269E"/>
           <w:u w:val="dotted" w:color="60269E"/>
         </w:rPr>
-        <w:t xml:space="preserve">HCPs</w:t>
-      </w:r>
-      <w:r>
-        <w:t xml:space="preserve">’ registration fee, travel and hospitality directly (</w:t>
+        <w:t xml:space="preserve">Healthcare Organisation</w:t>
+      </w:r>
+      <w:r>
+        <w:t xml:space="preserve"> (</w:t>
       </w:r>
       <w:r>
         <w:rPr>
           <w:color w:val="007A86"/>
           <w:u w:val="single" w:color="0099A7"/>
         </w:rPr>
-        <w:t xml:space="preserve">Chapter 2, Section 2</w:t>
-      </w:r>
-      <w:r>
-        <w:t xml:space="preserve">). The exception is to be narrowly interpreted.</w:t>
+        <w:t xml:space="preserve">Q&amp;A 26</w:t>
+      </w:r>
+      <w:r>
+        <w:t xml:space="preserve">). A donation to a non-profit hospital is possible only in documented </w:t>
+      </w:r>
+      <w:r>
+        <w:rPr>
+          <w:color w:val="60269E"/>
+          <w:u w:val="dotted" w:color="60269E"/>
+        </w:rPr>
+        <w:t xml:space="preserve">Financial Hardship</w:t>
+      </w:r>
+      <w:r>
+        <w:t xml:space="preserve">, for specific needs identified in advance that benefit patients, or where national law explicitly permits it (</w:t>
+      </w:r>
+      <w:r>
+        <w:rPr>
+          <w:color w:val="007A86"/>
+          <w:u w:val="single" w:color="0099A7"/>
+        </w:rPr>
+        <w:t xml:space="preserve">Chapter 4, Section 2</w:t>
+      </w:r>
+      <w:r>
+        <w:t xml:space="preserve">).</w:t>
       </w:r>
     </w:p>
     <w:p>
@@ -40011,7 +42510,7 @@
           <w:sz w:val="18"/>
           <w:szCs w:val="18"/>
         </w:rPr>
-        <w:t xml:space="preserve">A Delegate’s costs at a procedure training that meets every Annex VII criterion.</w:t>
+        <w:t xml:space="preserve">The donation would go to a hospital or other Healthcare Organisation and it is not yet known whether it is permitted in one of the ways the Code allows. Outcome: More information needed.</w:t>
       </w:r>
     </w:p>
     <w:p>
@@ -40021,7 +42520,16 @@
         <w:keepLines/>
       </w:pPr>
       <w:r>
-        <w:t xml:space="preserve">messages.tpptQualifiedFaculty</w:t>
+        <w:t xml:space="preserve">messages.donationHcoPermitted</w:t>
+      </w:r>
+      <w:r>
+        <w:rPr>
+          <w:rFonts w:ascii="Arial" w:cs="Arial" w:eastAsia="Arial" w:hAnsi="Arial"/>
+          <w:color w:val="64748B"/>
+          <w:sz w:val="15"/>
+          <w:szCs w:val="15"/>
+        </w:rPr>
+        <w:t xml:space="preserve"/>
       </w:r>
     </w:p>
     <w:p>
@@ -40030,57 +42538,188 @@
         <w:keepNext/>
       </w:pPr>
       <w:r>
-        <w:t xml:space="preserve">On the answers given, the </w:t>
+        <w:t xml:space="preserve">A </w:t>
       </w:r>
       <w:r>
         <w:rPr>
           <w:color w:val="60269E"/>
           <w:u w:val="dotted" w:color="60269E"/>
         </w:rPr>
-        <w:t xml:space="preserve">Event</w:t>
-      </w:r>
-      <w:r>
-        <w:t xml:space="preserve"> meets the </w:t>
+        <w:t xml:space="preserve">Charitable Donation</w:t>
+      </w:r>
+      <w:r>
+        <w:t xml:space="preserve"> to a non-profit hospital is possible in documented </w:t>
+      </w:r>
+      <w:r>
+        <w:rPr>
+          <w:color w:val="60269E"/>
+          <w:u w:val="dotted" w:color="60269E"/>
+        </w:rPr>
+        <w:t xml:space="preserve">Financial Hardship</w:t>
+      </w:r>
+      <w:r>
+        <w:t xml:space="preserve">, for specific needs identified in advance that benefit patients, or where national law explicitly permits it (</w:t>
       </w:r>
       <w:r>
         <w:rPr>
           <w:color w:val="007A86"/>
           <w:u w:val="single" w:color="0099A7"/>
         </w:rPr>
-        <w:t xml:space="preserve">Annex VII</w:t>
-      </w:r>
-      <w:r>
-        <w:t xml:space="preserve"> criteria for a </w:t>
+        <w:t xml:space="preserve">Chapter 4, Section 2</w:t>
+      </w:r>
+      <w:r>
+        <w:t xml:space="preserve">).</w:t>
+      </w:r>
+    </w:p>
+    <w:p>
+      <w:pPr>
+        <w:pStyle w:val="Note"/>
+        <w:keepNext w:val="false"/>
+      </w:pPr>
+      <w:r>
+        <w:rPr>
+          <w:b/>
+          <w:bCs/>
+          <w:color w:val="475569"/>
+        </w:rPr>
+        <w:t xml:space="preserve">Shown when: </w:t>
+      </w:r>
+      <w:r>
+        <w:rPr>
+          <w:color w:val="475569"/>
+          <w:sz w:val="18"/>
+          <w:szCs w:val="18"/>
+        </w:rPr>
+        <w:t xml:space="preserve">A donation to a hospital in documented Financial Hardship, or explicitly permitted by national law.</w:t>
+      </w:r>
+    </w:p>
+    <w:p>
+      <w:pPr>
+        <w:pStyle w:val="TextId"/>
+        <w:keepNext/>
+        <w:keepLines/>
+      </w:pPr>
+      <w:r>
+        <w:t xml:space="preserve">messages.donationHcoNotAllowed</w:t>
+      </w:r>
+      <w:r>
+        <w:rPr>
+          <w:rFonts w:ascii="Arial" w:cs="Arial" w:eastAsia="Arial" w:hAnsi="Arial"/>
+          <w:color w:val="64748B"/>
+          <w:sz w:val="15"/>
+          <w:szCs w:val="15"/>
+        </w:rPr>
+        <w:t xml:space="preserve"/>
+      </w:r>
+    </w:p>
+    <w:p>
+      <w:pPr>
+        <w:pStyle w:val="CheckerText"/>
+        <w:keepNext/>
+      </w:pPr>
+      <w:r>
+        <w:t xml:space="preserve">A </w:t>
       </w:r>
       <w:r>
         <w:rPr>
           <w:color w:val="60269E"/>
           <w:u w:val="dotted" w:color="60269E"/>
         </w:rPr>
-        <w:t xml:space="preserve">Third Party Organised Procedure Training</w:t>
-      </w:r>
-      <w:r>
-        <w:t xml:space="preserve">, where </w:t>
+        <w:t xml:space="preserve">Member Company</w:t>
+      </w:r>
+      <w:r>
+        <w:t xml:space="preserve"> cannot make a </w:t>
+      </w:r>
+      <w:r>
+        <w:rPr>
+          <w:color w:val="60269E"/>
+          <w:u w:val="dotted" w:color="60269E"/>
+        </w:rPr>
+        <w:t xml:space="preserve">Charitable Donation</w:t>
+      </w:r>
+      <w:r>
+        <w:t xml:space="preserve"> to support the general running of a hospital or other </w:t>
+      </w:r>
+      <w:r>
+        <w:rPr>
+          <w:color w:val="60269E"/>
+          <w:u w:val="dotted" w:color="60269E"/>
+        </w:rPr>
+        <w:t xml:space="preserve">Healthcare Organisation</w:t>
+      </w:r>
+      <w:r>
+        <w:t xml:space="preserve"> (</w:t>
       </w:r>
       <w:r>
         <w:rPr>
           <w:color w:val="007A86"/>
           <w:u w:val="single" w:color="0099A7"/>
         </w:rPr>
-        <w:t xml:space="preserve">Annex VI</w:t>
-      </w:r>
-      <w:r>
-        <w:t xml:space="preserve"> allows direct support of </w:t>
+        <w:t xml:space="preserve">Q&amp;A 26</w:t>
+      </w:r>
+      <w:r>
+        <w:t xml:space="preserve">).</w:t>
+      </w:r>
+    </w:p>
+    <w:p>
+      <w:pPr>
+        <w:pStyle w:val="Note"/>
+        <w:keepNext w:val="false"/>
+      </w:pPr>
+      <w:r>
+        <w:rPr>
+          <w:b/>
+          <w:bCs/>
+          <w:color w:val="475569"/>
+        </w:rPr>
+        <w:t xml:space="preserve">Shown when: </w:t>
+      </w:r>
+      <w:r>
+        <w:rPr>
+          <w:color w:val="475569"/>
+          <w:sz w:val="18"/>
+          <w:szCs w:val="18"/>
+        </w:rPr>
+        <w:t xml:space="preserve">A donation to a hospital for which neither permitted way applies. Outcome: Not permitted.</w:t>
+      </w:r>
+    </w:p>
+    <w:p>
+      <w:pPr>
+        <w:pStyle w:val="TextId"/>
+        <w:keepNext/>
+        <w:keepLines/>
+      </w:pPr>
+      <w:r>
+        <w:t xml:space="preserve">messages.donationHcpCharity</w:t>
+      </w:r>
+    </w:p>
+    <w:p>
+      <w:pPr>
+        <w:pStyle w:val="CheckerText"/>
+        <w:keepNext/>
+      </w:pPr>
+      <w:r>
+        <w:t xml:space="preserve">The company may not support an </w:t>
       </w:r>
       <w:r>
         <w:rPr>
           <w:color w:val="60269E"/>
           <w:u w:val="dotted" w:color="60269E"/>
         </w:rPr>
-        <w:t xml:space="preserve">Faculty</w:t>
-      </w:r>
-      <w:r>
-        <w:t xml:space="preserve">.</w:t>
+        <w:t xml:space="preserve">HCP</w:t>
+      </w:r>
+      <w:r>
+        <w:t xml:space="preserve">’s favourite charity at the HCP’s request, whatever the reason (</w:t>
+      </w:r>
+      <w:r>
+        <w:rPr>
+          <w:color w:val="007A86"/>
+          <w:u w:val="single" w:color="0099A7"/>
+        </w:rPr>
+        <w:t xml:space="preserve">Q&amp;A 28</w:t>
+      </w:r>
+      <w:r>
+        <w:t xml:space="preserve">).</w:t>
       </w:r>
     </w:p>
     <w:p>
@@ -40102,7 +42741,7 @@
           <w:sz w:val="18"/>
           <w:szCs w:val="18"/>
         </w:rPr>
-        <w:t xml:space="preserve">A speaker’s fee at a procedure training that meets every Annex VII criterion.</w:t>
+        <w:t xml:space="preserve">The donation would go to a charity chosen by an HCP. Outcome: Not permitted.</w:t>
       </w:r>
     </w:p>
     <w:p>
@@ -40112,7 +42751,7 @@
         <w:keepLines/>
       </w:pPr>
       <w:r>
-        <w:t xml:space="preserve">messages.tpptQualifiedGrant</w:t>
+        <w:t xml:space="preserve">messages.fundraiserHcps</w:t>
       </w:r>
     </w:p>
     <w:p>
@@ -40121,34 +42760,142 @@
         <w:keepNext/>
       </w:pPr>
       <w:r>
-        <w:t xml:space="preserve">The </w:t>
+        <w:t xml:space="preserve">At a fundraising event, the company may use its tickets for its own employees, but may not invite </w:t>
       </w:r>
       <w:r>
         <w:rPr>
           <w:color w:val="60269E"/>
           <w:u w:val="dotted" w:color="60269E"/>
         </w:rPr>
-        <w:t xml:space="preserve">Event</w:t>
-      </w:r>
-      <w:r>
-        <w:t xml:space="preserve"> can be supported through an </w:t>
-      </w:r>
+        <w:t xml:space="preserve">HCPs</w:t>
+      </w:r>
+      <w:r>
+        <w:t xml:space="preserve"> at its expense or suggest HCPs for the organiser to invite (</w:t>
+      </w:r>
+      <w:r>
+        <w:rPr>
+          <w:color w:val="007A86"/>
+          <w:u w:val="single" w:color="0099A7"/>
+        </w:rPr>
+        <w:t xml:space="preserve">Chapter 4, Section 2</w:t>
+      </w:r>
+      <w:r>
+        <w:t xml:space="preserve">).</w:t>
+      </w:r>
+    </w:p>
+    <w:p>
+      <w:pPr>
+        <w:pStyle w:val="Note"/>
+        <w:keepNext w:val="false"/>
+      </w:pPr>
+      <w:r>
+        <w:rPr>
+          <w:b/>
+          <w:bCs/>
+          <w:color w:val="475569"/>
+        </w:rPr>
+        <w:t xml:space="preserve">Shown when: </w:t>
+      </w:r>
+      <w:r>
+        <w:rPr>
+          <w:color w:val="475569"/>
+          <w:sz w:val="18"/>
+          <w:szCs w:val="18"/>
+        </w:rPr>
+        <w:t xml:space="preserve">The company would invite HCPs to a fundraiser at its expense, or suggest HCPs to invite. Outcome: Not permitted as proposed.</w:t>
+      </w:r>
+    </w:p>
+    <w:p>
+      <w:pPr>
+        <w:pStyle w:val="Heading2"/>
+      </w:pPr>
+      <w:bookmarkStart w:name="h82" w:id="82"/>
+      <w:r>
+        <w:t xml:space="preserve">7.13 Virtual and hybrid Events</w:t>
+      </w:r>
+      <w:bookmarkEnd w:id="82"/>
+    </w:p>
+    <w:p>
+      <w:pPr>
+        <w:pStyle w:val="TextId"/>
+        <w:keepNext/>
+        <w:keepLines/>
+      </w:pPr>
+      <w:r>
+        <w:t xml:space="preserve">messages.virtualNoCvs</w:t>
+      </w:r>
+    </w:p>
+    <w:p>
+      <w:pPr>
+        <w:pStyle w:val="CheckerText"/>
+        <w:keepNext/>
+      </w:pPr>
       <w:r>
         <w:rPr>
           <w:color w:val="60269E"/>
           <w:u w:val="dotted" w:color="60269E"/>
         </w:rPr>
-        <w:t xml:space="preserve">Educational Grant</w:t>
-      </w:r>
-      <w:r>
-        <w:t xml:space="preserve"> whether or not it qualifies as a procedure training (</w:t>
+        <w:t xml:space="preserve">Virtual Events</w:t>
+      </w:r>
+      <w:r>
+        <w:t xml:space="preserve"> are not subject to </w:t>
+      </w:r>
+      <w:r>
+        <w:rPr>
+          <w:color w:val="60269E"/>
+          <w:u w:val="dotted" w:color="60269E"/>
+        </w:rPr>
+        <w:t xml:space="preserve">CVS</w:t>
+      </w:r>
+      <w:r>
+        <w:t xml:space="preserve"> (MedTech Europe Virtual Events Guidance). The rules of Chapters </w:t>
       </w:r>
       <w:r>
         <w:rPr>
           <w:color w:val="007A86"/>
           <w:u w:val="single" w:color="0099A7"/>
         </w:rPr>
-        <w:t xml:space="preserve">Chapter 2, Section 2</w:t>
+        <w:t xml:space="preserve">1</w:t>
+      </w:r>
+      <w:r>
+        <w:t xml:space="preserve">, </w:t>
+      </w:r>
+      <w:r>
+        <w:rPr>
+          <w:color w:val="007A86"/>
+          <w:u w:val="single" w:color="0099A7"/>
+        </w:rPr>
+        <w:t xml:space="preserve">2</w:t>
+      </w:r>
+      <w:r>
+        <w:t xml:space="preserve">, </w:t>
+      </w:r>
+      <w:r>
+        <w:rPr>
+          <w:color w:val="007A86"/>
+          <w:u w:val="single" w:color="0099A7"/>
+        </w:rPr>
+        <w:t xml:space="preserve">3</w:t>
+      </w:r>
+      <w:r>
+        <w:t xml:space="preserve"> and </w:t>
+      </w:r>
+      <w:r>
+        <w:rPr>
+          <w:color w:val="007A86"/>
+          <w:u w:val="single" w:color="0099A7"/>
+        </w:rPr>
+        <w:t xml:space="preserve">4</w:t>
+      </w:r>
+      <w:r>
+        <w:t xml:space="preserve"> still apply (</w:t>
+      </w:r>
+      <w:r>
+        <w:rPr>
+          <w:color w:val="007A86"/>
+          <w:u w:val="single" w:color="0099A7"/>
+        </w:rPr>
+        <w:t xml:space="preserve">Chapter 1, Section 7</w:t>
       </w:r>
       <w:r>
         <w:t xml:space="preserve">).</w:t>
@@ -40173,7 +42920,7 @@
           <w:sz w:val="18"/>
           <w:szCs w:val="18"/>
         </w:rPr>
-        <w:t xml:space="preserve">Every grant for a procedure training.</w:t>
+        <w:t xml:space="preserve">Any support for a third-party Event held online only.</w:t>
       </w:r>
     </w:p>
     <w:p>
@@ -40183,7 +42930,7 @@
         <w:keepLines/>
       </w:pPr>
       <w:r>
-        <w:t xml:space="preserve">messages.tpptNotQualified</w:t>
+        <w:t xml:space="preserve">messages.hybridIsInPerson</w:t>
       </w:r>
     </w:p>
     <w:p>
@@ -40192,7 +42939,7 @@
         <w:keepNext/>
       </w:pPr>
       <w:r>
-        <w:t xml:space="preserve">On the answers given, the </w:t>
+        <w:t xml:space="preserve">A hybrid </w:t>
       </w:r>
       <w:r>
         <w:rPr>
@@ -40202,37 +42949,217 @@
         <w:t xml:space="preserve">Event</w:t>
       </w:r>
       <w:r>
-        <w:t xml:space="preserve"> does not qualify as a </w:t>
+        <w:t xml:space="preserve"> is an in-person Event: broadcasting its sessions does not make it a </w:t>
       </w:r>
       <w:r>
         <w:rPr>
           <w:color w:val="60269E"/>
           <w:u w:val="dotted" w:color="60269E"/>
         </w:rPr>
-        <w:t xml:space="preserve">Third Party Organised Procedure Training</w:t>
-      </w:r>
-      <w:r>
-        <w:t xml:space="preserve"> (</w:t>
+        <w:t xml:space="preserve">Virtual Event</w:t>
+      </w:r>
+      <w:r>
+        <w:t xml:space="preserve">, so all the rules for in-person Events apply, including </w:t>
+      </w:r>
+      <w:r>
+        <w:rPr>
+          <w:color w:val="60269E"/>
+          <w:u w:val="dotted" w:color="60269E"/>
+        </w:rPr>
+        <w:t xml:space="preserve">CVS</w:t>
+      </w:r>
+      <w:r>
+        <w:t xml:space="preserve">.</w:t>
+      </w:r>
+    </w:p>
+    <w:p>
+      <w:pPr>
+        <w:pStyle w:val="Note"/>
+        <w:keepNext w:val="false"/>
+      </w:pPr>
+      <w:r>
+        <w:rPr>
+          <w:b/>
+          <w:bCs/>
+          <w:color w:val="475569"/>
+        </w:rPr>
+        <w:t xml:space="preserve">Shown when: </w:t>
+      </w:r>
+      <w:r>
+        <w:rPr>
+          <w:color w:val="475569"/>
+          <w:sz w:val="18"/>
+          <w:szCs w:val="18"/>
+        </w:rPr>
+        <w:t xml:space="preserve">Any support for a third-party Event held as a hybrid Event.</w:t>
+      </w:r>
+    </w:p>
+    <w:p>
+      <w:pPr>
+        <w:pStyle w:val="Heading2"/>
+      </w:pPr>
+      <w:bookmarkStart w:name="h83" w:id="83"/>
+      <w:r>
+        <w:t xml:space="preserve">7.14 The “CVS position” box</w:t>
+      </w:r>
+      <w:bookmarkEnd w:id="83"/>
+    </w:p>
+    <w:p>
+      <w:pPr>
+        <w:pStyle w:val="TextId"/>
+        <w:keepNext/>
+        <w:keepLines/>
+      </w:pPr>
+      <w:r>
+        <w:t xml:space="preserve">messages.cvsRequired</w:t>
+      </w:r>
+    </w:p>
+    <w:p>
+      <w:pPr>
+        <w:pStyle w:val="CheckerText"/>
+        <w:keepNext/>
+      </w:pPr>
+      <w:r>
+        <w:t xml:space="preserve">This support needs a positive </w:t>
+      </w:r>
+      <w:r>
+        <w:rPr>
+          <w:color w:val="60269E"/>
+          <w:u w:val="dotted" w:color="60269E"/>
+        </w:rPr>
+        <w:t xml:space="preserve">CVS</w:t>
+      </w:r>
+      <w:r>
+        <w:t xml:space="preserve"> decision before anything is provided. CVS decisions are binding on all </w:t>
+      </w:r>
+      <w:r>
+        <w:rPr>
+          <w:color w:val="60269E"/>
+          <w:u w:val="dotted" w:color="60269E"/>
+        </w:rPr>
+        <w:t xml:space="preserve">Member Companies</w:t>
+      </w:r>
+      <w:r>
+        <w:t xml:space="preserve">.</w:t>
+      </w:r>
+    </w:p>
+    <w:p>
+      <w:pPr>
+        <w:pStyle w:val="Note"/>
+        <w:keepNext w:val="false"/>
+      </w:pPr>
+      <w:r>
+        <w:rPr>
+          <w:b/>
+          <w:bCs/>
+          <w:color w:val="475569"/>
+        </w:rPr>
+        <w:t xml:space="preserve">Shown when: </w:t>
+      </w:r>
+      <w:r>
+        <w:rPr>
+          <w:color w:val="475569"/>
+          <w:sz w:val="18"/>
+          <w:szCs w:val="18"/>
+        </w:rPr>
+        <w:t xml:space="preserve">“CVS position” box: the support needs a positive CVS decision.</w:t>
+      </w:r>
+    </w:p>
+    <w:p>
+      <w:pPr>
+        <w:pStyle w:val="TextId"/>
+        <w:keepNext/>
+        <w:keepLines/>
+      </w:pPr>
+      <w:r>
+        <w:t xml:space="preserve">messages.cvsNotRequired</w:t>
+      </w:r>
+    </w:p>
+    <w:p>
+      <w:pPr>
+        <w:pStyle w:val="CheckerText"/>
+        <w:keepNext/>
+      </w:pPr>
+      <w:r>
+        <w:t xml:space="preserve">This support does not need a </w:t>
+      </w:r>
+      <w:r>
+        <w:rPr>
+          <w:color w:val="60269E"/>
+          <w:u w:val="dotted" w:color="60269E"/>
+        </w:rPr>
+        <w:t xml:space="preserve">CVS</w:t>
+      </w:r>
+      <w:r>
+        <w:t xml:space="preserve"> decision on the answers given. </w:t>
       </w:r>
       <w:r>
         <w:rPr>
           <w:color w:val="007A86"/>
           <w:u w:val="single" w:color="0099A7"/>
         </w:rPr>
-        <w:t xml:space="preserve">Annex VII</w:t>
-      </w:r>
-      <w:r>
-        <w:t xml:space="preserve">), so it is assessed as a </w:t>
+        <w:t xml:space="preserve">Chapter 1</w:t>
+      </w:r>
+      <w:r>
+        <w:t xml:space="preserve"> and local rules still apply.</w:t>
+      </w:r>
+    </w:p>
+    <w:p>
+      <w:pPr>
+        <w:pStyle w:val="Note"/>
+        <w:keepNext w:val="false"/>
+      </w:pPr>
+      <w:r>
+        <w:rPr>
+          <w:b/>
+          <w:bCs/>
+          <w:color w:val="475569"/>
+        </w:rPr>
+        <w:t xml:space="preserve">Shown when: </w:t>
+      </w:r>
+      <w:r>
+        <w:rPr>
+          <w:color w:val="475569"/>
+          <w:sz w:val="18"/>
+          <w:szCs w:val="18"/>
+        </w:rPr>
+        <w:t xml:space="preserve">“CVS position” box: no CVS decision is needed, for example for a national Event, an online Event, or support that Annex I allows without one.</w:t>
+      </w:r>
+    </w:p>
+    <w:p>
+      <w:pPr>
+        <w:pStyle w:val="TextId"/>
+        <w:keepNext/>
+        <w:keepLines/>
+      </w:pPr>
+      <w:r>
+        <w:t xml:space="preserve">messages.cvsInternal</w:t>
+      </w:r>
+    </w:p>
+    <w:p>
+      <w:pPr>
+        <w:pStyle w:val="CheckerText"/>
+        <w:keepNext/>
+      </w:pPr>
+      <w:r>
+        <w:rPr>
+          <w:color w:val="007A86"/>
+          <w:u w:val="single" w:color="0099A7"/>
+        </w:rPr>
+        <w:t xml:space="preserve">Annex I</w:t>
+      </w:r>
+      <w:r>
+        <w:t xml:space="preserve"> requires the company’s prior internal review instead of a </w:t>
       </w:r>
       <w:r>
         <w:rPr>
           <w:color w:val="60269E"/>
           <w:u w:val="dotted" w:color="60269E"/>
         </w:rPr>
-        <w:t xml:space="preserve">Third Party Organised Educational Conference</w:t>
-      </w:r>
-      <w:r>
-        <w:t xml:space="preserve">.</w:t>
+        <w:t xml:space="preserve">CVS</w:t>
+      </w:r>
+      <w:r>
+        <w:t xml:space="preserve"> decision.</w:t>
       </w:r>
     </w:p>
     <w:p>
@@ -40254,7 +43181,7 @@
           <w:sz w:val="18"/>
           <w:szCs w:val="18"/>
         </w:rPr>
-        <w:t xml:space="preserve">A payment to an HCP at a procedure training that fails a criterion or the programme-time thresholds; the questions end there. Outcome: Not permitted.</w:t>
+        <w:t xml:space="preserve">“CVS position” box: company employees or representatives, or a booth at an Event held in person outside the Area with no HCPs from the Area.</w:t>
       </w:r>
     </w:p>
     <w:p>
@@ -40264,7 +43191,7 @@
         <w:keepLines/>
       </w:pPr>
       <w:r>
-        <w:t xml:space="preserve">messages.tpptUnknown</w:t>
+        <w:t xml:space="preserve">messages.cvsUnknown</w:t>
       </w:r>
     </w:p>
     <w:p>
@@ -40273,17 +43200,17 @@
         <w:keepNext/>
       </w:pPr>
       <w:r>
-        <w:t xml:space="preserve">Confirm the programme times and each </w:t>
-      </w:r>
-      <w:r>
-        <w:rPr>
-          <w:color w:val="007A86"/>
-          <w:u w:val="single" w:color="0099A7"/>
-        </w:rPr>
-        <w:t xml:space="preserve">Annex VII</w:t>
-      </w:r>
-      <w:r>
-        <w:t xml:space="preserve"> criterion before relying on the procedure-training exception.</w:t>
+        <w:t xml:space="preserve">Whether a </w:t>
+      </w:r>
+      <w:r>
+        <w:rPr>
+          <w:color w:val="60269E"/>
+          <w:u w:val="dotted" w:color="60269E"/>
+        </w:rPr>
+        <w:t xml:space="preserve">CVS</w:t>
+      </w:r>
+      <w:r>
+        <w:t xml:space="preserve"> decision is needed depends on facts still to be confirmed.</w:t>
       </w:r>
     </w:p>
     <w:p>
@@ -40305,2236 +43232,7 @@
           <w:sz w:val="18"/>
           <w:szCs w:val="18"/>
         </w:rPr>
-        <w:t xml:space="preserve">Under “Still to confirm”, when the programme times or a criterion are not yet confirmed. Outcome: More information needed.</w:t>
-      </w:r>
-    </w:p>
-    <w:p>
-      <w:pPr>
-        <w:pStyle w:val="TextId"/>
-        <w:keepNext/>
-        <w:keepLines/>
-      </w:pPr>
-      <w:r>
-        <w:t xml:space="preserve">messages.tpptChanged</w:t>
-      </w:r>
-    </w:p>
-    <w:p>
-      <w:pPr>
-        <w:pStyle w:val="CheckerText"/>
-        <w:keepNext/>
-      </w:pPr>
-      <w:r>
-        <w:t xml:space="preserve">With the participants’ hands-on part cancelled or moved online, the </w:t>
-      </w:r>
-      <w:r>
-        <w:rPr>
-          <w:color w:val="60269E"/>
-          <w:u w:val="dotted" w:color="60269E"/>
-        </w:rPr>
-        <w:t xml:space="preserve">Event</w:t>
-      </w:r>
-      <w:r>
-        <w:t xml:space="preserve"> no longer qualifies as a </w:t>
-      </w:r>
-      <w:r>
-        <w:rPr>
-          <w:color w:val="60269E"/>
-          <w:u w:val="dotted" w:color="60269E"/>
-        </w:rPr>
-        <w:t xml:space="preserve">Third Party Organised Procedure Training</w:t>
-      </w:r>
-      <w:r>
-        <w:t xml:space="preserve">. The company may support it only through an </w:t>
-      </w:r>
-      <w:r>
-        <w:rPr>
-          <w:color w:val="60269E"/>
-          <w:u w:val="dotted" w:color="60269E"/>
-        </w:rPr>
-        <w:t xml:space="preserve">Educational Grant</w:t>
-      </w:r>
-      <w:r>
-        <w:t xml:space="preserve"> and by paying the registration fee or access to the recording; travel may never be paid (</w:t>
-      </w:r>
-      <w:r>
-        <w:rPr>
-          <w:color w:val="007A86"/>
-          <w:u w:val="single" w:color="0099A7"/>
-        </w:rPr>
-        <w:t xml:space="preserve">Chapter 2, Section 2</w:t>
-      </w:r>
-      <w:r>
-        <w:t xml:space="preserve">).</w:t>
-      </w:r>
-    </w:p>
-    <w:p>
-      <w:pPr>
-        <w:pStyle w:val="Note"/>
-        <w:keepNext w:val="false"/>
-      </w:pPr>
-      <w:r>
-        <w:rPr>
-          <w:b/>
-          <w:bCs/>
-          <w:color w:val="475569"/>
-        </w:rPr>
-        <w:t xml:space="preserve">Shown when: </w:t>
-      </w:r>
-      <w:r>
-        <w:rPr>
-          <w:color w:val="475569"/>
-          <w:sz w:val="18"/>
-          <w:szCs w:val="18"/>
-        </w:rPr>
-        <w:t xml:space="preserve">A payment to an HCP at a procedure training whose hands-on part was cancelled or moved online. Faculty: Not permitted. Delegate: only the registration fee is permitted.</w:t>
-      </w:r>
-    </w:p>
-    <w:p>
-      <w:pPr>
-        <w:pStyle w:val="TextId"/>
-        <w:keepNext/>
-        <w:keepLines/>
-      </w:pPr>
-      <w:r>
-        <w:t xml:space="preserve">messages.tpptVirtual</w:t>
-      </w:r>
-    </w:p>
-    <w:p>
-      <w:pPr>
-        <w:pStyle w:val="CheckerText"/>
-        <w:keepNext/>
-      </w:pPr>
-      <w:r>
-        <w:t xml:space="preserve">An </w:t>
-      </w:r>
-      <w:r>
-        <w:rPr>
-          <w:color w:val="60269E"/>
-          <w:u w:val="dotted" w:color="60269E"/>
-        </w:rPr>
-        <w:t xml:space="preserve">Event</w:t>
-      </w:r>
-      <w:r>
-        <w:t xml:space="preserve"> held only online cannot qualify as a </w:t>
-      </w:r>
-      <w:r>
-        <w:rPr>
-          <w:color w:val="60269E"/>
-          <w:u w:val="dotted" w:color="60269E"/>
-        </w:rPr>
-        <w:t xml:space="preserve">Third Party Organised Procedure Training</w:t>
-      </w:r>
-      <w:r>
-        <w:t xml:space="preserve">, which needs hands-on training delivered mostly in a clinical environment (</w:t>
-      </w:r>
-      <w:r>
-        <w:rPr>
-          <w:color w:val="007A86"/>
-          <w:u w:val="single" w:color="0099A7"/>
-        </w:rPr>
-        <w:t xml:space="preserve">Annex VII</w:t>
-      </w:r>
-      <w:r>
-        <w:t xml:space="preserve">).</w:t>
-      </w:r>
-    </w:p>
-    <w:p>
-      <w:pPr>
-        <w:pStyle w:val="Note"/>
-        <w:keepNext w:val="false"/>
-      </w:pPr>
-      <w:r>
-        <w:rPr>
-          <w:b/>
-          <w:bCs/>
-          <w:color w:val="475569"/>
-        </w:rPr>
-        <w:t xml:space="preserve">Shown when: </w:t>
-      </w:r>
-      <w:r>
-        <w:rPr>
-          <w:color w:val="475569"/>
-          <w:sz w:val="18"/>
-          <w:szCs w:val="18"/>
-        </w:rPr>
-        <w:t xml:space="preserve">A payment to an HCP at a procedure training held online only. Outcome: Not permitted.</w:t>
-      </w:r>
-    </w:p>
-    <w:p>
-      <w:pPr>
-        <w:pStyle w:val="TextId"/>
-        <w:keepNext/>
-        <w:keepLines/>
-      </w:pPr>
-      <w:r>
-        <w:t xml:space="preserve">messages.tpptCvs</w:t>
-      </w:r>
-    </w:p>
-    <w:p>
-      <w:pPr>
-        <w:pStyle w:val="CheckerText"/>
-        <w:keepNext/>
-      </w:pPr>
-      <w:r>
-        <w:t xml:space="preserve">Cross-border and international procedure trainings must be submitted to </w:t>
-      </w:r>
-      <w:r>
-        <w:rPr>
-          <w:color w:val="60269E"/>
-          <w:u w:val="dotted" w:color="60269E"/>
-        </w:rPr>
-        <w:t xml:space="preserve">CVS</w:t>
-      </w:r>
-      <w:r>
-        <w:t xml:space="preserve"> (CVS guidance).</w:t>
-      </w:r>
-    </w:p>
-    <w:p>
-      <w:pPr>
-        <w:pStyle w:val="Note"/>
-        <w:keepNext w:val="false"/>
-      </w:pPr>
-      <w:r>
-        <w:rPr>
-          <w:b/>
-          <w:bCs/>
-          <w:color w:val="475569"/>
-        </w:rPr>
-        <w:t xml:space="preserve">Shown when: </w:t>
-      </w:r>
-      <w:r>
-        <w:rPr>
-          <w:color w:val="475569"/>
-          <w:sz w:val="18"/>
-          <w:szCs w:val="18"/>
-        </w:rPr>
-        <w:t xml:space="preserve">A payment to an HCP at a procedure training with Delegates from at least two countries of the Area, or held outside the Area with HCPs from the Area.</w:t>
-      </w:r>
-    </w:p>
-    <w:p>
-      <w:pPr>
-        <w:pStyle w:val="TextId"/>
-        <w:keepNext/>
-        <w:keepLines/>
-      </w:pPr>
-      <w:r>
-        <w:t xml:space="preserve">messages.tpptCompanyCheck</w:t>
-      </w:r>
-    </w:p>
-    <w:p>
-      <w:pPr>
-        <w:pStyle w:val="CheckerText"/>
-        <w:keepNext/>
-      </w:pPr>
-      <w:r>
-        <w:t xml:space="preserve">Since 1 January 2024, </w:t>
-      </w:r>
-      <w:r>
-        <w:rPr>
-          <w:color w:val="60269E"/>
-          <w:u w:val="dotted" w:color="60269E"/>
-        </w:rPr>
-        <w:t xml:space="preserve">CVS</w:t>
-      </w:r>
-      <w:r>
-        <w:t xml:space="preserve"> no longer confirms whether an </w:t>
-      </w:r>
-      <w:r>
-        <w:rPr>
-          <w:color w:val="60269E"/>
-          <w:u w:val="dotted" w:color="60269E"/>
-        </w:rPr>
-        <w:t xml:space="preserve">Event</w:t>
-      </w:r>
-      <w:r>
-        <w:t xml:space="preserve"> qualifies as a procedure training: the sponsoring company must check the criteria itself (CVS guidance).</w:t>
-      </w:r>
-    </w:p>
-    <w:p>
-      <w:pPr>
-        <w:pStyle w:val="Note"/>
-        <w:keepNext w:val="false"/>
-      </w:pPr>
-      <w:r>
-        <w:rPr>
-          <w:b/>
-          <w:bCs/>
-          <w:color w:val="475569"/>
-        </w:rPr>
-        <w:t xml:space="preserve">Shown when: </w:t>
-      </w:r>
-      <w:r>
-        <w:rPr>
-          <w:color w:val="475569"/>
-          <w:sz w:val="18"/>
-          <w:szCs w:val="18"/>
-        </w:rPr>
-        <w:t xml:space="preserve">A payment to an HCP at a procedure training that qualifies or may still qualify.</w:t>
-      </w:r>
-    </w:p>
-    <w:p>
-      <w:pPr>
-        <w:pStyle w:val="Heading2"/>
-      </w:pPr>
-      <w:bookmarkStart w:name="h79" w:id="79"/>
-      <w:r>
-        <w:t xml:space="preserve">7.10 Company Events and speakers</w:t>
-      </w:r>
-      <w:bookmarkEnd w:id="79"/>
-    </w:p>
-    <w:p>
-      <w:pPr>
-        <w:pStyle w:val="TextId"/>
-        <w:keepNext/>
-        <w:keepLines/>
-      </w:pPr>
-      <w:r>
-        <w:t xml:space="preserve">messages.companyDelegateAllowed</w:t>
-      </w:r>
-    </w:p>
-    <w:p>
-      <w:pPr>
-        <w:pStyle w:val="CheckerText"/>
-        <w:keepNext/>
-      </w:pPr>
-      <w:r>
-        <w:rPr>
-          <w:color w:val="007A86"/>
-          <w:u w:val="single" w:color="0099A7"/>
-        </w:rPr>
-        <w:t xml:space="preserve">Annex VI</w:t>
-      </w:r>
-      <w:r>
-        <w:t xml:space="preserve"> allows the company to pay the costs of </w:t>
-      </w:r>
-      <w:r>
-        <w:rPr>
-          <w:color w:val="60269E"/>
-          <w:u w:val="dotted" w:color="60269E"/>
-        </w:rPr>
-        <w:t xml:space="preserve">HCP</w:t>
-      </w:r>
-      <w:r>
-        <w:t xml:space="preserve"> </w:t>
-      </w:r>
-      <w:r>
-        <w:rPr>
-          <w:color w:val="60269E"/>
-          <w:u w:val="dotted" w:color="60269E"/>
-        </w:rPr>
-        <w:t xml:space="preserve">Delegates</w:t>
-      </w:r>
-      <w:r>
-        <w:t xml:space="preserve"> at a </w:t>
-      </w:r>
-      <w:r>
-        <w:rPr>
-          <w:color w:val="60269E"/>
-          <w:u w:val="dotted" w:color="60269E"/>
-        </w:rPr>
-        <w:t xml:space="preserve">Product and Procedure Training and Education Event</w:t>
-      </w:r>
-      <w:r>
-        <w:t xml:space="preserve"> that is not held at or around a third-party </w:t>
-      </w:r>
-      <w:r>
-        <w:rPr>
-          <w:color w:val="60269E"/>
-          <w:u w:val="dotted" w:color="60269E"/>
-        </w:rPr>
-        <w:t xml:space="preserve">Event</w:t>
-      </w:r>
-      <w:r>
-        <w:t xml:space="preserve">, where local laws allow it (</w:t>
-      </w:r>
-      <w:r>
-        <w:rPr>
-          <w:color w:val="007A86"/>
-          <w:u w:val="single" w:color="0099A7"/>
-        </w:rPr>
-        <w:t xml:space="preserve">Chapter 3, Section 2</w:t>
-      </w:r>
-      <w:r>
-        <w:t xml:space="preserve">).</w:t>
-      </w:r>
-    </w:p>
-    <w:p>
-      <w:pPr>
-        <w:pStyle w:val="Note"/>
-        <w:keepNext w:val="false"/>
-      </w:pPr>
-      <w:r>
-        <w:rPr>
-          <w:b/>
-          <w:bCs/>
-          <w:color w:val="475569"/>
-        </w:rPr>
-        <w:t xml:space="preserve">Shown when: </w:t>
-      </w:r>
-      <w:r>
-        <w:rPr>
-          <w:color w:val="475569"/>
-          <w:sz w:val="18"/>
-          <w:szCs w:val="18"/>
-        </w:rPr>
-        <w:t xml:space="preserve">A Delegate’s costs at a Product and Procedure Training and Education Event not held around a third-party Event.</w:t>
-      </w:r>
-    </w:p>
-    <w:p>
-      <w:pPr>
-        <w:pStyle w:val="TextId"/>
-        <w:keepNext/>
-        <w:keepLines/>
-      </w:pPr>
-      <w:r>
-        <w:t xml:space="preserve">messages.companyDelegateOverlap</w:t>
-      </w:r>
-    </w:p>
-    <w:p>
-      <w:pPr>
-        <w:pStyle w:val="CheckerText"/>
-        <w:keepNext/>
-      </w:pPr>
-      <w:r>
-        <w:t xml:space="preserve">No support may be given to </w:t>
-      </w:r>
-      <w:r>
-        <w:rPr>
-          <w:color w:val="60269E"/>
-          <w:u w:val="dotted" w:color="60269E"/>
-        </w:rPr>
-        <w:t xml:space="preserve">HCPs</w:t>
-      </w:r>
-      <w:r>
-        <w:t xml:space="preserve"> attending a </w:t>
-      </w:r>
-      <w:r>
-        <w:rPr>
-          <w:color w:val="60269E"/>
-          <w:u w:val="dotted" w:color="60269E"/>
-        </w:rPr>
-        <w:t xml:space="preserve">Company Event</w:t>
-      </w:r>
-      <w:r>
-        <w:t xml:space="preserve"> as </w:t>
-      </w:r>
-      <w:r>
-        <w:rPr>
-          <w:color w:val="60269E"/>
-          <w:u w:val="dotted" w:color="60269E"/>
-        </w:rPr>
-        <w:t xml:space="preserve">Delegates</w:t>
-      </w:r>
-      <w:r>
-        <w:t xml:space="preserve"> or trainees when it is held at or around a </w:t>
-      </w:r>
-      <w:r>
-        <w:rPr>
-          <w:color w:val="60269E"/>
-          <w:u w:val="dotted" w:color="60269E"/>
-        </w:rPr>
-        <w:t xml:space="preserve">Third Party Organised Educational Event</w:t>
-      </w:r>
-      <w:r>
-        <w:t xml:space="preserve"> (</w:t>
-      </w:r>
-      <w:r>
-        <w:rPr>
-          <w:color w:val="007A86"/>
-          <w:u w:val="single" w:color="0099A7"/>
-        </w:rPr>
-        <w:t xml:space="preserve">Chapter 3, Section 3</w:t>
-      </w:r>
-      <w:r>
-        <w:t xml:space="preserve">). A lunch or dinner at a business or scientific meeting with a few selected HCPs has its own conditions: check it as a meal.</w:t>
-      </w:r>
-    </w:p>
-    <w:p>
-      <w:pPr>
-        <w:pStyle w:val="Note"/>
-        <w:keepNext w:val="false"/>
-      </w:pPr>
-      <w:r>
-        <w:rPr>
-          <w:b/>
-          <w:bCs/>
-          <w:color w:val="475569"/>
-        </w:rPr>
-        <w:t xml:space="preserve">Shown when: </w:t>
-      </w:r>
-      <w:r>
-        <w:rPr>
-          <w:color w:val="475569"/>
-          <w:sz w:val="18"/>
-          <w:szCs w:val="18"/>
-        </w:rPr>
-        <w:t xml:space="preserve">A Delegate’s costs at a Company Event held around a third-party Event. Outcome: Not permitted.</w:t>
-      </w:r>
-    </w:p>
-    <w:p>
-      <w:pPr>
-        <w:pStyle w:val="TextId"/>
-        <w:keepNext/>
-        <w:keepLines/>
-      </w:pPr>
-      <w:r>
-        <w:t xml:space="preserve">messages.businessDelegate</w:t>
-      </w:r>
-    </w:p>
-    <w:p>
-      <w:pPr>
-        <w:pStyle w:val="CheckerText"/>
-        <w:keepNext/>
-      </w:pPr>
-      <w:r>
-        <w:t xml:space="preserve">For a </w:t>
-      </w:r>
-      <w:r>
-        <w:rPr>
-          <w:color w:val="60269E"/>
-          <w:u w:val="dotted" w:color="60269E"/>
-        </w:rPr>
-        <w:t xml:space="preserve">Sales, Promotional and Other Business Meeting</w:t>
-      </w:r>
-      <w:r>
-        <w:t xml:space="preserve">, the company may not pay </w:t>
-      </w:r>
-      <w:r>
-        <w:rPr>
-          <w:color w:val="60269E"/>
-          <w:u w:val="dotted" w:color="60269E"/>
-        </w:rPr>
-        <w:t xml:space="preserve">HCPs</w:t>
-      </w:r>
-      <w:r>
-        <w:t xml:space="preserve">’ travel or accommodation unless a demonstration of non-portable equipment requires it (</w:t>
-      </w:r>
-      <w:r>
-        <w:rPr>
-          <w:color w:val="007A86"/>
-          <w:u w:val="single" w:color="0099A7"/>
-        </w:rPr>
-        <w:t xml:space="preserve">Chapter 3, Section 4</w:t>
-      </w:r>
-      <w:r>
-        <w:t xml:space="preserve">). Reasonable meals at the meeting are allowed.</w:t>
-      </w:r>
-    </w:p>
-    <w:p>
-      <w:pPr>
-        <w:pStyle w:val="Note"/>
-        <w:keepNext w:val="false"/>
-      </w:pPr>
-      <w:r>
-        <w:rPr>
-          <w:b/>
-          <w:bCs/>
-          <w:color w:val="475569"/>
-        </w:rPr>
-        <w:t xml:space="preserve">Shown when: </w:t>
-      </w:r>
-      <w:r>
-        <w:rPr>
-          <w:color w:val="475569"/>
-          <w:sz w:val="18"/>
-          <w:szCs w:val="18"/>
-        </w:rPr>
-        <w:t xml:space="preserve">A Delegate’s costs at a Sales, Promotional and Other Business Meeting not held around a third-party Event.</w:t>
-      </w:r>
-    </w:p>
-    <w:p>
-      <w:pPr>
-        <w:pStyle w:val="TextId"/>
-        <w:keepNext/>
-        <w:keepLines/>
-      </w:pPr>
-      <w:r>
-        <w:t xml:space="preserve">messages.servicesAllowed</w:t>
-      </w:r>
-    </w:p>
-    <w:p>
-      <w:pPr>
-        <w:pStyle w:val="CheckerText"/>
-        <w:keepNext/>
-      </w:pPr>
-      <w:r>
-        <w:rPr>
-          <w:color w:val="60269E"/>
-          <w:u w:val="dotted" w:color="60269E"/>
-        </w:rPr>
-        <w:t xml:space="preserve">HCPs</w:t>
-      </w:r>
-      <w:r>
-        <w:t xml:space="preserve"> who provide services, for example as speakers or advisers, may be paid under a consulting agreement, including documented, actual and reasonable travel, meals and accommodation for the services (</w:t>
-      </w:r>
-      <w:r>
-        <w:rPr>
-          <w:color w:val="007A86"/>
-          <w:u w:val="single" w:color="0099A7"/>
-        </w:rPr>
-        <w:t xml:space="preserve">Chapter 5, Section 3</w:t>
-      </w:r>
-      <w:r>
-        <w:t xml:space="preserve">).</w:t>
-      </w:r>
-    </w:p>
-    <w:p>
-      <w:pPr>
-        <w:pStyle w:val="Note"/>
-        <w:keepNext w:val="false"/>
-      </w:pPr>
-      <w:r>
-        <w:rPr>
-          <w:b/>
-          <w:bCs/>
-          <w:color w:val="475569"/>
-        </w:rPr>
-        <w:t xml:space="preserve">Shown when: </w:t>
-      </w:r>
-      <w:r>
-        <w:rPr>
-          <w:color w:val="475569"/>
-          <w:sz w:val="18"/>
-          <w:szCs w:val="18"/>
-        </w:rPr>
-        <w:t xml:space="preserve">A payment for an HCP’s services at any Company Event.</w:t>
-      </w:r>
-    </w:p>
-    <w:p>
-      <w:pPr>
-        <w:pStyle w:val="TextId"/>
-        <w:keepNext/>
-        <w:keepLines/>
-      </w:pPr>
-      <w:r>
-        <w:t xml:space="preserve">messages.servicesOverlap</w:t>
-      </w:r>
-    </w:p>
-    <w:p>
-      <w:pPr>
-        <w:pStyle w:val="CheckerText"/>
-        <w:keepNext/>
-      </w:pPr>
-      <w:r>
-        <w:t xml:space="preserve">At a </w:t>
-      </w:r>
-      <w:r>
-        <w:rPr>
-          <w:color w:val="60269E"/>
-          <w:u w:val="dotted" w:color="60269E"/>
-        </w:rPr>
-        <w:t xml:space="preserve">Company Event</w:t>
-      </w:r>
-      <w:r>
-        <w:t xml:space="preserve"> held at or around a </w:t>
-      </w:r>
-      <w:r>
-        <w:rPr>
-          <w:color w:val="60269E"/>
-          <w:u w:val="dotted" w:color="60269E"/>
-        </w:rPr>
-        <w:t xml:space="preserve">Third Party Organised Educational Event</w:t>
-      </w:r>
-      <w:r>
-        <w:t xml:space="preserve">, the company may pay only the agreed remuneration and expenses for the services at its own </w:t>
-      </w:r>
-      <w:r>
-        <w:rPr>
-          <w:color w:val="60269E"/>
-          <w:u w:val="dotted" w:color="60269E"/>
-        </w:rPr>
-        <w:t xml:space="preserve">Event</w:t>
-      </w:r>
-      <w:r>
-        <w:t xml:space="preserve">, and never the incremental costs of attending the third-party Event (</w:t>
-      </w:r>
-      <w:r>
-        <w:rPr>
-          <w:color w:val="007A86"/>
-          <w:u w:val="single" w:color="0099A7"/>
-        </w:rPr>
-        <w:t xml:space="preserve">Chapter 3, Section 3</w:t>
-      </w:r>
-      <w:r>
-        <w:t xml:space="preserve">).</w:t>
-      </w:r>
-    </w:p>
-    <w:p>
-      <w:pPr>
-        <w:pStyle w:val="Note"/>
-        <w:keepNext w:val="false"/>
-      </w:pPr>
-      <w:r>
-        <w:rPr>
-          <w:b/>
-          <w:bCs/>
-          <w:color w:val="475569"/>
-        </w:rPr>
-        <w:t xml:space="preserve">Shown when: </w:t>
-      </w:r>
-      <w:r>
-        <w:rPr>
-          <w:color w:val="475569"/>
-          <w:sz w:val="18"/>
-          <w:szCs w:val="18"/>
-        </w:rPr>
-        <w:t xml:space="preserve">The same, when the Company Event is held around a third-party Event.</w:t>
-      </w:r>
-    </w:p>
-    <w:p>
-      <w:pPr>
-        <w:pStyle w:val="TextId"/>
-        <w:keepNext/>
-        <w:keepLines/>
-      </w:pPr>
-      <w:r>
-        <w:t xml:space="preserve">messages.speakerGrantHospitality</w:t>
-      </w:r>
-    </w:p>
-    <w:p>
-      <w:pPr>
-        <w:pStyle w:val="CheckerText"/>
-        <w:keepNext/>
-      </w:pPr>
-      <w:r>
-        <w:t xml:space="preserve">The </w:t>
-      </w:r>
-      <w:r>
-        <w:rPr>
-          <w:color w:val="60269E"/>
-          <w:u w:val="dotted" w:color="60269E"/>
-        </w:rPr>
-        <w:t xml:space="preserve">HCP</w:t>
-      </w:r>
-      <w:r>
-        <w:t xml:space="preserve"> already benefits from an </w:t>
-      </w:r>
-      <w:r>
-        <w:rPr>
-          <w:color w:val="60269E"/>
-          <w:u w:val="dotted" w:color="60269E"/>
-        </w:rPr>
-        <w:t xml:space="preserve">Educational Grant</w:t>
-      </w:r>
-      <w:r>
-        <w:t xml:space="preserve"> covering their attendance. Check whether it also covers their hospitality, to avoid duplicate benefits (</w:t>
-      </w:r>
-      <w:r>
-        <w:rPr>
-          <w:color w:val="007A86"/>
-          <w:u w:val="single" w:color="0099A7"/>
-        </w:rPr>
-        <w:t xml:space="preserve">Chapter 3, Section 3</w:t>
-      </w:r>
-      <w:r>
-        <w:t xml:space="preserve">).</w:t>
-      </w:r>
-    </w:p>
-    <w:p>
-      <w:pPr>
-        <w:pStyle w:val="Note"/>
-        <w:keepNext w:val="false"/>
-      </w:pPr>
-      <w:r>
-        <w:rPr>
-          <w:b/>
-          <w:bCs/>
-          <w:color w:val="475569"/>
-        </w:rPr>
-        <w:t xml:space="preserve">Shown when: </w:t>
-      </w:r>
-      <w:r>
-        <w:rPr>
-          <w:color w:val="475569"/>
-          <w:sz w:val="18"/>
-          <w:szCs w:val="18"/>
-        </w:rPr>
-        <w:t xml:space="preserve">A satellite speaker already covered by an Educational Grant, when meals are among the costs. Outcome: Needs internal review.</w:t>
-      </w:r>
-    </w:p>
-    <w:p>
-      <w:pPr>
-        <w:pStyle w:val="TextId"/>
-        <w:keepNext/>
-        <w:keepLines/>
-      </w:pPr>
-      <w:r>
-        <w:t xml:space="preserve">messages.satelliteRules</w:t>
-      </w:r>
-    </w:p>
-    <w:p>
-      <w:pPr>
-        <w:pStyle w:val="CheckerText"/>
-        <w:keepNext/>
-      </w:pPr>
-      <w:r>
-        <w:t xml:space="preserve">Speakers at the company’s satellite symposium or booth may be paid under a consulting agreement, including travel and accommodation for the speaker services and, where access depends on it, the registration fee (</w:t>
-      </w:r>
-      <w:r>
-        <w:rPr>
-          <w:color w:val="007A86"/>
-          <w:u w:val="single" w:color="0099A7"/>
-        </w:rPr>
-        <w:t xml:space="preserve">Q&amp;A 17</w:t>
-      </w:r>
-      <w:r>
-        <w:t xml:space="preserve">; </w:t>
-      </w:r>
-      <w:r>
-        <w:rPr>
-          <w:color w:val="007A86"/>
-          <w:u w:val="single" w:color="0099A7"/>
-        </w:rPr>
-        <w:t xml:space="preserve">Chapter 3, Section 3</w:t>
-      </w:r>
-      <w:r>
-        <w:t xml:space="preserve">).</w:t>
-      </w:r>
-    </w:p>
-    <w:p>
-      <w:pPr>
-        <w:pStyle w:val="Note"/>
-        <w:keepNext w:val="false"/>
-      </w:pPr>
-      <w:r>
-        <w:rPr>
-          <w:b/>
-          <w:bCs/>
-          <w:color w:val="475569"/>
-        </w:rPr>
-        <w:t xml:space="preserve">Shown when: </w:t>
-      </w:r>
-      <w:r>
-        <w:rPr>
-          <w:color w:val="475569"/>
-          <w:sz w:val="18"/>
-          <w:szCs w:val="18"/>
-        </w:rPr>
-        <w:t xml:space="preserve">Every answer about a speaker at the company’s satellite symposium or booth.</w:t>
-      </w:r>
-    </w:p>
-    <w:p>
-      <w:pPr>
-        <w:pStyle w:val="Heading2"/>
-      </w:pPr>
-      <w:bookmarkStart w:name="h80" w:id="80"/>
-      <w:r>
-        <w:t xml:space="preserve">7.11 Meals</w:t>
-      </w:r>
-      <w:bookmarkEnd w:id="80"/>
-    </w:p>
-    <w:p>
-      <w:pPr>
-        <w:pStyle w:val="TextId"/>
-        <w:keepNext/>
-        <w:keepLines/>
-      </w:pPr>
-      <w:r>
-        <w:t xml:space="preserve">messages.mealAtTpoe</w:t>
-      </w:r>
-    </w:p>
-    <w:p>
-      <w:pPr>
-        <w:pStyle w:val="CheckerText"/>
-        <w:keepNext/>
-      </w:pPr>
-      <w:r>
-        <w:t xml:space="preserve">Hospitality at a company meeting held in the context of a </w:t>
-      </w:r>
-      <w:r>
-        <w:rPr>
-          <w:color w:val="60269E"/>
-          <w:u w:val="dotted" w:color="60269E"/>
-        </w:rPr>
-        <w:t xml:space="preserve">Third Party Organised Educational Event</w:t>
-      </w:r>
-      <w:r>
-        <w:t xml:space="preserve"> must meet the conditions in </w:t>
-      </w:r>
-      <w:r>
-        <w:rPr>
-          <w:color w:val="007A86"/>
-          <w:u w:val="single" w:color="0099A7"/>
-        </w:rPr>
-        <w:t xml:space="preserve">Chapter 3, Section 3</w:t>
-      </w:r>
-      <w:r>
-        <w:t xml:space="preserve">.</w:t>
-      </w:r>
-    </w:p>
-    <w:p>
-      <w:pPr>
-        <w:pStyle w:val="Note"/>
-        <w:keepNext w:val="false"/>
-      </w:pPr>
-      <w:r>
-        <w:rPr>
-          <w:b/>
-          <w:bCs/>
-          <w:color w:val="475569"/>
-        </w:rPr>
-        <w:t xml:space="preserve">Shown when: </w:t>
-      </w:r>
-      <w:r>
-        <w:rPr>
-          <w:color w:val="475569"/>
-          <w:sz w:val="18"/>
-          <w:szCs w:val="18"/>
-        </w:rPr>
-        <w:t xml:space="preserve">A meal at a meeting held around a third-party Event.</w:t>
-      </w:r>
-    </w:p>
-    <w:p>
-      <w:pPr>
-        <w:pStyle w:val="TextId"/>
-        <w:keepNext/>
-        <w:keepLines/>
-      </w:pPr>
-      <w:r>
-        <w:t xml:space="preserve">messages.mealGeneral</w:t>
-      </w:r>
-    </w:p>
-    <w:p>
-      <w:pPr>
-        <w:pStyle w:val="CheckerText"/>
-        <w:keepNext/>
-      </w:pPr>
-      <w:r>
-        <w:t xml:space="preserve">The company may offer reasonable hospitality at its meetings, subordinate in time and focus to the purpose of the meeting (</w:t>
-      </w:r>
-      <w:r>
-        <w:rPr>
-          <w:color w:val="007A86"/>
-          <w:u w:val="single" w:color="0099A7"/>
-        </w:rPr>
-        <w:t xml:space="preserve">Chapter 1, Section 4</w:t>
-      </w:r>
-      <w:r>
-        <w:t xml:space="preserve">). Meals at business meetings do not need </w:t>
-      </w:r>
-      <w:r>
-        <w:rPr>
-          <w:color w:val="60269E"/>
-          <w:u w:val="dotted" w:color="60269E"/>
-        </w:rPr>
-        <w:t xml:space="preserve">Employer Notification</w:t>
-      </w:r>
-      <w:r>
-        <w:t xml:space="preserve"> (</w:t>
-      </w:r>
-      <w:r>
-        <w:rPr>
-          <w:color w:val="007A86"/>
-          <w:u w:val="single" w:color="0099A7"/>
-        </w:rPr>
-        <w:t xml:space="preserve">Chapter 1, Section 6</w:t>
-      </w:r>
-      <w:r>
-        <w:t xml:space="preserve">).</w:t>
-      </w:r>
-    </w:p>
-    <w:p>
-      <w:pPr>
-        <w:pStyle w:val="Note"/>
-        <w:keepNext w:val="false"/>
-      </w:pPr>
-      <w:r>
-        <w:rPr>
-          <w:b/>
-          <w:bCs/>
-          <w:color w:val="475569"/>
-        </w:rPr>
-        <w:t xml:space="preserve">Shown when: </w:t>
-      </w:r>
-      <w:r>
-        <w:rPr>
-          <w:color w:val="475569"/>
-          <w:sz w:val="18"/>
-          <w:szCs w:val="18"/>
-        </w:rPr>
-        <w:t xml:space="preserve">A meal at a meeting not held around a third-party Event (also while that is unknown).</w:t>
-      </w:r>
-    </w:p>
-    <w:p>
-      <w:pPr>
-        <w:pStyle w:val="TextId"/>
-        <w:keepNext/>
-        <w:keepLines/>
-      </w:pPr>
-      <w:r>
-        <w:t xml:space="preserve">messages.mealGrantHospitality</w:t>
-      </w:r>
-    </w:p>
-    <w:p>
-      <w:pPr>
-        <w:pStyle w:val="CheckerText"/>
-        <w:keepNext/>
-      </w:pPr>
-      <w:r>
-        <w:t xml:space="preserve">Some invited </w:t>
-      </w:r>
-      <w:r>
-        <w:rPr>
-          <w:color w:val="60269E"/>
-          <w:u w:val="dotted" w:color="60269E"/>
-        </w:rPr>
-        <w:t xml:space="preserve">HCPs</w:t>
-      </w:r>
-      <w:r>
-        <w:t xml:space="preserve"> already receive an </w:t>
-      </w:r>
-      <w:r>
-        <w:rPr>
-          <w:color w:val="60269E"/>
-          <w:u w:val="dotted" w:color="60269E"/>
-        </w:rPr>
-        <w:t xml:space="preserve">Educational Grant</w:t>
-      </w:r>
-      <w:r>
-        <w:t xml:space="preserve"> covering their hospitality. The </w:t>
-      </w:r>
-      <w:r>
-        <w:rPr>
-          <w:color w:val="60269E"/>
-          <w:u w:val="dotted" w:color="60269E"/>
-        </w:rPr>
-        <w:t xml:space="preserve">Code</w:t>
-      </w:r>
-      <w:r>
-        <w:t xml:space="preserve"> asks companies to pay special attention to this to avoid duplicate benefits (</w:t>
-      </w:r>
-      <w:r>
-        <w:rPr>
-          <w:color w:val="007A86"/>
-          <w:u w:val="single" w:color="0099A7"/>
-        </w:rPr>
-        <w:t xml:space="preserve">Chapter 3, Section 3</w:t>
-      </w:r>
-      <w:r>
-        <w:t xml:space="preserve">).</w:t>
-      </w:r>
-    </w:p>
-    <w:p>
-      <w:pPr>
-        <w:pStyle w:val="Note"/>
-        <w:keepNext w:val="false"/>
-      </w:pPr>
-      <w:r>
-        <w:rPr>
-          <w:b/>
-          <w:bCs/>
-          <w:color w:val="475569"/>
-        </w:rPr>
-        <w:t xml:space="preserve">Shown when: </w:t>
-      </w:r>
-      <w:r>
-        <w:rPr>
-          <w:color w:val="475569"/>
-          <w:sz w:val="18"/>
-          <w:szCs w:val="18"/>
-        </w:rPr>
-        <w:t xml:space="preserve">A meal around a third-party Event when some invited HCPs already have grant-funded hospitality. Outcome: Needs internal review.</w:t>
-      </w:r>
-    </w:p>
-    <w:p>
-      <w:pPr>
-        <w:pStyle w:val="Heading2"/>
-      </w:pPr>
-      <w:bookmarkStart w:name="h81" w:id="81"/>
-      <w:r>
-        <w:t xml:space="preserve">7.12 Items, products, Proctorships and donations</w:t>
-      </w:r>
-      <w:bookmarkEnd w:id="81"/>
-    </w:p>
-    <w:p>
-      <w:pPr>
-        <w:pStyle w:val="TextId"/>
-        <w:keepNext/>
-        <w:keepLines/>
-      </w:pPr>
-      <w:r>
-        <w:t xml:space="preserve">messages.items</w:t>
-      </w:r>
-    </w:p>
-    <w:p>
-      <w:pPr>
-        <w:pStyle w:val="CheckerText"/>
-        <w:keepNext/>
-      </w:pPr>
-      <w:r>
-        <w:t xml:space="preserve">Gifts to </w:t>
-      </w:r>
-      <w:r>
-        <w:rPr>
-          <w:color w:val="60269E"/>
-          <w:u w:val="dotted" w:color="60269E"/>
-        </w:rPr>
-        <w:t xml:space="preserve">HCPs</w:t>
-      </w:r>
-      <w:r>
-        <w:t xml:space="preserve"> and </w:t>
-      </w:r>
-      <w:r>
-        <w:rPr>
-          <w:color w:val="60269E"/>
-          <w:u w:val="dotted" w:color="60269E"/>
-        </w:rPr>
-        <w:t xml:space="preserve">Healthcare Organisations</w:t>
-      </w:r>
-      <w:r>
-        <w:t xml:space="preserve"> are generally prohibited. The company may exceptionally give inexpensive educational or promotional items that meet </w:t>
-      </w:r>
-      <w:r>
-        <w:rPr>
-          <w:color w:val="007A86"/>
-          <w:u w:val="single" w:color="0099A7"/>
-        </w:rPr>
-        <w:t xml:space="preserve">Chapter 8</w:t>
-      </w:r>
-      <w:r>
-        <w:t xml:space="preserve">, including prizes in a competition at an </w:t>
-      </w:r>
-      <w:r>
-        <w:rPr>
-          <w:color w:val="60269E"/>
-          <w:u w:val="dotted" w:color="60269E"/>
-        </w:rPr>
-        <w:t xml:space="preserve">Event</w:t>
-      </w:r>
-      <w:r>
-        <w:t xml:space="preserve">.</w:t>
-      </w:r>
-    </w:p>
-    <w:p>
-      <w:pPr>
-        <w:pStyle w:val="Note"/>
-        <w:keepNext w:val="false"/>
-      </w:pPr>
-      <w:r>
-        <w:rPr>
-          <w:b/>
-          <w:bCs/>
-          <w:color w:val="475569"/>
-        </w:rPr>
-        <w:t xml:space="preserve">Shown when: </w:t>
-      </w:r>
-      <w:r>
-        <w:rPr>
-          <w:color w:val="475569"/>
-          <w:sz w:val="18"/>
-          <w:szCs w:val="18"/>
-        </w:rPr>
-        <w:t xml:space="preserve">Every answer about an educational or promotional item.</w:t>
-      </w:r>
-    </w:p>
-    <w:p>
-      <w:pPr>
-        <w:pStyle w:val="TextId"/>
-        <w:keepNext/>
-        <w:keepLines/>
-      </w:pPr>
-      <w:r>
-        <w:t xml:space="preserve">messages.demosAllowed</w:t>
-      </w:r>
-    </w:p>
-    <w:p>
-      <w:pPr>
-        <w:pStyle w:val="CheckerText"/>
-        <w:keepNext/>
-      </w:pPr>
-      <w:r>
-        <w:t xml:space="preserve">The company may provide its own </w:t>
-      </w:r>
-      <w:r>
-        <w:rPr>
-          <w:color w:val="60269E"/>
-          <w:u w:val="dotted" w:color="60269E"/>
-        </w:rPr>
-        <w:t xml:space="preserve">Demonstration Products</w:t>
-      </w:r>
-      <w:r>
-        <w:t xml:space="preserve"> at no charge for awareness, education and training (</w:t>
-      </w:r>
-      <w:r>
-        <w:rPr>
-          <w:color w:val="007A86"/>
-          <w:u w:val="single" w:color="0099A7"/>
-        </w:rPr>
-        <w:t xml:space="preserve">Chapter 9, Section 2</w:t>
-      </w:r>
-      <w:r>
-        <w:t xml:space="preserve">).</w:t>
-      </w:r>
-    </w:p>
-    <w:p>
-      <w:pPr>
-        <w:pStyle w:val="Note"/>
-        <w:keepNext w:val="false"/>
-      </w:pPr>
-      <w:r>
-        <w:rPr>
-          <w:b/>
-          <w:bCs/>
-          <w:color w:val="475569"/>
-        </w:rPr>
-        <w:t xml:space="preserve">Shown when: </w:t>
-      </w:r>
-      <w:r>
-        <w:rPr>
-          <w:color w:val="475569"/>
-          <w:sz w:val="18"/>
-          <w:szCs w:val="18"/>
-        </w:rPr>
-        <w:t xml:space="preserve">Demonstration Products that will not be used in patient care, sold or passed on (also while that is unknown).</w:t>
-      </w:r>
-    </w:p>
-    <w:p>
-      <w:pPr>
-        <w:pStyle w:val="TextId"/>
-        <w:keepNext/>
-        <w:keepLines/>
-      </w:pPr>
-      <w:r>
-        <w:t xml:space="preserve">messages.samplesAllowed</w:t>
-      </w:r>
-    </w:p>
-    <w:p>
-      <w:pPr>
-        <w:pStyle w:val="CheckerText"/>
-        <w:keepNext/>
-      </w:pPr>
-      <w:r>
-        <w:t xml:space="preserve">The company may provide a reasonable number of </w:t>
-      </w:r>
-      <w:r>
-        <w:rPr>
-          <w:color w:val="60269E"/>
-          <w:u w:val="dotted" w:color="60269E"/>
-        </w:rPr>
-        <w:t xml:space="preserve">Samples</w:t>
-      </w:r>
-      <w:r>
-        <w:t xml:space="preserve"> at no charge, so that </w:t>
-      </w:r>
-      <w:r>
-        <w:rPr>
-          <w:color w:val="60269E"/>
-          <w:u w:val="dotted" w:color="60269E"/>
-        </w:rPr>
-        <w:t xml:space="preserve">HCPs</w:t>
-      </w:r>
-      <w:r>
-        <w:t xml:space="preserve"> can become familiar with the product in clinical use (</w:t>
-      </w:r>
-      <w:r>
-        <w:rPr>
-          <w:color w:val="007A86"/>
-          <w:u w:val="single" w:color="0099A7"/>
-        </w:rPr>
-        <w:t xml:space="preserve">Chapter 9, Section 3</w:t>
-      </w:r>
-      <w:r>
-        <w:t xml:space="preserve">).</w:t>
-      </w:r>
-    </w:p>
-    <w:p>
-      <w:pPr>
-        <w:pStyle w:val="Note"/>
-        <w:keepNext w:val="false"/>
-      </w:pPr>
-      <w:r>
-        <w:rPr>
-          <w:b/>
-          <w:bCs/>
-          <w:color w:val="475569"/>
-        </w:rPr>
-        <w:t xml:space="preserve">Shown when: </w:t>
-      </w:r>
-      <w:r>
-        <w:rPr>
-          <w:color w:val="475569"/>
-          <w:sz w:val="18"/>
-          <w:szCs w:val="18"/>
-        </w:rPr>
-        <w:t xml:space="preserve">Samples.</w:t>
-      </w:r>
-    </w:p>
-    <w:p>
-      <w:pPr>
-        <w:pStyle w:val="TextId"/>
-        <w:keepNext/>
-        <w:keepLines/>
-      </w:pPr>
-      <w:r>
-        <w:t xml:space="preserve">messages.demoClinicalUse</w:t>
-      </w:r>
-    </w:p>
-    <w:p>
-      <w:pPr>
-        <w:pStyle w:val="CheckerText"/>
-        <w:keepNext/>
-      </w:pPr>
-      <w:r>
-        <w:rPr>
-          <w:color w:val="60269E"/>
-          <w:u w:val="dotted" w:color="60269E"/>
-        </w:rPr>
-        <w:t xml:space="preserve">Demonstration Products</w:t>
-      </w:r>
-      <w:r>
-        <w:t xml:space="preserve"> are not for clinical use in patient care, nor for sale or other transfer (</w:t>
-      </w:r>
-      <w:r>
-        <w:rPr>
-          <w:color w:val="007A86"/>
-          <w:u w:val="single" w:color="0099A7"/>
-        </w:rPr>
-        <w:t xml:space="preserve">Chapter 9, Section 2</w:t>
-      </w:r>
-      <w:r>
-        <w:t xml:space="preserve">). Products for use in patient care can be provided only as </w:t>
-      </w:r>
-      <w:r>
-        <w:rPr>
-          <w:color w:val="60269E"/>
-          <w:u w:val="dotted" w:color="60269E"/>
-        </w:rPr>
-        <w:t xml:space="preserve">Samples</w:t>
-      </w:r>
-      <w:r>
-        <w:t xml:space="preserve">, under </w:t>
-      </w:r>
-      <w:r>
-        <w:rPr>
-          <w:color w:val="007A86"/>
-          <w:u w:val="single" w:color="0099A7"/>
-        </w:rPr>
-        <w:t xml:space="preserve">Chapter 9, Section 3</w:t>
-      </w:r>
-      <w:r>
-        <w:t xml:space="preserve">.</w:t>
-      </w:r>
-    </w:p>
-    <w:p>
-      <w:pPr>
-        <w:pStyle w:val="Note"/>
-        <w:keepNext w:val="false"/>
-      </w:pPr>
-      <w:r>
-        <w:rPr>
-          <w:b/>
-          <w:bCs/>
-          <w:color w:val="475569"/>
-        </w:rPr>
-        <w:t xml:space="preserve">Shown when: </w:t>
-      </w:r>
-      <w:r>
-        <w:rPr>
-          <w:color w:val="475569"/>
-          <w:sz w:val="18"/>
-          <w:szCs w:val="18"/>
-        </w:rPr>
-        <w:t xml:space="preserve">Demonstration Products that would be used in patient care, sold or passed on. Outcome: Not permitted as proposed.</w:t>
-      </w:r>
-    </w:p>
-    <w:p>
-      <w:pPr>
-        <w:pStyle w:val="TextId"/>
-        <w:keepNext/>
-        <w:keepLines/>
-      </w:pPr>
-      <w:r>
-        <w:t xml:space="preserve">messages.proctorshipNoCvs</w:t>
-      </w:r>
-    </w:p>
-    <w:p>
-      <w:pPr>
-        <w:pStyle w:val="CheckerText"/>
-        <w:keepNext/>
-      </w:pPr>
-      <w:r>
-        <w:rPr>
-          <w:color w:val="60269E"/>
-          <w:u w:val="dotted" w:color="60269E"/>
-        </w:rPr>
-        <w:t xml:space="preserve">Proctorships</w:t>
-      </w:r>
-      <w:r>
-        <w:t xml:space="preserve"> and </w:t>
-      </w:r>
-      <w:r>
-        <w:rPr>
-          <w:color w:val="60269E"/>
-          <w:u w:val="dotted" w:color="60269E"/>
-        </w:rPr>
-        <w:t xml:space="preserve">Preceptorships</w:t>
-      </w:r>
-      <w:r>
-        <w:t xml:space="preserve"> normally take place on </w:t>
-      </w:r>
-      <w:r>
-        <w:rPr>
-          <w:color w:val="60269E"/>
-          <w:u w:val="dotted" w:color="60269E"/>
-        </w:rPr>
-        <w:t xml:space="preserve">Healthcare Organisation</w:t>
-      </w:r>
-      <w:r>
-        <w:t xml:space="preserve"> premises and do not need </w:t>
-      </w:r>
-      <w:r>
-        <w:rPr>
-          <w:color w:val="60269E"/>
-          <w:u w:val="dotted" w:color="60269E"/>
-        </w:rPr>
-        <w:t xml:space="preserve">CVS</w:t>
-      </w:r>
-      <w:r>
-        <w:t xml:space="preserve"> approval: they are neither </w:t>
-      </w:r>
-      <w:r>
-        <w:rPr>
-          <w:color w:val="60269E"/>
-          <w:u w:val="dotted" w:color="60269E"/>
-        </w:rPr>
-        <w:t xml:space="preserve">Third Party Organised Educational Events</w:t>
-      </w:r>
-      <w:r>
-        <w:t xml:space="preserve"> nor procedure trainings (</w:t>
-      </w:r>
-      <w:r>
-        <w:rPr>
-          <w:color w:val="007A86"/>
-          <w:u w:val="single" w:color="0099A7"/>
-        </w:rPr>
-        <w:t xml:space="preserve">Q&amp;A 19</w:t>
-      </w:r>
-      <w:r>
-        <w:t xml:space="preserve">). The supervising clinician’s services are a </w:t>
-      </w:r>
-      <w:r>
-        <w:rPr>
-          <w:color w:val="60269E"/>
-          <w:u w:val="dotted" w:color="60269E"/>
-        </w:rPr>
-        <w:t xml:space="preserve">Consulting Arrangement</w:t>
-      </w:r>
-      <w:r>
-        <w:t xml:space="preserve"> (</w:t>
-      </w:r>
-      <w:r>
-        <w:rPr>
-          <w:color w:val="007A86"/>
-          <w:u w:val="single" w:color="0099A7"/>
-        </w:rPr>
-        <w:t xml:space="preserve">Chapter 5</w:t>
-      </w:r>
-      <w:r>
-        <w:t xml:space="preserve">).</w:t>
-      </w:r>
-    </w:p>
-    <w:p>
-      <w:pPr>
-        <w:pStyle w:val="Note"/>
-        <w:keepNext w:val="false"/>
-      </w:pPr>
-      <w:r>
-        <w:rPr>
-          <w:b/>
-          <w:bCs/>
-          <w:color w:val="475569"/>
-        </w:rPr>
-        <w:t xml:space="preserve">Shown when: </w:t>
-      </w:r>
-      <w:r>
-        <w:rPr>
-          <w:color w:val="475569"/>
-          <w:sz w:val="18"/>
-          <w:szCs w:val="18"/>
-        </w:rPr>
-        <w:t xml:space="preserve">Every answer about a Proctorship or Preceptorship.</w:t>
-      </w:r>
-    </w:p>
-    <w:p>
-      <w:pPr>
-        <w:pStyle w:val="TextId"/>
-        <w:keepNext/>
-        <w:keepLines/>
-      </w:pPr>
-      <w:r>
-        <w:t xml:space="preserve">messages.proctorshipElsewhere</w:t>
-      </w:r>
-    </w:p>
-    <w:p>
-      <w:pPr>
-        <w:pStyle w:val="CheckerText"/>
-        <w:keepNext/>
-      </w:pPr>
-      <w:r>
-        <w:t xml:space="preserve">Training organised elsewhere, for example as a course for several </w:t>
-      </w:r>
-      <w:r>
-        <w:rPr>
-          <w:color w:val="60269E"/>
-          <w:u w:val="dotted" w:color="60269E"/>
-        </w:rPr>
-        <w:t xml:space="preserve">HCPs</w:t>
-      </w:r>
-      <w:r>
-        <w:t xml:space="preserve">, may be a </w:t>
-      </w:r>
-      <w:r>
-        <w:rPr>
-          <w:color w:val="60269E"/>
-          <w:u w:val="dotted" w:color="60269E"/>
-        </w:rPr>
-        <w:t xml:space="preserve">Third Party Organised Procedure Training</w:t>
-      </w:r>
-      <w:r>
-        <w:t xml:space="preserve"> or a </w:t>
-      </w:r>
-      <w:r>
-        <w:rPr>
-          <w:color w:val="60269E"/>
-          <w:u w:val="dotted" w:color="60269E"/>
-        </w:rPr>
-        <w:t xml:space="preserve">Company Event</w:t>
-      </w:r>
-      <w:r>
-        <w:t xml:space="preserve"> instead. Check it as that </w:t>
-      </w:r>
-      <w:r>
-        <w:rPr>
-          <w:color w:val="60269E"/>
-          <w:u w:val="dotted" w:color="60269E"/>
-        </w:rPr>
-        <w:t xml:space="preserve">Event</w:t>
-      </w:r>
-      <w:r>
-        <w:t xml:space="preserve">.</w:t>
-      </w:r>
-    </w:p>
-    <w:p>
-      <w:pPr>
-        <w:pStyle w:val="Note"/>
-        <w:keepNext w:val="false"/>
-      </w:pPr>
-      <w:r>
-        <w:rPr>
-          <w:b/>
-          <w:bCs/>
-          <w:color w:val="475569"/>
-        </w:rPr>
-        <w:t xml:space="preserve">Shown when: </w:t>
-      </w:r>
-      <w:r>
-        <w:rPr>
-          <w:color w:val="475569"/>
-          <w:sz w:val="18"/>
-          <w:szCs w:val="18"/>
-        </w:rPr>
-        <w:t xml:space="preserve">The training is not clinician-to-clinician on a Healthcare Organisation’s premises. Outcome: Needs internal review.</w:t>
-      </w:r>
-    </w:p>
-    <w:p>
-      <w:pPr>
-        <w:pStyle w:val="TextId"/>
-        <w:keepNext/>
-        <w:keepLines/>
-      </w:pPr>
-      <w:r>
-        <w:t xml:space="preserve">messages.donationAllowed</w:t>
-      </w:r>
-    </w:p>
-    <w:p>
-      <w:pPr>
-        <w:pStyle w:val="CheckerText"/>
-        <w:keepNext/>
-      </w:pPr>
-      <w:r>
-        <w:rPr>
-          <w:color w:val="60269E"/>
-          <w:u w:val="dotted" w:color="60269E"/>
-        </w:rPr>
-        <w:t xml:space="preserve">Charitable Donations</w:t>
-      </w:r>
-      <w:r>
-        <w:t xml:space="preserve"> may be made only to charitable organisations or other non-profit bodies whose main purposes are charitable or philanthropic (</w:t>
-      </w:r>
-      <w:r>
-        <w:rPr>
-          <w:color w:val="007A86"/>
-          <w:u w:val="single" w:color="0099A7"/>
-        </w:rPr>
-        <w:t xml:space="preserve">Chapter 4, Section 2</w:t>
-      </w:r>
-      <w:r>
-        <w:t xml:space="preserve">).</w:t>
-      </w:r>
-    </w:p>
-    <w:p>
-      <w:pPr>
-        <w:pStyle w:val="Note"/>
-        <w:keepNext w:val="false"/>
-      </w:pPr>
-      <w:r>
-        <w:rPr>
-          <w:b/>
-          <w:bCs/>
-          <w:color w:val="475569"/>
-        </w:rPr>
-        <w:t xml:space="preserve">Shown when: </w:t>
-      </w:r>
-      <w:r>
-        <w:rPr>
-          <w:color w:val="475569"/>
-          <w:sz w:val="18"/>
-          <w:szCs w:val="18"/>
-        </w:rPr>
-        <w:t xml:space="preserve">Every answer about a Charitable Donation or fundraiser.</w:t>
-      </w:r>
-    </w:p>
-    <w:p>
-      <w:pPr>
-        <w:pStyle w:val="TextId"/>
-        <w:keepNext/>
-        <w:keepLines/>
-      </w:pPr>
-      <w:r>
-        <w:t xml:space="preserve">messages.donationHco</w:t>
-      </w:r>
-    </w:p>
-    <w:p>
-      <w:pPr>
-        <w:pStyle w:val="CheckerText"/>
-        <w:keepNext/>
-      </w:pPr>
-      <w:r>
-        <w:t xml:space="preserve">A </w:t>
-      </w:r>
-      <w:r>
-        <w:rPr>
-          <w:color w:val="60269E"/>
-          <w:u w:val="dotted" w:color="60269E"/>
-        </w:rPr>
-        <w:t xml:space="preserve">Charitable Donation</w:t>
-      </w:r>
-      <w:r>
-        <w:t xml:space="preserve"> may not support the general running of a hospital or other </w:t>
-      </w:r>
-      <w:r>
-        <w:rPr>
-          <w:color w:val="60269E"/>
-          <w:u w:val="dotted" w:color="60269E"/>
-        </w:rPr>
-        <w:t xml:space="preserve">Healthcare Organisation</w:t>
-      </w:r>
-      <w:r>
-        <w:t xml:space="preserve"> (</w:t>
-      </w:r>
-      <w:r>
-        <w:rPr>
-          <w:color w:val="007A86"/>
-          <w:u w:val="single" w:color="0099A7"/>
-        </w:rPr>
-        <w:t xml:space="preserve">Q&amp;A 26</w:t>
-      </w:r>
-      <w:r>
-        <w:t xml:space="preserve">). A donation to a non-profit hospital is possible only in documented </w:t>
-      </w:r>
-      <w:r>
-        <w:rPr>
-          <w:color w:val="60269E"/>
-          <w:u w:val="dotted" w:color="60269E"/>
-        </w:rPr>
-        <w:t xml:space="preserve">Financial Hardship</w:t>
-      </w:r>
-      <w:r>
-        <w:t xml:space="preserve">, for specific needs identified in advance that benefit patients, or where national law explicitly permits it (</w:t>
-      </w:r>
-      <w:r>
-        <w:rPr>
-          <w:color w:val="007A86"/>
-          <w:u w:val="single" w:color="0099A7"/>
-        </w:rPr>
-        <w:t xml:space="preserve">Chapter 4, Section 2</w:t>
-      </w:r>
-      <w:r>
-        <w:t xml:space="preserve">).</w:t>
-      </w:r>
-    </w:p>
-    <w:p>
-      <w:pPr>
-        <w:pStyle w:val="Note"/>
-        <w:keepNext w:val="false"/>
-      </w:pPr>
-      <w:r>
-        <w:rPr>
-          <w:b/>
-          <w:bCs/>
-          <w:color w:val="475569"/>
-        </w:rPr>
-        <w:t xml:space="preserve">Shown when: </w:t>
-      </w:r>
-      <w:r>
-        <w:rPr>
-          <w:color w:val="475569"/>
-          <w:sz w:val="18"/>
-          <w:szCs w:val="18"/>
-        </w:rPr>
-        <w:t xml:space="preserve">The donation would go to a hospital or other Healthcare Organisation. Outcome: Needs internal review.</w:t>
-      </w:r>
-    </w:p>
-    <w:p>
-      <w:pPr>
-        <w:pStyle w:val="TextId"/>
-        <w:keepNext/>
-        <w:keepLines/>
-      </w:pPr>
-      <w:r>
-        <w:t xml:space="preserve">messages.donationHcpCharity</w:t>
-      </w:r>
-    </w:p>
-    <w:p>
-      <w:pPr>
-        <w:pStyle w:val="CheckerText"/>
-        <w:keepNext/>
-      </w:pPr>
-      <w:r>
-        <w:t xml:space="preserve">The company may not support an </w:t>
-      </w:r>
-      <w:r>
-        <w:rPr>
-          <w:color w:val="60269E"/>
-          <w:u w:val="dotted" w:color="60269E"/>
-        </w:rPr>
-        <w:t xml:space="preserve">HCP</w:t>
-      </w:r>
-      <w:r>
-        <w:t xml:space="preserve">’s favourite charity at the HCP’s request, whatever the reason (</w:t>
-      </w:r>
-      <w:r>
-        <w:rPr>
-          <w:color w:val="007A86"/>
-          <w:u w:val="single" w:color="0099A7"/>
-        </w:rPr>
-        <w:t xml:space="preserve">Q&amp;A 28</w:t>
-      </w:r>
-      <w:r>
-        <w:t xml:space="preserve">).</w:t>
-      </w:r>
-    </w:p>
-    <w:p>
-      <w:pPr>
-        <w:pStyle w:val="Note"/>
-        <w:keepNext w:val="false"/>
-      </w:pPr>
-      <w:r>
-        <w:rPr>
-          <w:b/>
-          <w:bCs/>
-          <w:color w:val="475569"/>
-        </w:rPr>
-        <w:t xml:space="preserve">Shown when: </w:t>
-      </w:r>
-      <w:r>
-        <w:rPr>
-          <w:color w:val="475569"/>
-          <w:sz w:val="18"/>
-          <w:szCs w:val="18"/>
-        </w:rPr>
-        <w:t xml:space="preserve">The donation would go to a charity chosen by an HCP. Outcome: Not permitted.</w:t>
-      </w:r>
-    </w:p>
-    <w:p>
-      <w:pPr>
-        <w:pStyle w:val="TextId"/>
-        <w:keepNext/>
-        <w:keepLines/>
-      </w:pPr>
-      <w:r>
-        <w:t xml:space="preserve">messages.fundraiserHcps</w:t>
-      </w:r>
-    </w:p>
-    <w:p>
-      <w:pPr>
-        <w:pStyle w:val="CheckerText"/>
-        <w:keepNext/>
-      </w:pPr>
-      <w:r>
-        <w:t xml:space="preserve">At a fundraising event, the company may use its tickets for its own employees, but may not invite </w:t>
-      </w:r>
-      <w:r>
-        <w:rPr>
-          <w:color w:val="60269E"/>
-          <w:u w:val="dotted" w:color="60269E"/>
-        </w:rPr>
-        <w:t xml:space="preserve">HCPs</w:t>
-      </w:r>
-      <w:r>
-        <w:t xml:space="preserve"> at its expense or suggest HCPs for the organiser to invite (</w:t>
-      </w:r>
-      <w:r>
-        <w:rPr>
-          <w:color w:val="007A86"/>
-          <w:u w:val="single" w:color="0099A7"/>
-        </w:rPr>
-        <w:t xml:space="preserve">Chapter 4, Section 2</w:t>
-      </w:r>
-      <w:r>
-        <w:t xml:space="preserve">).</w:t>
-      </w:r>
-    </w:p>
-    <w:p>
-      <w:pPr>
-        <w:pStyle w:val="Note"/>
-        <w:keepNext w:val="false"/>
-      </w:pPr>
-      <w:r>
-        <w:rPr>
-          <w:b/>
-          <w:bCs/>
-          <w:color w:val="475569"/>
-        </w:rPr>
-        <w:t xml:space="preserve">Shown when: </w:t>
-      </w:r>
-      <w:r>
-        <w:rPr>
-          <w:color w:val="475569"/>
-          <w:sz w:val="18"/>
-          <w:szCs w:val="18"/>
-        </w:rPr>
-        <w:t xml:space="preserve">The company would invite HCPs to a fundraiser at its expense, or suggest HCPs to invite. Outcome: Not permitted as proposed.</w:t>
-      </w:r>
-    </w:p>
-    <w:p>
-      <w:pPr>
-        <w:pStyle w:val="Heading2"/>
-      </w:pPr>
-      <w:bookmarkStart w:name="h82" w:id="82"/>
-      <w:r>
-        <w:t xml:space="preserve">7.13 Virtual and hybrid Events</w:t>
-      </w:r>
-      <w:bookmarkEnd w:id="82"/>
-    </w:p>
-    <w:p>
-      <w:pPr>
-        <w:pStyle w:val="TextId"/>
-        <w:keepNext/>
-        <w:keepLines/>
-      </w:pPr>
-      <w:r>
-        <w:t xml:space="preserve">messages.virtualNoCvs</w:t>
-      </w:r>
-    </w:p>
-    <w:p>
-      <w:pPr>
-        <w:pStyle w:val="CheckerText"/>
-        <w:keepNext/>
-      </w:pPr>
-      <w:r>
-        <w:rPr>
-          <w:color w:val="60269E"/>
-          <w:u w:val="dotted" w:color="60269E"/>
-        </w:rPr>
-        <w:t xml:space="preserve">Virtual Events</w:t>
-      </w:r>
-      <w:r>
-        <w:t xml:space="preserve"> are not subject to </w:t>
-      </w:r>
-      <w:r>
-        <w:rPr>
-          <w:color w:val="60269E"/>
-          <w:u w:val="dotted" w:color="60269E"/>
-        </w:rPr>
-        <w:t xml:space="preserve">CVS</w:t>
-      </w:r>
-      <w:r>
-        <w:t xml:space="preserve"> (MedTech Europe Virtual Events Guidance). The rules of Chapters </w:t>
-      </w:r>
-      <w:r>
-        <w:rPr>
-          <w:color w:val="007A86"/>
-          <w:u w:val="single" w:color="0099A7"/>
-        </w:rPr>
-        <w:t xml:space="preserve">1</w:t>
-      </w:r>
-      <w:r>
-        <w:t xml:space="preserve">, </w:t>
-      </w:r>
-      <w:r>
-        <w:rPr>
-          <w:color w:val="007A86"/>
-          <w:u w:val="single" w:color="0099A7"/>
-        </w:rPr>
-        <w:t xml:space="preserve">2</w:t>
-      </w:r>
-      <w:r>
-        <w:t xml:space="preserve">, </w:t>
-      </w:r>
-      <w:r>
-        <w:rPr>
-          <w:color w:val="007A86"/>
-          <w:u w:val="single" w:color="0099A7"/>
-        </w:rPr>
-        <w:t xml:space="preserve">3</w:t>
-      </w:r>
-      <w:r>
-        <w:t xml:space="preserve"> and </w:t>
-      </w:r>
-      <w:r>
-        <w:rPr>
-          <w:color w:val="007A86"/>
-          <w:u w:val="single" w:color="0099A7"/>
-        </w:rPr>
-        <w:t xml:space="preserve">4</w:t>
-      </w:r>
-      <w:r>
-        <w:t xml:space="preserve"> still apply (</w:t>
-      </w:r>
-      <w:r>
-        <w:rPr>
-          <w:color w:val="007A86"/>
-          <w:u w:val="single" w:color="0099A7"/>
-        </w:rPr>
-        <w:t xml:space="preserve">Chapter 1, Section 7</w:t>
-      </w:r>
-      <w:r>
-        <w:t xml:space="preserve">).</w:t>
-      </w:r>
-    </w:p>
-    <w:p>
-      <w:pPr>
-        <w:pStyle w:val="Note"/>
-        <w:keepNext w:val="false"/>
-      </w:pPr>
-      <w:r>
-        <w:rPr>
-          <w:b/>
-          <w:bCs/>
-          <w:color w:val="475569"/>
-        </w:rPr>
-        <w:t xml:space="preserve">Shown when: </w:t>
-      </w:r>
-      <w:r>
-        <w:rPr>
-          <w:color w:val="475569"/>
-          <w:sz w:val="18"/>
-          <w:szCs w:val="18"/>
-        </w:rPr>
-        <w:t xml:space="preserve">Any support for a third-party Event held online only.</w:t>
-      </w:r>
-    </w:p>
-    <w:p>
-      <w:pPr>
-        <w:pStyle w:val="TextId"/>
-        <w:keepNext/>
-        <w:keepLines/>
-      </w:pPr>
-      <w:r>
-        <w:t xml:space="preserve">messages.hybridIsInPerson</w:t>
-      </w:r>
-    </w:p>
-    <w:p>
-      <w:pPr>
-        <w:pStyle w:val="CheckerText"/>
-        <w:keepNext/>
-      </w:pPr>
-      <w:r>
-        <w:t xml:space="preserve">A hybrid </w:t>
-      </w:r>
-      <w:r>
-        <w:rPr>
-          <w:color w:val="60269E"/>
-          <w:u w:val="dotted" w:color="60269E"/>
-        </w:rPr>
-        <w:t xml:space="preserve">Event</w:t>
-      </w:r>
-      <w:r>
-        <w:t xml:space="preserve"> is an in-person Event: broadcasting its sessions does not make it a </w:t>
-      </w:r>
-      <w:r>
-        <w:rPr>
-          <w:color w:val="60269E"/>
-          <w:u w:val="dotted" w:color="60269E"/>
-        </w:rPr>
-        <w:t xml:space="preserve">Virtual Event</w:t>
-      </w:r>
-      <w:r>
-        <w:t xml:space="preserve">, so all the rules for in-person Events apply, including </w:t>
-      </w:r>
-      <w:r>
-        <w:rPr>
-          <w:color w:val="60269E"/>
-          <w:u w:val="dotted" w:color="60269E"/>
-        </w:rPr>
-        <w:t xml:space="preserve">CVS</w:t>
-      </w:r>
-      <w:r>
-        <w:t xml:space="preserve">.</w:t>
-      </w:r>
-    </w:p>
-    <w:p>
-      <w:pPr>
-        <w:pStyle w:val="Note"/>
-        <w:keepNext w:val="false"/>
-      </w:pPr>
-      <w:r>
-        <w:rPr>
-          <w:b/>
-          <w:bCs/>
-          <w:color w:val="475569"/>
-        </w:rPr>
-        <w:t xml:space="preserve">Shown when: </w:t>
-      </w:r>
-      <w:r>
-        <w:rPr>
-          <w:color w:val="475569"/>
-          <w:sz w:val="18"/>
-          <w:szCs w:val="18"/>
-        </w:rPr>
-        <w:t xml:space="preserve">Any support for a third-party Event held as a hybrid Event.</w:t>
-      </w:r>
-    </w:p>
-    <w:p>
-      <w:pPr>
-        <w:pStyle w:val="Heading2"/>
-      </w:pPr>
-      <w:bookmarkStart w:name="h83" w:id="83"/>
-      <w:r>
-        <w:t xml:space="preserve">7.14 The “CVS position” box</w:t>
-      </w:r>
-      <w:bookmarkEnd w:id="83"/>
-    </w:p>
-    <w:p>
-      <w:pPr>
-        <w:pStyle w:val="TextId"/>
-        <w:keepNext/>
-        <w:keepLines/>
-      </w:pPr>
-      <w:r>
-        <w:t xml:space="preserve">messages.cvsRequired</w:t>
-      </w:r>
-    </w:p>
-    <w:p>
-      <w:pPr>
-        <w:pStyle w:val="CheckerText"/>
-        <w:keepNext/>
-      </w:pPr>
-      <w:r>
-        <w:t xml:space="preserve">This support needs a positive </w:t>
-      </w:r>
-      <w:r>
-        <w:rPr>
-          <w:color w:val="60269E"/>
-          <w:u w:val="dotted" w:color="60269E"/>
-        </w:rPr>
-        <w:t xml:space="preserve">CVS</w:t>
-      </w:r>
-      <w:r>
-        <w:t xml:space="preserve"> decision before anything is provided. CVS decisions are binding on all </w:t>
-      </w:r>
-      <w:r>
-        <w:rPr>
-          <w:color w:val="60269E"/>
-          <w:u w:val="dotted" w:color="60269E"/>
-        </w:rPr>
-        <w:t xml:space="preserve">Member Companies</w:t>
-      </w:r>
-      <w:r>
-        <w:t xml:space="preserve">.</w:t>
-      </w:r>
-    </w:p>
-    <w:p>
-      <w:pPr>
-        <w:pStyle w:val="Note"/>
-        <w:keepNext w:val="false"/>
-      </w:pPr>
-      <w:r>
-        <w:rPr>
-          <w:b/>
-          <w:bCs/>
-          <w:color w:val="475569"/>
-        </w:rPr>
-        <w:t xml:space="preserve">Shown when: </w:t>
-      </w:r>
-      <w:r>
-        <w:rPr>
-          <w:color w:val="475569"/>
-          <w:sz w:val="18"/>
-          <w:szCs w:val="18"/>
-        </w:rPr>
-        <w:t xml:space="preserve">“CVS position” box: the support needs a positive CVS decision.</w:t>
-      </w:r>
-    </w:p>
-    <w:p>
-      <w:pPr>
-        <w:pStyle w:val="TextId"/>
-        <w:keepNext/>
-        <w:keepLines/>
-      </w:pPr>
-      <w:r>
-        <w:t xml:space="preserve">messages.cvsNotRequired</w:t>
-      </w:r>
-    </w:p>
-    <w:p>
-      <w:pPr>
-        <w:pStyle w:val="CheckerText"/>
-        <w:keepNext/>
-      </w:pPr>
-      <w:r>
-        <w:t xml:space="preserve">This support does not need a </w:t>
-      </w:r>
-      <w:r>
-        <w:rPr>
-          <w:color w:val="60269E"/>
-          <w:u w:val="dotted" w:color="60269E"/>
-        </w:rPr>
-        <w:t xml:space="preserve">CVS</w:t>
-      </w:r>
-      <w:r>
-        <w:t xml:space="preserve"> decision on the answers given. </w:t>
-      </w:r>
-      <w:r>
-        <w:rPr>
-          <w:color w:val="007A86"/>
-          <w:u w:val="single" w:color="0099A7"/>
-        </w:rPr>
-        <w:t xml:space="preserve">Chapter 1</w:t>
-      </w:r>
-      <w:r>
-        <w:t xml:space="preserve"> and local rules still apply.</w:t>
-      </w:r>
-    </w:p>
-    <w:p>
-      <w:pPr>
-        <w:pStyle w:val="Note"/>
-        <w:keepNext w:val="false"/>
-      </w:pPr>
-      <w:r>
-        <w:rPr>
-          <w:b/>
-          <w:bCs/>
-          <w:color w:val="475569"/>
-        </w:rPr>
-        <w:t xml:space="preserve">Shown when: </w:t>
-      </w:r>
-      <w:r>
-        <w:rPr>
-          <w:color w:val="475569"/>
-          <w:sz w:val="18"/>
-          <w:szCs w:val="18"/>
-        </w:rPr>
-        <w:t xml:space="preserve">“CVS position” box: no CVS decision is needed, for example for a national Event, an online Event, or support that Annex I allows without one.</w:t>
-      </w:r>
-    </w:p>
-    <w:p>
-      <w:pPr>
-        <w:pStyle w:val="TextId"/>
-        <w:keepNext/>
-        <w:keepLines/>
-      </w:pPr>
-      <w:r>
-        <w:t xml:space="preserve">messages.cvsInternal</w:t>
-      </w:r>
-    </w:p>
-    <w:p>
-      <w:pPr>
-        <w:pStyle w:val="CheckerText"/>
-        <w:keepNext/>
-      </w:pPr>
-      <w:r>
-        <w:rPr>
-          <w:color w:val="007A86"/>
-          <w:u w:val="single" w:color="0099A7"/>
-        </w:rPr>
-        <w:t xml:space="preserve">Annex I</w:t>
-      </w:r>
-      <w:r>
-        <w:t xml:space="preserve"> requires the company’s prior internal review instead of a </w:t>
-      </w:r>
-      <w:r>
-        <w:rPr>
-          <w:color w:val="60269E"/>
-          <w:u w:val="dotted" w:color="60269E"/>
-        </w:rPr>
-        <w:t xml:space="preserve">CVS</w:t>
-      </w:r>
-      <w:r>
-        <w:t xml:space="preserve"> decision.</w:t>
-      </w:r>
-    </w:p>
-    <w:p>
-      <w:pPr>
-        <w:pStyle w:val="Note"/>
-        <w:keepNext w:val="false"/>
-      </w:pPr>
-      <w:r>
-        <w:rPr>
-          <w:b/>
-          <w:bCs/>
-          <w:color w:val="475569"/>
-        </w:rPr>
-        <w:t xml:space="preserve">Shown when: </w:t>
-      </w:r>
-      <w:r>
-        <w:rPr>
-          <w:color w:val="475569"/>
-          <w:sz w:val="18"/>
-          <w:szCs w:val="18"/>
-        </w:rPr>
-        <w:t xml:space="preserve">“CVS position” box: company employees or representatives, or a booth at an Event held in person outside the Area with no HCPs from the Area.</w:t>
-      </w:r>
-    </w:p>
-    <w:p>
-      <w:pPr>
-        <w:pStyle w:val="TextId"/>
-        <w:keepNext/>
-        <w:keepLines/>
-      </w:pPr>
-      <w:r>
-        <w:t xml:space="preserve">messages.cvsUnknown</w:t>
-      </w:r>
-    </w:p>
-    <w:p>
-      <w:pPr>
-        <w:pStyle w:val="CheckerText"/>
-        <w:keepNext/>
-      </w:pPr>
-      <w:r>
-        <w:t xml:space="preserve">Whether a </w:t>
-      </w:r>
-      <w:r>
-        <w:rPr>
-          <w:color w:val="60269E"/>
-          <w:u w:val="dotted" w:color="60269E"/>
-        </w:rPr>
-        <w:t xml:space="preserve">CVS</w:t>
-      </w:r>
-      <w:r>
-        <w:t xml:space="preserve"> decision is needed depends on facts still to be confirmed.</w:t>
-      </w:r>
-    </w:p>
-    <w:p>
-      <w:pPr>
-        <w:pStyle w:val="Note"/>
-        <w:keepNext w:val="false"/>
-      </w:pPr>
-      <w:r>
-        <w:rPr>
-          <w:b/>
-          <w:bCs/>
-          <w:color w:val="475569"/>
-        </w:rPr>
-        <w:t xml:space="preserve">Shown when: </w:t>
-      </w:r>
-      <w:r>
-        <w:rPr>
-          <w:color w:val="475569"/>
-          <w:sz w:val="18"/>
-          <w:szCs w:val="18"/>
-        </w:rPr>
-        <w:t xml:space="preserve">“CVS position” box: the need depends on facts still unknown, for example Delegates that Annex I does not classify.</w:t>
+        <w:t xml:space="preserve">“CVS position” box: the need depends on facts still unknown, for example where the Delegates come from.</w:t>
       </w:r>
     </w:p>
     <w:p>
@@ -43006,7 +43704,7 @@
           <w:sz w:val="18"/>
           <w:szCs w:val="18"/>
         </w:rPr>
-        <w:t xml:space="preserve">The support needs a CVS decision (or Mecomed’s vetting, or its audience is one Annex I does not classify) and the status is Not Compliant. Outcome: Not permitted.</w:t>
+        <w:t xml:space="preserve">The support needs a CVS decision (or Mecomed’s vetting) and the status is Not Compliant. Outcome: Not permitted.</w:t>
       </w:r>
     </w:p>
     <w:p>
@@ -43651,8 +44349,6 @@
       <w:commentRangeEnd w:id="1"/>
       <w:r>
         <w:commentReference w:id="1"/>
-      </w:r>
-      <w:r>
         <w:t xml:space="preserve">, which is binding on all </w:t>
       </w:r>
       <w:r>
@@ -48433,18 +49129,7 @@
         <w:keepNext/>
       </w:pPr>
       <w:r>
-        <w:t xml:space="preserve">The MedTech Europe Geographic Area covers the countries of the European Economic Area and the other countries where Member Associations are located (Annex III), including the countries covered by Mecomed. </w:t>
-      </w:r>
-      <w:commentRangeStart w:id="3"/>
-      <w:r>
-        <w:t xml:space="preserve">For Events in countries covered by Mecomed, CVS applies Mecomed’s guidelines.</w:t>
-      </w:r>
-      <w:commentRangeEnd w:id="3"/>
-      <w:r>
-        <w:commentReference w:id="3"/>
-      </w:r>
-      <w:r>
-        <w:t xml:space="preserve"> A hybrid Event, held in person with sessions also broadcast online, counts as held in person.</w:t>
+        <w:t xml:space="preserve">The MedTech Europe Geographic Area covers the countries of the European Economic Area and the other countries where Member Associations are located (Annex III), including the countries covered by Mecomed. For Events in countries covered by Mecomed, CVS applies Mecomed’s guidelines, whose scope covers national and regional Events as well as international ones. A hybrid Event, held in person with sessions also broadcast online, counts as held in person.</w:t>
       </w:r>
     </w:p>
     <w:p>
@@ -48459,7 +49144,7 @@
         <w:t xml:space="preserve">○  </w:t>
       </w:r>
       <w:r>
-        <w:t xml:space="preserve">In the MedTech Europe Geographic Area</w:t>
+        <w:t xml:space="preserve">In the MedTech Europe Geographic Area, outside the countries covered by Mecomed</w:t>
       </w:r>
       <w:r>
         <w:rPr>
@@ -48482,7 +49167,7 @@
         <w:t xml:space="preserve">○  </w:t>
       </w:r>
       <w:r>
-        <w:t xml:space="preserve">Outside the MedTech Europe Geographic Area</w:t>
+        <w:t xml:space="preserve">In a country covered by Mecomed (Africa excluding South Africa, the Middle East, Iran, Pakistan)</w:t>
       </w:r>
       <w:r>
         <w:rPr>
@@ -48490,7 +49175,7 @@
           <w:sz w:val="15"/>
           <w:szCs w:val="15"/>
         </w:rPr>
-        <w:t xml:space="preserve">   → HCPs from the Area attending (9.2)</w:t>
+        <w:t xml:space="preserve">   → Mecomed’s exemptions (9.2)</w:t>
       </w:r>
     </w:p>
     <w:p>
@@ -48505,7 +49190,7 @@
         <w:t xml:space="preserve">○  </w:t>
       </w:r>
       <w:r>
-        <w:t xml:space="preserve">Online only (a Virtual Event)</w:t>
+        <w:t xml:space="preserve">Outside the MedTech Europe Geographic Area</w:t>
       </w:r>
       <w:r>
         <w:rPr>
@@ -48513,25 +49198,48 @@
           <w:sz w:val="15"/>
           <w:szCs w:val="15"/>
         </w:rPr>
-        <w:t xml:space="preserve">   → What the company plans to provide (9.3)</w:t>
-      </w:r>
-    </w:p>
-    <w:p>
-      <w:pPr>
-        <w:pStyle w:val="TextId"/>
-        <w:keepNext/>
-        <w:keepLines/>
-      </w:pPr>
-      <w:r>
-        <w:t xml:space="preserve">nodes[q_audience]</w:t>
-      </w:r>
-      <w:r>
-        <w:rPr>
-          <w:rFonts w:ascii="Arial" w:cs="Arial" w:eastAsia="Arial" w:hAnsi="Arial"/>
+        <w:t xml:space="preserve">   → HCPs from the Area supported (9.2)</w:t>
+      </w:r>
+    </w:p>
+    <w:p>
+      <w:pPr>
+        <w:pStyle w:val="CheckerText"/>
+        <w:keepNext/>
+      </w:pPr>
+      <w:r>
+        <w:rPr>
+          <w:color w:val="7654A1"/>
+        </w:rPr>
+        <w:t xml:space="preserve">○  </w:t>
+      </w:r>
+      <w:r>
+        <w:t xml:space="preserve">Online only (a Virtual Event)</w:t>
+      </w:r>
+      <w:r>
+        <w:rPr>
           <w:color w:val="64748B"/>
           <w:sz w:val="15"/>
           <w:szCs w:val="15"/>
         </w:rPr>
+        <w:t xml:space="preserve">   → What the company plans to provide (9.3)</w:t>
+      </w:r>
+    </w:p>
+    <w:p>
+      <w:pPr>
+        <w:pStyle w:val="TextId"/>
+        <w:keepNext/>
+        <w:keepLines/>
+      </w:pPr>
+      <w:r>
+        <w:t xml:space="preserve">nodes[q_audience]</w:t>
+      </w:r>
+      <w:r>
+        <w:rPr>
+          <w:rFonts w:ascii="Arial" w:cs="Arial" w:eastAsia="Arial" w:hAnsi="Arial"/>
+          <w:color w:val="64748B"/>
+          <w:sz w:val="15"/>
+          <w:szCs w:val="15"/>
+        </w:rPr>
         <w:t xml:space="preserve">  ·  text, helpText, options</w:t>
       </w:r>
     </w:p>
@@ -48623,7 +49331,7 @@
           <w:sz w:val="15"/>
           <w:szCs w:val="15"/>
         </w:rPr>
-        <w:t xml:space="preserve">   → More Information Needed (grey), result 12 (9.4)</w:t>
+        <w:t xml:space="preserve">   → What the company plans to provide (9.3)</w:t>
       </w:r>
     </w:p>
     <w:p>
@@ -48678,7 +49386,7 @@
           <w:b/>
           <w:bCs/>
         </w:rPr>
-        <w:t xml:space="preserve">Will HCPs registered and practising in the MedTech Europe Geographic Area attend the Event, as speakers or Delegates?</w:t>
+        <w:t xml:space="preserve">Will Member Companies support HCPs registered and practising in the MedTech Europe Geographic Area to attend the Event, for example through a grant that funds their attendance or a consultancy agreement as a speaker?</w:t>
       </w:r>
     </w:p>
     <w:p>
@@ -48687,7 +49395,7 @@
         <w:keepNext/>
       </w:pPr>
       <w:r>
-        <w:t xml:space="preserve">The Code applies to interactions with HCPs and Healthcare Organisations from the Area wherever the Event takes place.</w:t>
+        <w:t xml:space="preserve">For an Event held outside the Area, what matters is whether Member Companies support the attendance of HCPs from the Area, not whether such HCPs attend at their own cost (Annex I, footnote 3). The Code applies to interactions with HCPs and Healthcare Organisations from the Area wherever the Event takes place.</w:t>
       </w:r>
     </w:p>
     <w:p>
@@ -48871,6 +49579,139 @@
     </w:p>
     <w:p>
       <w:pPr>
+        <w:pStyle w:val="TextId"/>
+        <w:keepNext/>
+        <w:keepLines/>
+      </w:pPr>
+      <w:r>
+        <w:t xml:space="preserve">nodes[q_mecomed_exempt]</w:t>
+      </w:r>
+      <w:r>
+        <w:rPr>
+          <w:rFonts w:ascii="Arial" w:cs="Arial" w:eastAsia="Arial" w:hAnsi="Arial"/>
+          <w:color w:val="64748B"/>
+          <w:sz w:val="15"/>
+          <w:szCs w:val="15"/>
+        </w:rPr>
+        <w:t xml:space="preserve">  ·  text, helpText, options</w:t>
+      </w:r>
+    </w:p>
+    <w:p>
+      <w:pPr>
+        <w:pStyle w:val="CheckerText"/>
+        <w:keepNext/>
+      </w:pPr>
+      <w:r>
+        <w:rPr>
+          <w:b/>
+          <w:bCs/>
+        </w:rPr>
+        <w:t xml:space="preserve">Is the Event one of those that Mecomed exempts from CVS?</w:t>
+      </w:r>
+    </w:p>
+    <w:p>
+      <w:pPr>
+        <w:pStyle w:val="CheckerText"/>
+        <w:keepNext/>
+      </w:pPr>
+      <w:r>
+        <w:t xml:space="preserve">Mecomed’s CVS covers international, regional and national Third Party Educational Events. A local in-institution activity is exempt only if all its conditions are met.</w:t>
+      </w:r>
+    </w:p>
+    <w:p>
+      <w:pPr>
+        <w:pStyle w:val="CheckerText"/>
+        <w:keepNext/>
+      </w:pPr>
+      <w:r>
+        <w:rPr>
+          <w:color w:val="7654A1"/>
+        </w:rPr>
+        <w:t xml:space="preserve">○  </w:t>
+      </w:r>
+      <w:r>
+        <w:t xml:space="preserve">A local in-institution activity: organised by an HCO on its own premises, with medical education for its own HCPs, no registration fees, no travel or accommodation costs, and any support given to the HCO, not to individual HCPs</w:t>
+      </w:r>
+      <w:r>
+        <w:rPr>
+          <w:color w:val="64748B"/>
+          <w:sz w:val="15"/>
+          <w:szCs w:val="15"/>
+        </w:rPr>
+        <w:t xml:space="preserve">   → CVS Assessment Not Required (teal), result 15 (9.4)</w:t>
+      </w:r>
+    </w:p>
+    <w:p>
+      <w:pPr>
+        <w:pStyle w:val="CheckerText"/>
+        <w:keepNext/>
+      </w:pPr>
+      <w:r>
+        <w:rPr>
+          <w:color w:val="7654A1"/>
+        </w:rPr>
+        <w:t xml:space="preserve">○  </w:t>
+      </w:r>
+      <w:r>
+        <w:t xml:space="preserve">A public awareness campaign for patients or the public, with no session addressed to HCPs</w:t>
+      </w:r>
+      <w:r>
+        <w:rPr>
+          <w:color w:val="64748B"/>
+          <w:sz w:val="15"/>
+          <w:szCs w:val="15"/>
+        </w:rPr>
+        <w:t xml:space="preserve">   → CVS Assessment Not Required (teal), result 15 (9.4)</w:t>
+      </w:r>
+    </w:p>
+    <w:p>
+      <w:pPr>
+        <w:pStyle w:val="CheckerText"/>
+        <w:keepNext/>
+      </w:pPr>
+      <w:r>
+        <w:rPr>
+          <w:color w:val="7654A1"/>
+        </w:rPr>
+        <w:t xml:space="preserve">○  </w:t>
+      </w:r>
+      <w:r>
+        <w:t xml:space="preserve">No, neither of these</w:t>
+      </w:r>
+      <w:r>
+        <w:rPr>
+          <w:color w:val="64748B"/>
+          <w:sz w:val="15"/>
+          <w:szCs w:val="15"/>
+        </w:rPr>
+        <w:t xml:space="preserve">   → What the company plans to provide (9.3)</w:t>
+      </w:r>
+    </w:p>
+    <w:p>
+      <w:pPr>
+        <w:pStyle w:val="CheckerText"/>
+        <w:keepNext/>
+      </w:pPr>
+      <w:r>
+        <w:rPr>
+          <w:color w:val="7654A1"/>
+        </w:rPr>
+        <w:t xml:space="preserve">○  </w:t>
+      </w:r>
+      <w:r>
+        <w:t xml:space="preserve">I don’t know</w:t>
+      </w:r>
+      <w:r>
+        <w:rPr>
+          <w:color w:val="64748B"/>
+          <w:sz w:val="15"/>
+          <w:szCs w:val="15"/>
+        </w:rPr>
+        <w:t xml:space="preserve">   → More Information Needed (grey), result 13 (9.4)</w:t>
+      </w:r>
+    </w:p>
+    <w:p>
+      <w:pPr>
         <w:pStyle w:val="Heading2"/>
       </w:pPr>
       <w:bookmarkStart w:name="h93" w:id="93"/>
@@ -48884,7 +49725,7 @@
         <w:spacing w:after="120" w:line="276"/>
       </w:pPr>
       <w:r>
-        <w:t xml:space="preserve">The same question, with the same eight answers (the rows of Annex I), is asked in five places, one for each kind of Event; the answer then leads to the result in the table.</w:t>
+        <w:t xml:space="preserve">The same question, with the same eight answers (the rows of Annex I), is asked in seven places, one for each kind of Event (two of them are described under the table); the answer then leads to the result in the table.</w:t>
       </w:r>
     </w:p>
     <w:p>
@@ -48894,7 +49735,7 @@
         <w:keepLines/>
       </w:pPr>
       <w:r>
-        <w:t xml:space="preserve">nodes[q_support_national, q_support_international, q_support_outside_area_hcps, q_support_outside_no_area_hcps, q_support_virtual]</w:t>
+        <w:t xml:space="preserve">nodes[q_support_national, q_support_international, q_support_outside_area_hcps, q_support_outside_no_area_hcps, q_support_virtual, q_support_mixed, q_support_mecomed]</w:t>
       </w:r>
       <w:r>
         <w:rPr>
@@ -51005,6 +51846,14 @@
     </w:tbl>
     <w:p>
       <w:pPr>
+        <w:spacing w:after="120" w:line="276"/>
+      </w:pPr>
+      <w:r>
+        <w:t xml:space="preserve">Two more kinds of Event use the same question. Local HCPs plus HCPs from outside the Area (q_support_mixed) leads as for a National Event, except that result 1 becomes result 12. An Event in a Mecomed country that Mecomed does not exempt (q_support_mecomed) leads as for an International Event in the Area, except that result 2 becomes result 14.</w:t>
+      </w:r>
+    </w:p>
+    <w:p>
+      <w:pPr>
         <w:pStyle w:val="Heading2"/>
       </w:pPr>
       <w:bookmarkStart w:name="h94" w:id="94"/>
@@ -51296,7 +52145,7 @@
         <w:keepNext/>
       </w:pPr>
       <w:r>
-        <w:t xml:space="preserve">Annex I marks this N/A: when no HCPs from the MedTech Europe Geographic Area attend an Event held outside the Area, the Code does not apply to this support, unless the grant goes to a Healthcare Organisation located in the Area. No CVS decision is needed then (Annex I, footnote 5).</w:t>
+        <w:t xml:space="preserve">Annex I marks this N/A: when Member Companies support no HCPs from the MedTech Europe Geographic Area to attend an Event held outside the Area, the Code does not apply to this support, unless the grant goes to a Healthcare Organisation located in the Area. No CVS decision is needed then (Annex I, footnote 5).</w:t>
       </w:r>
     </w:p>
     <w:p>
@@ -51346,7 +52195,7 @@
         <w:keepNext/>
       </w:pPr>
       <w:r>
-        <w:t xml:space="preserve">Annex I marks this N/A: when no HCPs from the MedTech Europe Geographic Area attend an Event held outside the Area, as speakers or Delegates, the Code does not apply to this support.</w:t>
+        <w:t xml:space="preserve">Annex I marks this N/A: when Member Companies support no HCPs from the MedTech Europe Geographic Area, as speakers or Delegates, to attend an Event held outside the Area, the Code does not apply to this support.</w:t>
       </w:r>
     </w:p>
     <w:p>
@@ -51578,7 +52427,7 @@
         <w:keepLines/>
       </w:pPr>
       <w:r>
-        <w:t xml:space="preserve">nodes[res_audience_unclassified]</w:t>
+        <w:t xml:space="preserve">nodes[res_national_mixed]</w:t>
       </w:r>
       <w:r>
         <w:rPr>
@@ -51587,7 +52436,7 @@
           <w:sz w:val="15"/>
           <w:szCs w:val="15"/>
         </w:rPr>
-        <w:t xml:space="preserve">  ·  result 12 · card: More Information Needed (grey)</w:t>
+        <w:t xml:space="preserve">  ·  result 12 · card: CVS Assessment Not Required (teal) · live CVS check: national (9.5)</w:t>
       </w:r>
     </w:p>
     <w:p>
@@ -51596,7 +52445,7 @@
         <w:keepNext/>
       </w:pPr>
       <w:r>
-        <w:t xml:space="preserve">Annex I does not classify this audience, which is neither local HCPs only nor Delegates from at least two countries of the MedTech Europe Geographic Area. Ask CVS whether the Event is within its scope before relying on either position.</w:t>
+        <w:t xml:space="preserve">Formally a national Event: CVS approval is not required, but the Code and local laws and regulations still apply. Because HCPs from outside the Area also attend, it may be worth checking with CVS whether it considers the Event within its scope before relying on this. The company checks the Event itself against the Code, including Chapter 1 (General Criteria for Events).</w:t>
       </w:r>
     </w:p>
     <w:p>
@@ -51618,7 +52467,7 @@
           <w:sz w:val="18"/>
           <w:szCs w:val="18"/>
         </w:rPr>
-        <w:t xml:space="preserve">Annex I</w:t>
+        <w:t xml:space="preserve">Annex I — National Events</w:t>
       </w:r>
     </w:p>
     <w:p>
@@ -51673,32 +52522,52 @@
     </w:p>
     <w:p>
       <w:pPr>
-        <w:pStyle w:val="Heading2"/>
-      </w:pPr>
-      <w:bookmarkStart w:name="h95" w:id="95"/>
-      <w:r>
-        <w:t xml:space="preserve">9.5 The live CVS check</w:t>
-      </w:r>
-      <w:bookmarkEnd w:id="95"/>
-    </w:p>
-    <w:p>
-      <w:pPr>
-        <w:spacing w:after="120" w:line="276"/>
-      </w:pPr>
-      <w:r>
-        <w:t xml:space="preserve">Under the two results that depend on CVS, the user can look the Event up with the checker’s CVS search (its texts are in 2.6). The answer card starts with the result’s own outcome. Once an Event is selected, the text for its status is added under the card’s text, followed by the Event’s name, EMT ID and status, and the card’s heading and colour change as shown. The texts are in the tree’s </w:t>
-      </w:r>
-      <w:r>
-        <w:rPr>
-          <w:rFonts w:ascii="Consolas" w:cs="Consolas" w:eastAsia="Consolas" w:hAnsi="Consolas"/>
-          <w:color w:val="64748B"/>
+        <w:pStyle w:val="TextId"/>
+        <w:keepNext/>
+        <w:keepLines/>
+      </w:pPr>
+      <w:r>
+        <w:t xml:space="preserve">nodes[res_mecomed_cvs]</w:t>
+      </w:r>
+      <w:r>
+        <w:rPr>
+          <w:rFonts w:ascii="Arial" w:cs="Arial" w:eastAsia="Arial" w:hAnsi="Arial"/>
+          <w:color w:val="64748B"/>
+          <w:sz w:val="15"/>
+          <w:szCs w:val="15"/>
+        </w:rPr>
+        <w:t xml:space="preserve">  ·  result 14 · card: Conditional (yellow) · live CVS check: required (9.5)</w:t>
+      </w:r>
+    </w:p>
+    <w:p>
+      <w:pPr>
+        <w:pStyle w:val="CheckerText"/>
+        <w:keepNext/>
+      </w:pPr>
+      <w:r>
+        <w:t xml:space="preserve">Subject to CVS decision under Mecomed’s guidelines, whatever the Event’s audience. The company may provide this support only once CVS has assessed the Event as Compliant.</w:t>
+      </w:r>
+    </w:p>
+    <w:p>
+      <w:pPr>
+        <w:pStyle w:val="Note"/>
+        <w:keepNext w:val="false"/>
+      </w:pPr>
+      <w:r>
+        <w:rPr>
+          <w:b/>
+          <w:bCs/>
+          <w:color w:val="475569"/>
+        </w:rPr>
+        <w:t xml:space="preserve">Reference: </w:t>
+      </w:r>
+      <w:r>
+        <w:rPr>
+          <w:color w:val="475569"/>
           <w:sz w:val="18"/>
           <w:szCs w:val="18"/>
         </w:rPr>
-        <w:t xml:space="preserve">cvsCheck</w:t>
-      </w:r>
-      <w:r>
-        <w:t xml:space="preserve">: statuses are matched to their labels ignoring case, spacing and the kind of dash.</w:t>
+        <w:t xml:space="preserve">Annex III</w:t>
       </w:r>
     </w:p>
     <w:p>
@@ -51708,7 +52577,7 @@
         <w:keepLines/>
       </w:pPr>
       <w:r>
-        <w:t xml:space="preserve">cvsCheck.title</w:t>
+        <w:t xml:space="preserve">nodes[res_mecomed_exempt]</w:t>
       </w:r>
       <w:r>
         <w:rPr>
@@ -51717,6 +52586,86 @@
           <w:sz w:val="15"/>
           <w:szCs w:val="15"/>
         </w:rPr>
+        <w:t xml:space="preserve">  ·  result 15 · card: CVS Assessment Not Required (teal)</w:t>
+      </w:r>
+    </w:p>
+    <w:p>
+      <w:pPr>
+        <w:pStyle w:val="CheckerText"/>
+        <w:keepNext/>
+      </w:pPr>
+      <w:r>
+        <w:t xml:space="preserve">No CVS decision is needed: Mecomed exempts this kind of Event from CVS. The Code and local laws and regulations still apply to the support; the ban on direct sponsorship of HCPs and the internal review of company attendance still apply too.</w:t>
+      </w:r>
+    </w:p>
+    <w:p>
+      <w:pPr>
+        <w:pStyle w:val="Note"/>
+        <w:keepNext w:val="false"/>
+      </w:pPr>
+      <w:r>
+        <w:rPr>
+          <w:b/>
+          <w:bCs/>
+          <w:color w:val="475569"/>
+        </w:rPr>
+        <w:t xml:space="preserve">Reference: </w:t>
+      </w:r>
+      <w:r>
+        <w:rPr>
+          <w:color w:val="475569"/>
+          <w:sz w:val="18"/>
+          <w:szCs w:val="18"/>
+        </w:rPr>
+        <w:t xml:space="preserve">Annex III</w:t>
+      </w:r>
+    </w:p>
+    <w:p>
+      <w:pPr>
+        <w:pStyle w:val="Heading2"/>
+      </w:pPr>
+      <w:bookmarkStart w:name="h95" w:id="95"/>
+      <w:r>
+        <w:t xml:space="preserve">9.5 The live CVS check</w:t>
+      </w:r>
+      <w:bookmarkEnd w:id="95"/>
+    </w:p>
+    <w:p>
+      <w:pPr>
+        <w:spacing w:after="120" w:line="276"/>
+      </w:pPr>
+      <w:r>
+        <w:t xml:space="preserve">Under the results that depend on CVS, the user can look the Event up with the checker’s CVS search (its texts are in 2.6). The answer card starts with the result’s own outcome. Once an Event is selected, the text for its status is added under the card’s text, followed by the Event’s name, EMT ID and status, and the card’s heading and colour change as shown. The texts are in the tree’s </w:t>
+      </w:r>
+      <w:r>
+        <w:rPr>
+          <w:rFonts w:ascii="Consolas" w:cs="Consolas" w:eastAsia="Consolas" w:hAnsi="Consolas"/>
+          <w:color w:val="64748B"/>
+          <w:sz w:val="18"/>
+          <w:szCs w:val="18"/>
+        </w:rPr>
+        <w:t xml:space="preserve">cvsCheck</w:t>
+      </w:r>
+      <w:r>
+        <w:t xml:space="preserve">: statuses are matched to their labels ignoring case, spacing and the kind of dash.</w:t>
+      </w:r>
+    </w:p>
+    <w:p>
+      <w:pPr>
+        <w:pStyle w:val="TextId"/>
+        <w:keepNext/>
+        <w:keepLines/>
+      </w:pPr>
+      <w:r>
+        <w:t xml:space="preserve">cvsCheck.title</w:t>
+      </w:r>
+      <w:r>
+        <w:rPr>
+          <w:rFonts w:ascii="Arial" w:cs="Arial" w:eastAsia="Arial" w:hAnsi="Arial"/>
+          <w:color w:val="64748B"/>
+          <w:sz w:val="15"/>
+          <w:szCs w:val="15"/>
+        </w:rPr>
         <w:t xml:space="preserve">  ·  heading above the search</w:t>
       </w:r>
     </w:p>
@@ -51739,7 +52688,7 @@
       </w:pPr>
       <w:bookmarkStart w:name="h96" w:id="96"/>
       <w:r>
-        <w:t xml:space="preserve">Support that needs a positive CVS decision: result res_subject_to_cvs</w:t>
+        <w:t xml:space="preserve">Support that needs a positive CVS decision: results res_subject_to_cvs and res_mecomed_cvs</w:t>
       </w:r>
       <w:bookmarkEnd w:id="96"/>
     </w:p>
@@ -52757,7 +53706,7 @@
                 <w:sz w:val="16"/>
                 <w:szCs w:val="16"/>
               </w:rPr>
-              <w:t xml:space="preserve">CVS has concluded that the Event is outside its scope, although your answers describe an international Event. Clarify the Event’s audience with the organiser. Being outside CVS scope does not make the support permitted: the Code and local laws and regulations still apply.</w:t>
+              <w:t xml:space="preserve">CVS has concluded that the Event is outside its scope, although your answers place this support within it. Clarify the Event’s audience with the organiser. Being outside CVS scope does not make the support permitted: the Code and local laws and regulations still apply.</w:t>
             </w:r>
           </w:p>
         </w:tc>
@@ -52991,7 +53940,7 @@
       </w:pPr>
       <w:bookmarkStart w:name="h97" w:id="97"/>
       <w:r>
-        <w:t xml:space="preserve">A national Event: result res_national</w:t>
+        <w:t xml:space="preserve">A national Event: results res_national and res_national_mixed</w:t>
       </w:r>
       <w:bookmarkEnd w:id="97"/>
     </w:p>
@@ -53578,7 +54527,7 @@
         <w:spacing w:after="100" w:line="276"/>
       </w:pPr>
       <w:r>
-        <w:t xml:space="preserve">Events in Mecomed countries: the Code applies and permissions are assessed normally; support that CVS vets at international Events needs Mecomed’s vetting, national Events included.</w:t>
+        <w:t xml:space="preserve">Events in Mecomed countries: the Code applies and permissions are assessed normally; support that CVS vets at international Events needs Mecomed’s vetting, national Events included. The Conference Vetting System check follows the same scope, with a question on Mecomed’s exemptions.</w:t>
       </w:r>
     </w:p>
     <w:p>
@@ -53937,68 +54886,6 @@
           </w:p>
         </w:tc>
       </w:tr>
-      <w:tr>
-        <w:trPr>
-          <w:cantSplit/>
-          <w:tblHeader w:val="false"/>
-        </w:trPr>
-        <w:tc>
-          <w:tcPr>
-            <w:tcW w:type="dxa" w:w="2900"/>
-            <w:shd w:fill="FFFFFF" w:color="auto" w:val="clear"/>
-            <w:tcMar>
-              <w:top w:type="dxa" w:w="70"/>
-              <w:left w:type="dxa" w:w="100"/>
-              <w:bottom w:type="dxa" w:w="50"/>
-              <w:right w:type="dxa" w:w="100"/>
-            </w:tcMar>
-            <w:vAlign w:val="top"/>
-          </w:tcPr>
-          <w:p>
-            <w:pPr>
-              <w:keepNext w:val="false"/>
-              <w:spacing w:after="40" w:line="252"/>
-            </w:pPr>
-            <w:r>
-              <w:rPr>
-                <w:b w:val="false"/>
-                <w:bCs w:val="false"/>
-                <w:sz w:val="17"/>
-                <w:szCs w:val="17"/>
-              </w:rPr>
-              <w:t xml:space="preserve">Conference Vetting System check: first question (logic)</w:t>
-            </w:r>
-          </w:p>
-        </w:tc>
-        <w:tc>
-          <w:tcPr>
-            <w:tcW w:type="dxa" w:w="6738"/>
-            <w:shd w:fill="FFFFFF" w:color="auto" w:val="clear"/>
-            <w:tcMar>
-              <w:top w:type="dxa" w:w="70"/>
-              <w:left w:type="dxa" w:w="100"/>
-              <w:bottom w:type="dxa" w:w="50"/>
-              <w:right w:type="dxa" w:w="100"/>
-            </w:tcMar>
-            <w:vAlign w:val="top"/>
-          </w:tcPr>
-          <w:p>
-            <w:pPr>
-              <w:keepNext w:val="false"/>
-              <w:spacing w:after="40" w:line="252"/>
-            </w:pPr>
-            <w:r>
-              <w:rPr>
-                <w:b w:val="false"/>
-                <w:bCs w:val="false"/>
-                <w:sz w:val="17"/>
-                <w:szCs w:val="17"/>
-              </w:rPr>
-              <w:t xml:space="preserve">Logic: the checker now follows Mecomed’s own CVS scope, which covers national Events too. This tree still treats an Event in a Mecomed country like any Event in the Area: a national one gets “CVS approval not required” and, if it is in CVS, the national-Event warning. Give this question a Mecomed option, or say here that national Events in Mecomed countries are vetted too.</w:t>
-            </w:r>
-          </w:p>
-        </w:tc>
-      </w:tr>
     </w:tbl>
     <w:sectPr>
       <w:headerReference w:type="default" r:id="rId7"/>
@@ -54047,17 +54934,6 @@
           <w:szCs w:val="18"/>
         </w:rPr>
         <w:t xml:space="preserve">Not shown anywhere at the moment. It can be deleted.</w:t>
-      </w:r>
-    </w:p>
-  </w:comment>
-  <w:comment w:id="3" w:initials="CL" w:author="Claude" w:date="2026-09-27T09:00:00.000Z">
-    <w:p>
-      <w:r>
-        <w:rPr>
-          <w:sz w:val="18"/>
-          <w:szCs w:val="18"/>
-        </w:rPr>
-        <w:t xml:space="preserve">Logic: the checker now follows Mecomed’s own CVS scope, which covers national Events too. This tree still treats an Event in a Mecomed country like any Event in the Area: a national one gets “CVS approval not required” and, if it is in CVS, the national-Event warning. Give this question a Mecomed option, or say here that national Events in Mecomed countries are vetted too.</w:t>
       </w:r>
     </w:p>
   </w:comment>
